--- a/History/The Dolphins' View of History - Complete Manuscript.docx
+++ b/History/The Dolphins' View of History - Complete Manuscript.docx
@@ -7,6 +7,7 @@
         <w:pStyle w:val="Title"/>
         <w:spacing w:after="200" w:before="2400"/>
         <w:jc w:val="center"/>
+        <w:outlineLvl w:val="0"/>
       </w:pPr>
       <w:r>
         <w:rPr>
@@ -64,6 +65,7 @@
       <w:pPr>
         <w:spacing w:after="200"/>
         <w:jc w:val="center"/>
+        <w:outlineLvl w:val="0"/>
       </w:pPr>
       <w:r>
         <w:rPr>
@@ -893,6 +895,14 @@
         <w:spacing w:after="200"/>
       </w:pPr>
       <w:r>
+        <w:t xml:space="preserve">Fire did one more thing that took stone tools by surprise. At Pinnacle Point on South Africa's coast, toolmakers learned to bury certain stone in a bed of coals for a slow, controlled bake before knapping it, a heat treatment that made silcrete flake more predictably into sharper, thinner blades. The earliest confirmed example dates to around 164,000 years ago. Cooking improved the meal; this improved the knife that helped make the meal possible — heat spent on the tool instead of the dinner, a use nobody, dolphin or human, would have predicted from a species that had only just learned to keep a flame alive.</w:t>
+      </w:r>
+    </w:p>
+    <w:p>
+      <w:pPr>
+        <w:spacing w:after="200"/>
+      </w:pPr>
+      <w:r>
         <w:t xml:space="preserve">Language almost certainly came later and slower than either fire or stone, and dolphins are candid that nobody, human or dolphin, knows exactly when. What is certain is that a species sitting in circles, handling shared tools, teaching a hand axe's proportions to the next generation without a single word written down, already needed something well beyond grunts.</w:t>
       </w:r>
     </w:p>
@@ -1157,6 +1167,14 @@
         <w:spacing w:after="200"/>
       </w:pPr>
       <w:r>
+        <w:t xml:space="preserve">One domestication in this chapter predates all of them and involved no crop whatsoever. Wolves and humans had struck their own bargain some 15,000 years ago, well before the first wheat was ever planted on purpose, arriving uninvited to a chapter otherwise about fields and grain as proof that not every alliance in this book needed a harvest to get started.</w:t>
+      </w:r>
+    </w:p>
+    <w:p>
+      <w:pPr>
+        <w:spacing w:after="200"/>
+      </w:pPr>
+      <w:r>
         <w:t xml:space="preserve">The idea, in full, was: stop following the food, and make the food follow you instead.</w:t>
       </w:r>
     </w:p>
@@ -1589,6 +1607,14 @@
         <w:spacing w:after="200"/>
       </w:pPr>
       <w:r>
+        <w:t xml:space="preserve">This chapter's political inventions extended even to peace. In 1259 BCE, Egypt's Ramesses II and the Hittite king Hattusili III signed what survives as the oldest peace treaty whose full text is still known, ending decades of war between the two great powers of the age and pledging mutual defense and the return of fugitives in language strikingly close to a modern treaty's own. A copy of it hangs today at the United Nations headquarters in New York, a three-thousand-year-old reminder that this species invented the peace treaty in practically the same breath it invented the war worth ending.</w:t>
+      </w:r>
+    </w:p>
+    <w:p>
+      <w:pPr>
+        <w:spacing w:after="200"/>
+      </w:pPr>
+      <w:r>
         <w:t xml:space="preserve">Dolphin historians treat this chapter as a turning point distinct from the tools before it. Fire, stone axes, and farming were all technologies applied to the physical world. Kingship, law, and bureaucracy are technologies applied to other humans.</w:t>
       </w:r>
     </w:p>
@@ -1741,6 +1767,14 @@
         <w:spacing w:after="200"/>
       </w:pPr>
       <w:r>
+        <w:t xml:space="preserve">One of the dynasties riding that tide left a mark still felt in how the country is run today. The Sui dynasty, reunifying China in 581 CE after nearly four centuries of division, introduced the imperial civil service examination: a test of the classical texts, open in principle to any man regardless of birth, that was meant to fill government posts by merit instead of pedigree. Refined and expanded under the Tang and Song dynasties that followed, the exam system ran for well over thirteen hundred years before being abolished in 1905 — the longest-running standardized test in recorded history, and one no aristocrat's son could inherit his way past, however much some of them clearly wished otherwise.</w:t>
+      </w:r>
+    </w:p>
+    <w:p>
+      <w:pPr>
+        <w:spacing w:after="200"/>
+      </w:pPr>
+      <w:r>
         <w:t xml:space="preserve">This pattern — unify, flourish, fracture, reunify — repeats across Chinese history for the next two thousand years with a regularity dolphin scholars compare, only half-jokingly, to a tide.</w:t>
       </w:r>
     </w:p>
@@ -2097,6 +2131,14 @@
         <w:spacing w:after="200"/>
       </w:pPr>
       <w:r>
+        <w:t xml:space="preserve">Early in the Republic's life, around 451-450 BCE, ordinary citizens pressured the aristocratic Senate into publishing the Twelve Tables, Rome's first written law code, inscribed on bronze or wood and displayed in the Forum precisely so a plebeian could no longer be told after the fact what the law had always supposedly said. The tables were blunt and, by modern standards, often brutal, and were revised many times over the centuries that followed — but the principle that law had to be written where the ruled could read it outlived every revision, and outlived the Republic that first wrote it down.</w:t>
+      </w:r>
+    </w:p>
+    <w:p>
+      <w:pPr>
+        <w:spacing w:after="200"/>
+      </w:pPr>
+      <w:r>
         <w:t xml:space="preserve">The system worked, more or less, for nearly five hundred years, before its own success broke it. Conquest brought wealth, slaves, and provinces faster than the Republic's institutions, built for a city-state, could absorb. Ambitious generals commanding personal armies proved more powerful than the Senate nominally in charge of them.</w:t>
       </w:r>
     </w:p>
@@ -2465,6 +2507,14 @@
         <w:spacing w:after="200"/>
       </w:pPr>
       <w:r>
+        <w:t xml:space="preserve">Baghdad's House of Wisdom deserves a name, not just a mention. Al-Khwarizmi worked there in the 9th century and left behind two words still in daily use: algebra, from the title of his book on solving equations, and algorithm, a Latinized version of his own name. Humans, it should be noted, named a basic unit of modern computing after a mathematician from the middle of their allegedly dark age.</w:t>
+      </w:r>
+    </w:p>
+    <w:p>
+      <w:pPr>
+        <w:spacing w:after="200"/>
+      </w:pPr>
+      <w:r>
         <w:t xml:space="preserve">Constantinople alone should have made the label harder to sustain. The emperor Justinian, ruling from 527 to 565, commissioned a systematic compilation of Roman law, the Corpus Juris Civilis, that went on to shape European legal systems for the next fifteen hundred years, and built the Hagia Sophia, completed in 537, whose vast dome remained the largest enclosed interior space anywhere on Earth for the better part of a thousand years.</w:t>
       </w:r>
     </w:p>
@@ -2997,6 +3047,14 @@
         <w:spacing w:after="200"/>
       </w:pPr>
       <w:r>
+        <w:t xml:space="preserve">Inca stonework matched the roads for ambition. At sites like Sacsayhuamán above Cusco and the mountaintop retreat of Machu Picchu, built around 1450 CE for reasons still debated (a royal estate is the leading guess), masons fitted multi-ton stones together without mortar so precisely that a knife blade still cannot slide between the joints, a technique that has helped several Inca walls outlast earthquakes that leveled colonial Spanish buildings raised right beside them centuries later.</w:t>
+      </w:r>
+    </w:p>
+    <w:p>
+      <w:pPr>
+        <w:spacing w:after="200"/>
+      </w:pPr>
+      <w:r>
         <w:t xml:space="preserve">North of Mexico, Cahokia, beside the Mississippi near present-day St. Louis, held perhaps ten to twenty thousand people around 1100 CE and built Monks Mound, an earthwork larger at its base than the Great Pyramid of Giza. In the Amazon basin, farmers engineered dark, fertile soils, terra preta, that are still worked today. Estimates of the population of the whole hemisphere before 1492 run to tens of millions.</w:t>
       </w:r>
     </w:p>
@@ -4141,7 +4199,7 @@
           <w:i/>
           <w:iCs/>
         </w:rPr>
-        <w:t xml:space="preserve">Dolphin historians allow themselves a rare departure from detached amusement here. A dolphin will die defending its calf, its pod, or itself, for reasons any animal would recognize instantly. It will not, and by its nature cannot, be persuaded to die for a flag, a doctrine, or a phrase it was taught to repeat. Of every pattern catalogued in this book, choosing to die for an idea instead of for another living creature is the one dolphin scholarship finds hardest to view with its usual distance, and declines to pretend otherwise here.</w:t>
+        <w:t xml:space="preserve">Dolphin historians allow themselves a rare departure from detached amusement here. A dolphin will die defending its calf, its pod, or itself, for reasons any animal would recognize instantly. It will not, and by its nature cannot, be persuaded to die for a flag, a doctrine, or a phrase it was taught to repeat. Of every pattern cataloged in this book, choosing to die for an idea instead of for another living creature is the one dolphin scholarship finds hardest to view with its usual distance, and declines to pretend otherwise here.</w:t>
       </w:r>
     </w:p>
     <w:p>
@@ -4298,6 +4356,14 @@
     </w:p>
     <w:p>
       <w:pPr>
+        <w:spacing w:after="200"/>
+      </w:pPr>
+      <w:r>
+        <w:t xml:space="preserve">The reckoning with that interruption trailed well behind the recovery. Italy passed no equivalent of Germany's sustained postwar program of formal denazification, and a 1946 amnesty, drafted by the Communist justice minister Palmiro Togliatti with reconciliation, not accountability, in mind, released the great majority of Italians jailed for fascist-era crimes within a few years of the war's end. Many former officials returned quietly to public life, and Italy's own reckoning with the period stayed, for decades, a much quieter conversation than Germany's.</w:t>
+      </w:r>
+    </w:p>
+    <w:p>
+      <w:pPr>
         <w:spacing w:after="100"/>
       </w:pPr>
       <w:r>
@@ -4365,6 +4431,14 @@
         <w:spacing w:after="200"/>
       </w:pPr>
       <w:r>
+        <w:t xml:space="preserve">Convivencia's most famous graduate was born in Córdoba in 1138: Maimonides, a Jewish philosopher and physician who wrote his greatest works in Arabic and went on to shape Jewish, Islamic, and Christian scholastic thought alike, a single career that could not have happened in a Córdoba of only one faith.</w:t>
+      </w:r>
+    </w:p>
+    <w:p>
+      <w:pPr>
+        <w:spacing w:after="200"/>
+      </w:pPr>
+      <w:r>
         <w:t xml:space="preserve">That convivencia ended deliberately. The Reconquista's completion in January 1492, with the fall of Granada, was followed within months by the Alhambra Decree expelling Spain's Jewish population — the same year, not coincidentally, Spain funded the voyage that opened the Americas to European conquest in the chapter on exploration.</w:t>
       </w:r>
     </w:p>
@@ -4521,6 +4595,14 @@
         <w:spacing w:after="200"/>
       </w:pPr>
       <w:r>
+        <w:t xml:space="preserve">The instinct to deny instead of admit had an early, specific test case. In 1940, the Soviet secret police executed some 22,000 Polish military officers and civil servants in the Katyn Forest and elsewhere, then blamed the killings on Nazi Germany for the next five decades; the Soviet state did not admit its own responsibility until 1990, one of the last confessions Gorbachev's own government made before the country that had committed the act ceased to exist.</w:t>
+      </w:r>
+    </w:p>
+    <w:p>
+      <w:pPr>
+        <w:spacing w:after="200"/>
+      </w:pPr>
+      <w:r>
         <w:t xml:space="preserve">The scale of the camps was not widely believed outside the Soviet Union until one of their own survivors made it impossible to ignore. Aleksandr Solzhenitsyn, who had spent eight years in the Gulag himself, smuggled out and published The Gulag Archipelago in 1973, a documented account that cost him his citizenship and his country the last of its outside sympathizers.</w:t>
       </w:r>
     </w:p>
@@ -5189,6 +5271,14 @@
         <w:spacing w:after="200"/>
       </w:pPr>
       <w:r>
+        <w:t xml:space="preserve">The race produced other firsts worth remembering alongside Gagarin's. Laika, a stray dog from the streets of Moscow, became the first animal to orbit Earth aboard Sputnik 2 in November 1957, on a one-way mission whose life-support system was never built to bring her home. Valentina Tereshkova followed in June 1963 as the first woman in space, orbiting Earth 48 times aboard Vostok 6, a record no other woman in any space program would match for nineteen years.</w:t>
+      </w:r>
+    </w:p>
+    <w:p>
+      <w:pPr>
+        <w:spacing w:after="200"/>
+      </w:pPr>
+      <w:r>
         <w:t xml:space="preserve">President Kennedy's May 1961 commitment to land a man on the Moon “before this decade is out” turned prestige into a program: at its peak, Apollo employed around 400,000 people and consumed a meaningful share of the entire US federal budget. It delivered on the deadline. On July 20, 1969, Neil Armstrong and Buzz Aldrin walked on the Moon while an estimated 600 million people watched live, the largest simultaneous audience for a single event in human history up to that point.</w:t>
       </w:r>
     </w:p>
@@ -5597,6 +5687,14 @@
         <w:spacing w:after="200"/>
       </w:pPr>
       <w:r>
+        <w:t xml:space="preserve">A parallel argument about who counted as fully included ran through the same decades. In the early hours of June 28, 1969, patrons at the Stonewall Inn, a gay bar in New York's Greenwich Village, fought back during a police raid of a kind the bar had endured many times before without resistance; the several nights of protest that followed are generally regarded as a turning point for the gay rights movement, and the following June, the first Pride marches in New York and other American cities marked the anniversary. Decriminalization, anti-discrimination protections, and marriage rights arrived on wildly different timelines in different countries over the half-century that followed, several of them still incomplete as this book is written.</w:t>
+      </w:r>
+    </w:p>
+    <w:p>
+      <w:pPr>
+        <w:spacing w:after="200"/>
+      </w:pPr>
+      <w:r>
         <w:rPr>
           <w:i/>
           <w:iCs/>
@@ -5809,7 +5907,7 @@
         <w:spacing w:after="200"/>
       </w:pPr>
       <w:r>
-        <w:t xml:space="preserve">Dolphin historians have, by this point in the book, catalogued a great many things humans got wrong about their own past. This chapter catalogues something rarer: an entire civilization getting blamed for a future that never happened.</w:t>
+        <w:t xml:space="preserve">Dolphin historians have, by this point in the book, cataloged a great many things humans got wrong about their own past. This chapter catalogs something rarer: an entire civilization getting blamed for a future that never happened.</w:t>
       </w:r>
     </w:p>
     <w:p>
@@ -5866,6 +5964,14 @@
       </w:pPr>
       <w:r>
         <w:t xml:space="preserve">The prediction's astronomical hook, when it had one, involved the winter solstice sun appearing to cross the plane of the Milky Way as seen from Earth, a genuine, very slow drift caused by the 26,000-year wobble of Earth's axis, popularized in the 1990s by the independent researcher John Major Jenkins. Professional astronomers pointed out that the alignment is not a single moment at all: the sun's apparent position drifts across the galactic plane over a span of decades, a near-alignment recurs every year in the loose sense being used, and nothing in the mechanics implies any effect on Earth whatsoever.</w:t>
+      </w:r>
+    </w:p>
+    <w:p>
+      <w:pPr>
+        <w:spacing w:after="200"/>
+      </w:pPr>
+      <w:r>
+        <w:t xml:space="preserve">The 19th century supplied its own rehearsal, complete with an official name for the letdown. William Miller, an American preacher, convinced tens of thousands of followers that the Second Coming would arrive on a specific date in 1844, based on his own reading of biblical chronology. When it did not, history recorded the outcome under the label his own followers coined at the time: the Great Disappointment. Several offshoot religious movements trace their origins straight back to the recalculating that followed.</w:t>
       </w:r>
     </w:p>
     <w:p>
@@ -5997,6 +6103,14 @@
         <w:spacing w:after="200"/>
       </w:pPr>
       <w:r>
+        <w:t xml:space="preserve">Humans have not only listened. In November 1974, scientists at the Arecibo Observatory in Puerto Rico beamed a single deliberate message toward the globular star cluster M13, encoding basic facts about human DNA, the solar system, and the species doing the transmitting, all in binary, aimed at a target roughly 25,000 light-years away specifically because no reply could arrive within any lifetime that sent it — a message its own authors knew perfectly well was written for an audience none of them would live to hear from.</w:t>
+      </w:r>
+    </w:p>
+    <w:p>
+      <w:pPr>
+        <w:spacing w:after="200"/>
+      </w:pPr>
+      <w:r>
         <w:t xml:space="preserve">A separate, noisier strand of the same hope produced ancient-astronaut claims, popularized by Erich von Däniken's 1968 book proposing that extraterrestrial visitors explain ancient monuments and mythology. Mainstream archaeology rejects this comprehensively: the pyramids, Stonehenge, and the Nazca lines all have well-documented human construction methods and timelines, understood without any assistance from off-world engineers.</w:t>
       </w:r>
     </w:p>
@@ -6385,6 +6499,14 @@
         <w:spacing w:after="200"/>
       </w:pPr>
       <w:r>
+        <w:t xml:space="preserve">Freedom House, the organization most often cited for these annual surveys, recorded a net decline in global political rights and civil liberties every single year from 2006 onward, a streak unbroken for close to two decades by the time this book was written — long enough that an entire generation of political scientists has spent its career studying backsliding instead of the steady consolidation the 1990s mood assumed would be the field's real subject.</w:t>
+      </w:r>
+    </w:p>
+    <w:p>
+      <w:pPr>
+        <w:spacing w:after="200"/>
+      </w:pPr>
+      <w:r>
         <w:t xml:space="preserve">Hungary supplied the clearest self-description of the trend. Viktor Orbán, in power since 2010, announced in a 2014 speech that he intended to build an “illiberal state” within the European Union, a label most of the leaders this chapter describes have preferred not to apply to themselves. In the United States, a crowd seeking to overturn the certified result of the 2020 presidential election stormed the Capitol building on January 6, 2021, the first time since the War of 1812 that the building had been breached by force.</w:t>
       </w:r>
     </w:p>
@@ -6578,9 +6700,11 @@
     </w:p>
     <w:p>
       <w:pPr>
+        <w:pStyle w:val="Heading2"/>
         <w:keepNext/>
         <w:spacing w:after="150" w:before="300"/>
         <w:jc w:val="center"/>
+        <w:outlineLvl w:val="1"/>
       </w:pPr>
       <w:r>
         <w:rPr>
@@ -6671,9 +6795,11 @@
     </w:p>
     <w:p>
       <w:pPr>
+        <w:pStyle w:val="Heading2"/>
         <w:keepNext/>
         <w:spacing w:after="150" w:before="300"/>
         <w:jc w:val="center"/>
+        <w:outlineLvl w:val="1"/>
       </w:pPr>
       <w:r>
         <w:rPr>
@@ -6788,7 +6914,7 @@
         <w:spacing w:after="200"/>
       </w:pPr>
       <w:r>
-        <w:t xml:space="preserve">The second branch is artificial, and dolphin historians ask readers to notice its specific shape instead of a generic one. The relevant development is not disembodied software alone; it is artificial intelligence paired deliberately with android bodies — humanoid robots built with hands, because their human designers, correctly, built them to finish the job hands started back in Chapter 1.</w:t>
+        <w:t xml:space="preserve">The second branch is artificial, and dolphin historians ask readers to notice its specific shape instead of a generic one. The relevant development is not disembodied software alone; it is artificial intelligence paired deliberately with android bodies — humanoid robots built with hands, because their human designers, correctly, built them to finish the job hands started back in this book's opening chapter.</w:t>
       </w:r>
     </w:p>
     <w:p>
@@ -6828,7 +6954,7 @@
         <w:spacing w:after="200"/>
       </w:pPr>
       <w:r>
-        <w:t xml:space="preserve">Dolphin scholarship has one further, smaller, and admittedly self-interested request to enter into the record before the book closes. Humans have already fused two different species' embryonic cells into a single living animal for no reason more urgent than curiosity — a sheep-goat chimera, nicknamed the “geep,” successfully produced in the 1980s, decades before any of the gene-editing tools discussed above existed. Having watched that experiment, and having spent this entire book as humanity's subject and not its raw material, the dolphins would very much like to remain in the first category. Chapter 1 covered, at some length, why hands and echolocation never needed to occupy the same body. Dolphin scholarship sees no reason, none whatsoever, to revisit that experiment now that the tools to attempt it are so much better.</w:t>
+        <w:t xml:space="preserve">Dolphin scholarship has one further, smaller, and admittedly self-interested request to enter into the record before the book closes. Humans have already fused two different species' embryonic cells into a single living animal for no reason more urgent than curiosity — a sheep-goat chimera, nicknamed the “geep,” successfully produced in the 1980s, decades before any of the gene-editing tools discussed above existed. Having watched that experiment, and having spent this entire book as humanity's subject and not its raw material, the dolphins would very much like to remain in the first category. This book's first chapter covered, at some length, why hands and echolocation never needed to occupy the same body. Dolphin scholarship sees no reason, none whatsoever, to revisit that experiment now that the tools to attempt it are so much better.</w:t>
       </w:r>
     </w:p>
     <w:p>
@@ -6919,6 +7045,2225 @@
           <w:sz w:val="36"/>
           <w:szCs w:val="36"/>
         </w:rPr>
+        <w:t xml:space="preserve">A Timeline — For Humans Who Like Their History in Order</w:t>
+      </w:r>
+    </w:p>
+    <w:p>
+      <w:pPr>
+        <w:spacing w:after="200"/>
+      </w:pPr>
+      <w:r>
+        <w:t xml:space="preserve">Dolphin scholarship offers this chapter as a courtesy, not a confession. Dolphins experience time the way water experiences a current: continuously, without much need for a ruler. Humans, evidently, feel differently about it, hence this list. What follows is every date of consequence already used in this book, gathered into the one order humans seem to actually want them in, since scattering them across forty chapters in whatever order the subject demanded was, by several complaints received, its own kind of chaos. Dates before roughly 3000 BCE are approximate by tens of thousands of years or more; dates after that are increasingly exact, right up until the ones the dolphins have not seen the end of yet.</w:t>
+      </w:r>
+    </w:p>
+    <w:p>
+      <w:pPr>
+        <w:pStyle w:val="Heading2"/>
+        <w:keepNext/>
+        <w:spacing w:after="150" w:before="300"/>
+        <w:jc w:val="center"/>
+        <w:outlineLvl w:val="1"/>
+      </w:pPr>
+      <w:r>
+        <w:rPr>
+          <w:rFonts w:ascii="Amazon Ember" w:cs="Amazon Ember" w:eastAsia="Amazon Ember" w:hAnsi="Amazon Ember"/>
+          <w:b/>
+          <w:bCs/>
+          <w:color w:val="0000FF"/>
+          <w:sz w:val="36"/>
+          <w:szCs w:val="36"/>
+        </w:rPr>
+        <w:t xml:space="preserve">Deep Time</w:t>
+      </w:r>
+    </w:p>
+    <w:p>
+      <w:pPr>
+        <w:spacing w:after="200"/>
+      </w:pPr>
+      <w:r>
+        <w:rPr>
+          <w:b/>
+          <w:bCs/>
+        </w:rPr>
+        <w:t xml:space="preserve">~50 million years ago. </w:t>
+      </w:r>
+      <w:r>
+        <w:t xml:space="preserve">An early hoofed land mammal wades into shallow water and does not come back out. Its descendants become whales and dolphins.</w:t>
+      </w:r>
+    </w:p>
+    <w:p>
+      <w:pPr>
+        <w:spacing w:after="200"/>
+      </w:pPr>
+      <w:r>
+        <w:rPr>
+          <w:b/>
+          <w:bCs/>
+        </w:rPr>
+        <w:t xml:space="preserve">~7 million years ago. </w:t>
+      </w:r>
+      <w:r>
+        <w:t xml:space="preserve">A population of African apes splits in two. One branch becomes chimpanzees and bonobos; the other becomes the hominins.</w:t>
+      </w:r>
+    </w:p>
+    <w:p>
+      <w:pPr>
+        <w:spacing w:after="200"/>
+      </w:pPr>
+      <w:r>
+        <w:rPr>
+          <w:b/>
+          <w:bCs/>
+        </w:rPr>
+        <w:t xml:space="preserve">~3.3 million years ago. </w:t>
+      </w:r>
+      <w:r>
+        <w:t xml:space="preserve">The earliest deliberately shaped stone tools yet found, at Lomekwi in Kenya, predate the genus Homo itself.</w:t>
+      </w:r>
+    </w:p>
+    <w:p>
+      <w:pPr>
+        <w:spacing w:after="200"/>
+      </w:pPr>
+      <w:r>
+        <w:rPr>
+          <w:b/>
+          <w:bCs/>
+        </w:rPr>
+        <w:t xml:space="preserve">~1.7 million years ago. </w:t>
+      </w:r>
+      <w:r>
+        <w:t xml:space="preserve">Homo erectus begins making the Acheulean hand axe, a design that stays in use, largely unchanged, for over a million years.</w:t>
+      </w:r>
+    </w:p>
+    <w:p>
+      <w:pPr>
+        <w:spacing w:after="200"/>
+      </w:pPr>
+      <w:r>
+        <w:rPr>
+          <w:b/>
+          <w:bCs/>
+        </w:rPr>
+        <w:t xml:space="preserve">~1 million years ago. </w:t>
+      </w:r>
+      <w:r>
+        <w:t xml:space="preserve">Controlled use of fire is in place at Wonderwerk Cave, South Africa.</w:t>
+      </w:r>
+    </w:p>
+    <w:p>
+      <w:pPr>
+        <w:spacing w:after="200"/>
+      </w:pPr>
+      <w:r>
+        <w:rPr>
+          <w:b/>
+          <w:bCs/>
+        </w:rPr>
+        <w:t xml:space="preserve">~300,000 years ago. </w:t>
+      </w:r>
+      <w:r>
+        <w:t xml:space="preserve">Homo sapiens emerges in Africa; hearths at Qesem Cave, Israel, show fire in habitual, repeated use by then.</w:t>
+      </w:r>
+    </w:p>
+    <w:p>
+      <w:pPr>
+        <w:spacing w:after="200"/>
+      </w:pPr>
+      <w:r>
+        <w:rPr>
+          <w:b/>
+          <w:bCs/>
+        </w:rPr>
+        <w:t xml:space="preserve">~164,000 years ago. </w:t>
+      </w:r>
+      <w:r>
+        <w:t xml:space="preserve">Toolmakers at Pinnacle Point, South Africa, learn to heat-treat stone before knapping it.</w:t>
+      </w:r>
+    </w:p>
+    <w:p>
+      <w:pPr>
+        <w:spacing w:after="200"/>
+      </w:pPr>
+      <w:r>
+        <w:rPr>
+          <w:b/>
+          <w:bCs/>
+        </w:rPr>
+        <w:t xml:space="preserve">~75,000 years ago. </w:t>
+      </w:r>
+      <w:r>
+        <w:t xml:space="preserve">Engraved ochre and shell beads at Blombos Cave, South Africa, show humans making marks for meaning alone.</w:t>
+      </w:r>
+    </w:p>
+    <w:p>
+      <w:pPr>
+        <w:spacing w:after="200"/>
+      </w:pPr>
+      <w:r>
+        <w:rPr>
+          <w:b/>
+          <w:bCs/>
+        </w:rPr>
+        <w:t xml:space="preserve">~65,000 years ago. </w:t>
+      </w:r>
+      <w:r>
+        <w:t xml:space="preserve">Humans reach Australia by open-water voyage — the first meeting, on the water, between humans and dolphins.</w:t>
+      </w:r>
+    </w:p>
+    <w:p>
+      <w:pPr>
+        <w:spacing w:after="200"/>
+      </w:pPr>
+      <w:r>
+        <w:rPr>
+          <w:b/>
+          <w:bCs/>
+        </w:rPr>
+        <w:t xml:space="preserve">~60,000-70,000 years ago. </w:t>
+      </w:r>
+      <w:r>
+        <w:t xml:space="preserve">The migration that gives rise to nearly everyone alive outside Africa today moves out of the continent.</w:t>
+      </w:r>
+    </w:p>
+    <w:p>
+      <w:pPr>
+        <w:spacing w:after="200"/>
+      </w:pPr>
+      <w:r>
+        <w:rPr>
+          <w:b/>
+          <w:bCs/>
+        </w:rPr>
+        <w:t xml:space="preserve">~40,000 years ago. </w:t>
+      </w:r>
+      <w:r>
+        <w:t xml:space="preserve">The last Neanderthals disappear as a distinct population.</w:t>
+      </w:r>
+    </w:p>
+    <w:p>
+      <w:pPr>
+        <w:spacing w:after="200"/>
+      </w:pPr>
+      <w:r>
+        <w:rPr>
+          <w:b/>
+          <w:bCs/>
+        </w:rPr>
+        <w:t xml:space="preserve">~15,000 years ago. </w:t>
+      </w:r>
+      <w:r>
+        <w:t xml:space="preserve">Wolves and humans strike their bargain. Humans reach the Americas by way of Beringia.</w:t>
+      </w:r>
+    </w:p>
+    <w:p>
+      <w:pPr>
+        <w:pStyle w:val="Heading2"/>
+        <w:keepNext/>
+        <w:spacing w:after="150" w:before="300"/>
+        <w:jc w:val="center"/>
+        <w:outlineLvl w:val="1"/>
+      </w:pPr>
+      <w:r>
+        <w:rPr>
+          <w:rFonts w:ascii="Amazon Ember" w:cs="Amazon Ember" w:eastAsia="Amazon Ember" w:hAnsi="Amazon Ember"/>
+          <w:b/>
+          <w:bCs/>
+          <w:color w:val="0000FF"/>
+          <w:sz w:val="36"/>
+          <w:szCs w:val="36"/>
+        </w:rPr>
+        <w:t xml:space="preserve">The First Villages and the First Writing</w:t>
+      </w:r>
+    </w:p>
+    <w:p>
+      <w:pPr>
+        <w:spacing w:after="200"/>
+      </w:pPr>
+      <w:r>
+        <w:rPr>
+          <w:b/>
+          <w:bCs/>
+        </w:rPr>
+        <w:t xml:space="preserve">~9600 BCE. </w:t>
+      </w:r>
+      <w:r>
+        <w:t xml:space="preserve">Hunter-gatherers raise the carved pillars of Göbekli Tepe, in today's Turkey, before a single crop is domesticated.</w:t>
+      </w:r>
+    </w:p>
+    <w:p>
+      <w:pPr>
+        <w:spacing w:after="200"/>
+      </w:pPr>
+      <w:r>
+        <w:rPr>
+          <w:b/>
+          <w:bCs/>
+        </w:rPr>
+        <w:t xml:space="preserve">~10,000 BCE. </w:t>
+      </w:r>
+      <w:r>
+        <w:t xml:space="preserve">Agriculture begins in the Fertile Crescent; similar shifts follow independently in China, Mesoamerica, and New Guinea.</w:t>
+      </w:r>
+    </w:p>
+    <w:p>
+      <w:pPr>
+        <w:spacing w:after="200"/>
+      </w:pPr>
+      <w:r>
+        <w:rPr>
+          <w:b/>
+          <w:bCs/>
+        </w:rPr>
+        <w:t xml:space="preserve">~7,500 BCE. </w:t>
+      </w:r>
+      <w:r>
+        <w:t xml:space="preserve">Çatalhöyük, in Anatolia, houses several thousand people who enter their homes through the roof.</w:t>
+      </w:r>
+    </w:p>
+    <w:p>
+      <w:pPr>
+        <w:spacing w:after="200"/>
+      </w:pPr>
+      <w:r>
+        <w:rPr>
+          <w:b/>
+          <w:bCs/>
+        </w:rPr>
+        <w:t xml:space="preserve">~3,200 BCE. </w:t>
+      </w:r>
+      <w:r>
+        <w:t xml:space="preserve">Writing appears in Sumer as cuneiform; Egyptian hieroglyphs emerge at almost the same time.</w:t>
+      </w:r>
+    </w:p>
+    <w:p>
+      <w:pPr>
+        <w:spacing w:after="200"/>
+      </w:pPr>
+      <w:r>
+        <w:rPr>
+          <w:b/>
+          <w:bCs/>
+        </w:rPr>
+        <w:t xml:space="preserve">~3100 BCE. </w:t>
+      </w:r>
+      <w:r>
+        <w:t xml:space="preserve">Upper and Lower Egypt are unified under a single pharaoh.</w:t>
+      </w:r>
+    </w:p>
+    <w:p>
+      <w:pPr>
+        <w:spacing w:after="200"/>
+      </w:pPr>
+      <w:r>
+        <w:rPr>
+          <w:b/>
+          <w:bCs/>
+        </w:rPr>
+        <w:t xml:space="preserve">~2600 BCE. </w:t>
+      </w:r>
+      <w:r>
+        <w:t xml:space="preserve">Caral, in Peru, and the pyramids of Giza rise at approximately the same time, on opposite sides of an ocean neither civilization knew the other existed across.</w:t>
+      </w:r>
+    </w:p>
+    <w:p>
+      <w:pPr>
+        <w:spacing w:after="200"/>
+      </w:pPr>
+      <w:r>
+        <w:rPr>
+          <w:b/>
+          <w:bCs/>
+        </w:rPr>
+        <w:t xml:space="preserve">2334 BCE. </w:t>
+      </w:r>
+      <w:r>
+        <w:t xml:space="preserve">Sargon of Akkad conquers the Sumerian city-states and holds them as one state — arguably history's first empire.</w:t>
+      </w:r>
+    </w:p>
+    <w:p>
+      <w:pPr>
+        <w:spacing w:after="200"/>
+      </w:pPr>
+      <w:r>
+        <w:rPr>
+          <w:b/>
+          <w:bCs/>
+        </w:rPr>
+        <w:t xml:space="preserve">~1754 BCE. </w:t>
+      </w:r>
+      <w:r>
+        <w:t xml:space="preserve">Hammurabi publishes his law code in public, in Babylon.</w:t>
+      </w:r>
+    </w:p>
+    <w:p>
+      <w:pPr>
+        <w:pStyle w:val="Heading2"/>
+        <w:keepNext/>
+        <w:spacing w:after="150" w:before="300"/>
+        <w:jc w:val="center"/>
+        <w:outlineLvl w:val="1"/>
+      </w:pPr>
+      <w:r>
+        <w:rPr>
+          <w:rFonts w:ascii="Amazon Ember" w:cs="Amazon Ember" w:eastAsia="Amazon Ember" w:hAnsi="Amazon Ember"/>
+          <w:b/>
+          <w:bCs/>
+          <w:color w:val="0000FF"/>
+          <w:sz w:val="36"/>
+          <w:szCs w:val="36"/>
+        </w:rPr>
+        <w:t xml:space="preserve">The Ancient World</w:t>
+      </w:r>
+    </w:p>
+    <w:p>
+      <w:pPr>
+        <w:spacing w:after="200"/>
+      </w:pPr>
+      <w:r>
+        <w:rPr>
+          <w:b/>
+          <w:bCs/>
+        </w:rPr>
+        <w:t xml:space="preserve">1600 BCE. </w:t>
+      </w:r>
+      <w:r>
+        <w:t xml:space="preserve">China's Shang dynasty begins; its oracle bones carry the earliest confirmed Chinese writing.</w:t>
+      </w:r>
+    </w:p>
+    <w:p>
+      <w:pPr>
+        <w:spacing w:after="200"/>
+      </w:pPr>
+      <w:r>
+        <w:rPr>
+          <w:b/>
+          <w:bCs/>
+        </w:rPr>
+        <w:t xml:space="preserve">1259 BCE. </w:t>
+      </w:r>
+      <w:r>
+        <w:t xml:space="preserve">Egypt's Ramesses II and the Hittite king Hattusili III sign the oldest peace treaty whose full text survives.</w:t>
+      </w:r>
+    </w:p>
+    <w:p>
+      <w:pPr>
+        <w:spacing w:after="200"/>
+      </w:pPr>
+      <w:r>
+        <w:rPr>
+          <w:b/>
+          <w:bCs/>
+        </w:rPr>
+        <w:t xml:space="preserve">1046 BCE. </w:t>
+      </w:r>
+      <w:r>
+        <w:t xml:space="preserve">China's Zhou dynasty introduces the Mandate of Heaven.</w:t>
+      </w:r>
+    </w:p>
+    <w:p>
+      <w:pPr>
+        <w:spacing w:after="200"/>
+      </w:pPr>
+      <w:r>
+        <w:rPr>
+          <w:b/>
+          <w:bCs/>
+        </w:rPr>
+        <w:t xml:space="preserve">722 BCE. </w:t>
+      </w:r>
+      <w:r>
+        <w:t xml:space="preserve">The northern kingdom of Israel falls to Assyria.</w:t>
+      </w:r>
+    </w:p>
+    <w:p>
+      <w:pPr>
+        <w:spacing w:after="200"/>
+      </w:pPr>
+      <w:r>
+        <w:rPr>
+          <w:b/>
+          <w:bCs/>
+        </w:rPr>
+        <w:t xml:space="preserve">586 BCE. </w:t>
+      </w:r>
+      <w:r>
+        <w:t xml:space="preserve">Babylon destroys Jerusalem's First Temple and exiles the kingdom of Judah.</w:t>
+      </w:r>
+    </w:p>
+    <w:p>
+      <w:pPr>
+        <w:spacing w:after="200"/>
+      </w:pPr>
+      <w:r>
+        <w:rPr>
+          <w:b/>
+          <w:bCs/>
+        </w:rPr>
+        <w:t xml:space="preserve">~538 BCE. </w:t>
+      </w:r>
+      <w:r>
+        <w:t xml:space="preserve">Persia's Cyrus the Great lets the Jewish exiles return.</w:t>
+      </w:r>
+    </w:p>
+    <w:p>
+      <w:pPr>
+        <w:spacing w:after="200"/>
+      </w:pPr>
+      <w:r>
+        <w:rPr>
+          <w:b/>
+          <w:bCs/>
+        </w:rPr>
+        <w:t xml:space="preserve">509 BCE. </w:t>
+      </w:r>
+      <w:r>
+        <w:t xml:space="preserve">Rome expels its last king and founds the Republic.</w:t>
+      </w:r>
+    </w:p>
+    <w:p>
+      <w:pPr>
+        <w:spacing w:after="200"/>
+      </w:pPr>
+      <w:r>
+        <w:rPr>
+          <w:b/>
+          <w:bCs/>
+        </w:rPr>
+        <w:t xml:space="preserve">508 BCE. </w:t>
+      </w:r>
+      <w:r>
+        <w:t xml:space="preserve">Cleisthenes' reforms found Athenian democracy.</w:t>
+      </w:r>
+    </w:p>
+    <w:p>
+      <w:pPr>
+        <w:spacing w:after="200"/>
+      </w:pPr>
+      <w:r>
+        <w:rPr>
+          <w:b/>
+          <w:bCs/>
+        </w:rPr>
+        <w:t xml:space="preserve">~450 BCE. </w:t>
+      </w:r>
+      <w:r>
+        <w:t xml:space="preserve">Rome publishes the Twelve Tables, its first written law.</w:t>
+      </w:r>
+    </w:p>
+    <w:p>
+      <w:pPr>
+        <w:spacing w:after="200"/>
+      </w:pPr>
+      <w:r>
+        <w:rPr>
+          <w:b/>
+          <w:bCs/>
+        </w:rPr>
+        <w:t xml:space="preserve">431-404 BCE. </w:t>
+      </w:r>
+      <w:r>
+        <w:t xml:space="preserve">The Peloponnesian War ends with Athens defeated and its democracy briefly overthrown.</w:t>
+      </w:r>
+    </w:p>
+    <w:p>
+      <w:pPr>
+        <w:spacing w:after="200"/>
+      </w:pPr>
+      <w:r>
+        <w:rPr>
+          <w:b/>
+          <w:bCs/>
+        </w:rPr>
+        <w:t xml:space="preserve">321 BCE. </w:t>
+      </w:r>
+      <w:r>
+        <w:t xml:space="preserve">The Mauryan Empire is founded in India.</w:t>
+      </w:r>
+    </w:p>
+    <w:p>
+      <w:pPr>
+        <w:spacing w:after="200"/>
+      </w:pPr>
+      <w:r>
+        <w:rPr>
+          <w:b/>
+          <w:bCs/>
+        </w:rPr>
+        <w:t xml:space="preserve">323 BCE. </w:t>
+      </w:r>
+      <w:r>
+        <w:t xml:space="preserve">Alexander the Great dies; his empire fractures into rival kingdoms within a generation.</w:t>
+      </w:r>
+    </w:p>
+    <w:p>
+      <w:pPr>
+        <w:spacing w:after="200"/>
+      </w:pPr>
+      <w:r>
+        <w:rPr>
+          <w:b/>
+          <w:bCs/>
+        </w:rPr>
+        <w:t xml:space="preserve">221 BCE. </w:t>
+      </w:r>
+      <w:r>
+        <w:t xml:space="preserve">Qin Shi Huang unifies China as its First Emperor.</w:t>
+      </w:r>
+    </w:p>
+    <w:p>
+      <w:pPr>
+        <w:spacing w:after="200"/>
+      </w:pPr>
+      <w:r>
+        <w:rPr>
+          <w:b/>
+          <w:bCs/>
+        </w:rPr>
+        <w:t xml:space="preserve">49-27 BCE. </w:t>
+      </w:r>
+      <w:r>
+        <w:t xml:space="preserve">Julius Caesar crosses the Rubicon, is assassinated five years later, and Rome's Republic gives way to Octavian's empire as Augustus.</w:t>
+      </w:r>
+    </w:p>
+    <w:p>
+      <w:pPr>
+        <w:spacing w:after="200"/>
+      </w:pPr>
+      <w:r>
+        <w:rPr>
+          <w:b/>
+          <w:bCs/>
+        </w:rPr>
+        <w:t xml:space="preserve">~30 CE. </w:t>
+      </w:r>
+      <w:r>
+        <w:t xml:space="preserve">Jesus of Nazareth is executed by Roman authority in Judea.</w:t>
+      </w:r>
+    </w:p>
+    <w:p>
+      <w:pPr>
+        <w:spacing w:after="200"/>
+      </w:pPr>
+      <w:r>
+        <w:rPr>
+          <w:b/>
+          <w:bCs/>
+        </w:rPr>
+        <w:t xml:space="preserve">66-70 CE. </w:t>
+      </w:r>
+      <w:r>
+        <w:t xml:space="preserve">A Jewish revolt against Rome ends with the destruction of Jerusalem's Second Temple.</w:t>
+      </w:r>
+    </w:p>
+    <w:p>
+      <w:pPr>
+        <w:spacing w:after="200"/>
+      </w:pPr>
+      <w:r>
+        <w:rPr>
+          <w:b/>
+          <w:bCs/>
+        </w:rPr>
+        <w:t xml:space="preserve">212 CE. </w:t>
+      </w:r>
+      <w:r>
+        <w:t xml:space="preserve">Roman citizenship is extended to close to every free person in the empire.</w:t>
+      </w:r>
+    </w:p>
+    <w:p>
+      <w:pPr>
+        <w:spacing w:after="200"/>
+      </w:pPr>
+      <w:r>
+        <w:rPr>
+          <w:b/>
+          <w:bCs/>
+        </w:rPr>
+        <w:t xml:space="preserve">313 CE. </w:t>
+      </w:r>
+      <w:r>
+        <w:t xml:space="preserve">Constantine's Edict of Milan legalizes Christianity in the Roman Empire.</w:t>
+      </w:r>
+    </w:p>
+    <w:p>
+      <w:pPr>
+        <w:spacing w:after="200"/>
+      </w:pPr>
+      <w:r>
+        <w:rPr>
+          <w:b/>
+          <w:bCs/>
+        </w:rPr>
+        <w:t xml:space="preserve">320-550 CE. </w:t>
+      </w:r>
+      <w:r>
+        <w:t xml:space="preserve">India's Gupta period produces the concept of zero as a number in its own right.</w:t>
+      </w:r>
+    </w:p>
+    <w:p>
+      <w:pPr>
+        <w:spacing w:after="200"/>
+      </w:pPr>
+      <w:r>
+        <w:rPr>
+          <w:b/>
+          <w:bCs/>
+        </w:rPr>
+        <w:t xml:space="preserve">330 CE. </w:t>
+      </w:r>
+      <w:r>
+        <w:t xml:space="preserve">The kingdom of Aksum, in the Horn of Africa, adopts Christianity under King Ezana.</w:t>
+      </w:r>
+    </w:p>
+    <w:p>
+      <w:pPr>
+        <w:spacing w:after="200"/>
+      </w:pPr>
+      <w:r>
+        <w:rPr>
+          <w:b/>
+          <w:bCs/>
+        </w:rPr>
+        <w:t xml:space="preserve">380 CE. </w:t>
+      </w:r>
+      <w:r>
+        <w:t xml:space="preserve">Christianity becomes the Roman Empire's official religion.</w:t>
+      </w:r>
+    </w:p>
+    <w:p>
+      <w:pPr>
+        <w:spacing w:after="200"/>
+      </w:pPr>
+      <w:r>
+        <w:rPr>
+          <w:b/>
+          <w:bCs/>
+        </w:rPr>
+        <w:t xml:space="preserve">395/476 CE. </w:t>
+      </w:r>
+      <w:r>
+        <w:t xml:space="preserve">Rome splits into Western and Eastern halves; the Western half's last emperor is deposed in 476. The Eastern half continues another thousand years as Byzantium.</w:t>
+      </w:r>
+    </w:p>
+    <w:p>
+      <w:pPr>
+        <w:spacing w:after="200"/>
+      </w:pPr>
+      <w:r>
+        <w:rPr>
+          <w:b/>
+          <w:bCs/>
+        </w:rPr>
+        <w:t xml:space="preserve">581 CE. </w:t>
+      </w:r>
+      <w:r>
+        <w:t xml:space="preserve">China's Sui dynasty reunifies the country and introduces the imperial civil service examination.</w:t>
+      </w:r>
+    </w:p>
+    <w:p>
+      <w:pPr>
+        <w:spacing w:after="200"/>
+      </w:pPr>
+      <w:r>
+        <w:rPr>
+          <w:b/>
+          <w:bCs/>
+        </w:rPr>
+        <w:t xml:space="preserve">632 CE. </w:t>
+      </w:r>
+      <w:r>
+        <w:t xml:space="preserve">The prophet Muhammad dies; Islamic rule expands from the Iberian Peninsula to the borders of India within a century.</w:t>
+      </w:r>
+    </w:p>
+    <w:p>
+      <w:pPr>
+        <w:pStyle w:val="Heading2"/>
+        <w:keepNext/>
+        <w:spacing w:after="150" w:before="300"/>
+        <w:jc w:val="center"/>
+        <w:outlineLvl w:val="1"/>
+      </w:pPr>
+      <w:r>
+        <w:rPr>
+          <w:rFonts w:ascii="Amazon Ember" w:cs="Amazon Ember" w:eastAsia="Amazon Ember" w:hAnsi="Amazon Ember"/>
+          <w:b/>
+          <w:bCs/>
+          <w:color w:val="0000FF"/>
+          <w:sz w:val="36"/>
+          <w:szCs w:val="36"/>
+        </w:rPr>
+        <w:t xml:space="preserve">The Medieval World</w:t>
+      </w:r>
+    </w:p>
+    <w:p>
+      <w:pPr>
+        <w:spacing w:after="200"/>
+      </w:pPr>
+      <w:r>
+        <w:rPr>
+          <w:b/>
+          <w:bCs/>
+        </w:rPr>
+        <w:t xml:space="preserve">793 CE. </w:t>
+      </w:r>
+      <w:r>
+        <w:t xml:space="preserve">Norse raiders sack the monastery at Lindisfarne, opening three centuries of Viking raids and settlement.</w:t>
+      </w:r>
+    </w:p>
+    <w:p>
+      <w:pPr>
+        <w:spacing w:after="200"/>
+      </w:pPr>
+      <w:r>
+        <w:rPr>
+          <w:b/>
+          <w:bCs/>
+        </w:rPr>
+        <w:t xml:space="preserve">800 CE. </w:t>
+      </w:r>
+      <w:r>
+        <w:t xml:space="preserve">Charlemagne is crowned Holy Roman Emperor on Christmas Day.</w:t>
+      </w:r>
+    </w:p>
+    <w:p>
+      <w:pPr>
+        <w:spacing w:after="200"/>
+      </w:pPr>
+      <w:r>
+        <w:rPr>
+          <w:b/>
+          <w:bCs/>
+        </w:rPr>
+        <w:t xml:space="preserve">800-950 CE. </w:t>
+      </w:r>
+      <w:r>
+        <w:t xml:space="preserve">The great Maya cities are abandoned.</w:t>
+      </w:r>
+    </w:p>
+    <w:p>
+      <w:pPr>
+        <w:spacing w:after="200"/>
+      </w:pPr>
+      <w:r>
+        <w:rPr>
+          <w:b/>
+          <w:bCs/>
+        </w:rPr>
+        <w:t xml:space="preserve">1054. </w:t>
+      </w:r>
+      <w:r>
+        <w:t xml:space="preserve">The Great Schism divides Catholic Rome from Orthodox Constantinople.</w:t>
+      </w:r>
+    </w:p>
+    <w:p>
+      <w:pPr>
+        <w:spacing w:after="200"/>
+      </w:pPr>
+      <w:r>
+        <w:rPr>
+          <w:b/>
+          <w:bCs/>
+        </w:rPr>
+        <w:t xml:space="preserve">1095-1291. </w:t>
+      </w:r>
+      <w:r>
+        <w:t xml:space="preserve">The Crusades run in waves for close to two centuries; the last Crusader states fall by 1291.</w:t>
+      </w:r>
+    </w:p>
+    <w:p>
+      <w:pPr>
+        <w:spacing w:after="200"/>
+      </w:pPr>
+      <w:r>
+        <w:rPr>
+          <w:b/>
+          <w:bCs/>
+        </w:rPr>
+        <w:t xml:space="preserve">1138. </w:t>
+      </w:r>
+      <w:r>
+        <w:t xml:space="preserve">Maimonides is born in Córdoba, at the height of Muslim Spain's convivencia.</w:t>
+      </w:r>
+    </w:p>
+    <w:p>
+      <w:pPr>
+        <w:spacing w:after="200"/>
+      </w:pPr>
+      <w:r>
+        <w:rPr>
+          <w:b/>
+          <w:bCs/>
+        </w:rPr>
+        <w:t xml:space="preserve">1206. </w:t>
+      </w:r>
+      <w:r>
+        <w:t xml:space="preserve">Genghis Khan is proclaimed ruler of all the Mongols.</w:t>
+      </w:r>
+    </w:p>
+    <w:p>
+      <w:pPr>
+        <w:spacing w:after="200"/>
+      </w:pPr>
+      <w:r>
+        <w:rPr>
+          <w:b/>
+          <w:bCs/>
+        </w:rPr>
+        <w:t xml:space="preserve">1258. </w:t>
+      </w:r>
+      <w:r>
+        <w:t xml:space="preserve">Baghdad falls to the Mongols.</w:t>
+      </w:r>
+    </w:p>
+    <w:p>
+      <w:pPr>
+        <w:spacing w:after="200"/>
+      </w:pPr>
+      <w:r>
+        <w:rPr>
+          <w:b/>
+          <w:bCs/>
+        </w:rPr>
+        <w:t xml:space="preserve">1270s. </w:t>
+      </w:r>
+      <w:r>
+        <w:t xml:space="preserve">Marco Polo travels the Silk Roads to the Mongol court and back.</w:t>
+      </w:r>
+    </w:p>
+    <w:p>
+      <w:pPr>
+        <w:spacing w:after="200"/>
+      </w:pPr>
+      <w:r>
+        <w:rPr>
+          <w:b/>
+          <w:bCs/>
+        </w:rPr>
+        <w:t xml:space="preserve">1324. </w:t>
+      </w:r>
+      <w:r>
+        <w:t xml:space="preserve">Mansa Musa of Mali makes his pilgrimage to Mecca, giving away enough gold to depress its price in Cairo for a decade.</w:t>
+      </w:r>
+    </w:p>
+    <w:p>
+      <w:pPr>
+        <w:spacing w:after="200"/>
+      </w:pPr>
+      <w:r>
+        <w:rPr>
+          <w:b/>
+          <w:bCs/>
+        </w:rPr>
+        <w:t xml:space="preserve">1347-1352. </w:t>
+      </w:r>
+      <w:r>
+        <w:t xml:space="preserve">The Black Death, carried along the Silk Roads, kills a third to half of Europe's population.</w:t>
+      </w:r>
+    </w:p>
+    <w:p>
+      <w:pPr>
+        <w:spacing w:after="200"/>
+      </w:pPr>
+      <w:r>
+        <w:rPr>
+          <w:b/>
+          <w:bCs/>
+        </w:rPr>
+        <w:t xml:space="preserve">1368. </w:t>
+      </w:r>
+      <w:r>
+        <w:t xml:space="preserve">China's Ming dynasty drives the Mongols out.</w:t>
+      </w:r>
+    </w:p>
+    <w:p>
+      <w:pPr>
+        <w:spacing w:after="200"/>
+      </w:pPr>
+      <w:r>
+        <w:rPr>
+          <w:b/>
+          <w:bCs/>
+        </w:rPr>
+        <w:t xml:space="preserve">1405-1433. </w:t>
+      </w:r>
+      <w:r>
+        <w:t xml:space="preserve">Ming China sends Zheng He's treasure fleets as far as Africa and Arabia.</w:t>
+      </w:r>
+    </w:p>
+    <w:p>
+      <w:pPr>
+        <w:spacing w:after="200"/>
+      </w:pPr>
+      <w:r>
+        <w:rPr>
+          <w:b/>
+          <w:bCs/>
+        </w:rPr>
+        <w:t xml:space="preserve">1450. </w:t>
+      </w:r>
+      <w:r>
+        <w:t xml:space="preserve">Gutenberg's press, with movable metal type, begins printing in Mainz.</w:t>
+      </w:r>
+    </w:p>
+    <w:p>
+      <w:pPr>
+        <w:spacing w:after="200"/>
+      </w:pPr>
+      <w:r>
+        <w:rPr>
+          <w:b/>
+          <w:bCs/>
+        </w:rPr>
+        <w:t xml:space="preserve">~1450. </w:t>
+      </w:r>
+      <w:r>
+        <w:t xml:space="preserve">Machu Picchu and Sacsayhuamán are built in the Inca Empire.</w:t>
+      </w:r>
+    </w:p>
+    <w:p>
+      <w:pPr>
+        <w:spacing w:after="200"/>
+      </w:pPr>
+      <w:r>
+        <w:rPr>
+          <w:b/>
+          <w:bCs/>
+        </w:rPr>
+        <w:t xml:space="preserve">1453. </w:t>
+      </w:r>
+      <w:r>
+        <w:t xml:space="preserve">Constantinople falls; the Byzantine Empire ends.</w:t>
+      </w:r>
+    </w:p>
+    <w:p>
+      <w:pPr>
+        <w:spacing w:after="200"/>
+      </w:pPr>
+      <w:r>
+        <w:rPr>
+          <w:b/>
+          <w:bCs/>
+        </w:rPr>
+        <w:t xml:space="preserve">1488-1498. </w:t>
+      </w:r>
+      <w:r>
+        <w:t xml:space="preserve">Dias rounds Africa's southern tip; da Gama reaches India by sea, breaking the old overland spice monopoly.</w:t>
+      </w:r>
+    </w:p>
+    <w:p>
+      <w:pPr>
+        <w:spacing w:after="200"/>
+      </w:pPr>
+      <w:r>
+        <w:rPr>
+          <w:b/>
+          <w:bCs/>
+        </w:rPr>
+        <w:t xml:space="preserve">1492. </w:t>
+      </w:r>
+      <w:r>
+        <w:t xml:space="preserve">Granada falls, completing the Reconquista; Spain expels its Jewish population; Columbus reaches the Caribbean.</w:t>
+      </w:r>
+    </w:p>
+    <w:p>
+      <w:pPr>
+        <w:pStyle w:val="Heading2"/>
+        <w:keepNext/>
+        <w:spacing w:after="150" w:before="300"/>
+        <w:jc w:val="center"/>
+        <w:outlineLvl w:val="1"/>
+      </w:pPr>
+      <w:r>
+        <w:rPr>
+          <w:rFonts w:ascii="Amazon Ember" w:cs="Amazon Ember" w:eastAsia="Amazon Ember" w:hAnsi="Amazon Ember"/>
+          <w:b/>
+          <w:bCs/>
+          <w:color w:val="0000FF"/>
+          <w:sz w:val="36"/>
+          <w:szCs w:val="36"/>
+        </w:rPr>
+        <w:t xml:space="preserve">Exploration to Revolution</w:t>
+      </w:r>
+    </w:p>
+    <w:p>
+      <w:pPr>
+        <w:spacing w:after="200"/>
+      </w:pPr>
+      <w:r>
+        <w:rPr>
+          <w:b/>
+          <w:bCs/>
+        </w:rPr>
+        <w:t xml:space="preserve">1517. </w:t>
+      </w:r>
+      <w:r>
+        <w:t xml:space="preserve">Martin Luther posts his objections to the Church, launching the Protestant Reformation.</w:t>
+      </w:r>
+    </w:p>
+    <w:p>
+      <w:pPr>
+        <w:spacing w:after="200"/>
+      </w:pPr>
+      <w:r>
+        <w:rPr>
+          <w:b/>
+          <w:bCs/>
+        </w:rPr>
+        <w:t xml:space="preserve">1519-1521. </w:t>
+      </w:r>
+      <w:r>
+        <w:t xml:space="preserve">Cortés conquers the Aztec capital, Tenochtitlan.</w:t>
+      </w:r>
+    </w:p>
+    <w:p>
+      <w:pPr>
+        <w:spacing w:after="200"/>
+      </w:pPr>
+      <w:r>
+        <w:rPr>
+          <w:b/>
+          <w:bCs/>
+        </w:rPr>
+        <w:t xml:space="preserve">1522. </w:t>
+      </w:r>
+      <w:r>
+        <w:t xml:space="preserve">Magellan's expedition completes the first circumnavigation of the globe.</w:t>
+      </w:r>
+    </w:p>
+    <w:p>
+      <w:pPr>
+        <w:spacing w:after="200"/>
+      </w:pPr>
+      <w:r>
+        <w:rPr>
+          <w:b/>
+          <w:bCs/>
+        </w:rPr>
+        <w:t xml:space="preserve">1532. </w:t>
+      </w:r>
+      <w:r>
+        <w:t xml:space="preserve">Pizarro captures the Inca emperor Atahualpa.</w:t>
+      </w:r>
+    </w:p>
+    <w:p>
+      <w:pPr>
+        <w:spacing w:after="200"/>
+      </w:pPr>
+      <w:r>
+        <w:rPr>
+          <w:b/>
+          <w:bCs/>
+        </w:rPr>
+        <w:t xml:space="preserve">1543-1687. </w:t>
+      </w:r>
+      <w:r>
+        <w:t xml:space="preserve">Copernicus, Galileo, and Newton build the Scientific Revolution's method of testing claims against evidence.</w:t>
+      </w:r>
+    </w:p>
+    <w:p>
+      <w:pPr>
+        <w:spacing w:after="200"/>
+      </w:pPr>
+      <w:r>
+        <w:rPr>
+          <w:b/>
+          <w:bCs/>
+        </w:rPr>
+        <w:t xml:space="preserve">1600-1607. </w:t>
+      </w:r>
+      <w:r>
+        <w:t xml:space="preserve">England's East India Company is chartered; Jamestown is founded.</w:t>
+      </w:r>
+    </w:p>
+    <w:p>
+      <w:pPr>
+        <w:spacing w:after="200"/>
+      </w:pPr>
+      <w:r>
+        <w:rPr>
+          <w:b/>
+          <w:bCs/>
+        </w:rPr>
+        <w:t xml:space="preserve">1620-1630s. </w:t>
+      </w:r>
+      <w:r>
+        <w:t xml:space="preserve">The Pilgrims and the Puritan migration arrive in New England, seeking freedom to practice their own strict faith.</w:t>
+      </w:r>
+    </w:p>
+    <w:p>
+      <w:pPr>
+        <w:spacing w:after="200"/>
+      </w:pPr>
+      <w:r>
+        <w:rPr>
+          <w:b/>
+          <w:bCs/>
+        </w:rPr>
+        <w:t xml:space="preserve">1681. </w:t>
+      </w:r>
+      <w:r>
+        <w:t xml:space="preserve">William Penn founds Pennsylvania, welcoming Quakers.</w:t>
+      </w:r>
+    </w:p>
+    <w:p>
+      <w:pPr>
+        <w:spacing w:after="200"/>
+      </w:pPr>
+      <w:r>
+        <w:rPr>
+          <w:b/>
+          <w:bCs/>
+        </w:rPr>
+        <w:t xml:space="preserve">1769. </w:t>
+      </w:r>
+      <w:r>
+        <w:t xml:space="preserve">James Watt patents his improved steam engine.</w:t>
+      </w:r>
+    </w:p>
+    <w:p>
+      <w:pPr>
+        <w:spacing w:after="200"/>
+      </w:pPr>
+      <w:r>
+        <w:rPr>
+          <w:b/>
+          <w:bCs/>
+        </w:rPr>
+        <w:t xml:space="preserve">1776. </w:t>
+      </w:r>
+      <w:r>
+        <w:t xml:space="preserve">The American colonies declare independence.</w:t>
+      </w:r>
+    </w:p>
+    <w:p>
+      <w:pPr>
+        <w:spacing w:after="200"/>
+      </w:pPr>
+      <w:r>
+        <w:rPr>
+          <w:b/>
+          <w:bCs/>
+        </w:rPr>
+        <w:t xml:space="preserve">1789-1793. </w:t>
+      </w:r>
+      <w:r>
+        <w:t xml:space="preserve">The French Revolution begins, proclaims universal rights that mean, on close reading, men's rights, and ends the king's rule at the guillotine.</w:t>
+      </w:r>
+    </w:p>
+    <w:p>
+      <w:pPr>
+        <w:spacing w:after="200"/>
+      </w:pPr>
+      <w:r>
+        <w:rPr>
+          <w:b/>
+          <w:bCs/>
+        </w:rPr>
+        <w:t xml:space="preserve">1793. </w:t>
+      </w:r>
+      <w:r>
+        <w:t xml:space="preserve">The cotton gin is invented; Olympe de Gouges, who had written a parallel declaration of women's rights, is guillotined.</w:t>
+      </w:r>
+    </w:p>
+    <w:p>
+      <w:pPr>
+        <w:spacing w:after="200"/>
+      </w:pPr>
+      <w:r>
+        <w:rPr>
+          <w:b/>
+          <w:bCs/>
+        </w:rPr>
+        <w:t xml:space="preserve">1796. </w:t>
+      </w:r>
+      <w:r>
+        <w:t xml:space="preserve">Edward Jenner's smallpox vaccine grows out of a folk observation about milkmaids and cowpox.</w:t>
+      </w:r>
+    </w:p>
+    <w:p>
+      <w:pPr>
+        <w:spacing w:after="200"/>
+      </w:pPr>
+      <w:r>
+        <w:rPr>
+          <w:b/>
+          <w:bCs/>
+        </w:rPr>
+        <w:t xml:space="preserve">1803. </w:t>
+      </w:r>
+      <w:r>
+        <w:t xml:space="preserve">The United States doubles in size with the Louisiana Purchase.</w:t>
+      </w:r>
+    </w:p>
+    <w:p>
+      <w:pPr>
+        <w:spacing w:after="200"/>
+      </w:pPr>
+      <w:r>
+        <w:rPr>
+          <w:b/>
+          <w:bCs/>
+        </w:rPr>
+        <w:t xml:space="preserve">1830. </w:t>
+      </w:r>
+      <w:r>
+        <w:t xml:space="preserve">The Indian Removal Act forces the Trail of Tears; Joseph Smith founds the Latter Day Saint movement.</w:t>
+      </w:r>
+    </w:p>
+    <w:p>
+      <w:pPr>
+        <w:pStyle w:val="Heading2"/>
+        <w:keepNext/>
+        <w:spacing w:after="150" w:before="300"/>
+        <w:jc w:val="center"/>
+        <w:outlineLvl w:val="1"/>
+      </w:pPr>
+      <w:r>
+        <w:rPr>
+          <w:rFonts w:ascii="Amazon Ember" w:cs="Amazon Ember" w:eastAsia="Amazon Ember" w:hAnsi="Amazon Ember"/>
+          <w:b/>
+          <w:bCs/>
+          <w:color w:val="0000FF"/>
+          <w:sz w:val="36"/>
+          <w:szCs w:val="36"/>
+        </w:rPr>
+        <w:t xml:space="preserve">Industry and Empire</w:t>
+      </w:r>
+    </w:p>
+    <w:p>
+      <w:pPr>
+        <w:spacing w:after="200"/>
+      </w:pPr>
+      <w:r>
+        <w:rPr>
+          <w:b/>
+          <w:bCs/>
+        </w:rPr>
+        <w:t xml:space="preserve">1843. </w:t>
+      </w:r>
+      <w:r>
+        <w:t xml:space="preserve">Ada Lovelace publishes what is generally regarded as the first computer program.</w:t>
+      </w:r>
+    </w:p>
+    <w:p>
+      <w:pPr>
+        <w:spacing w:after="200"/>
+      </w:pPr>
+      <w:r>
+        <w:rPr>
+          <w:b/>
+          <w:bCs/>
+        </w:rPr>
+        <w:t xml:space="preserve">1846-1854. </w:t>
+      </w:r>
+      <w:r>
+        <w:t xml:space="preserve">Ether anesthesia, Semmelweis's handwashing insight, and John Snow's cholera map transform medicine within one generation.</w:t>
+      </w:r>
+    </w:p>
+    <w:p>
+      <w:pPr>
+        <w:spacing w:after="200"/>
+      </w:pPr>
+      <w:r>
+        <w:rPr>
+          <w:b/>
+          <w:bCs/>
+        </w:rPr>
+        <w:t xml:space="preserve">1848. </w:t>
+      </w:r>
+      <w:r>
+        <w:t xml:space="preserve">The Seneca Falls Convention drafts a declaration of women's equality.</w:t>
+      </w:r>
+    </w:p>
+    <w:p>
+      <w:pPr>
+        <w:spacing w:after="200"/>
+      </w:pPr>
+      <w:r>
+        <w:rPr>
+          <w:b/>
+          <w:bCs/>
+        </w:rPr>
+        <w:t xml:space="preserve">1857. </w:t>
+      </w:r>
+      <w:r>
+        <w:t xml:space="preserve">An uprising ends East India Company rule; the British Crown takes direct control as the Raj.</w:t>
+      </w:r>
+    </w:p>
+    <w:p>
+      <w:pPr>
+        <w:spacing w:after="200"/>
+      </w:pPr>
+      <w:r>
+        <w:rPr>
+          <w:b/>
+          <w:bCs/>
+        </w:rPr>
+        <w:t xml:space="preserve">1859. </w:t>
+      </w:r>
+      <w:r>
+        <w:t xml:space="preserve">Darwin publishes On the Origin of Species. Edwin Drake drills the first commercial oil well.</w:t>
+      </w:r>
+    </w:p>
+    <w:p>
+      <w:pPr>
+        <w:spacing w:after="200"/>
+      </w:pPr>
+      <w:r>
+        <w:rPr>
+          <w:b/>
+          <w:bCs/>
+        </w:rPr>
+        <w:t xml:space="preserve">1861. </w:t>
+      </w:r>
+      <w:r>
+        <w:t xml:space="preserve">Italy becomes a single state.</w:t>
+      </w:r>
+    </w:p>
+    <w:p>
+      <w:pPr>
+        <w:spacing w:after="200"/>
+      </w:pPr>
+      <w:r>
+        <w:rPr>
+          <w:b/>
+          <w:bCs/>
+        </w:rPr>
+        <w:t xml:space="preserve">1861-1865. </w:t>
+      </w:r>
+      <w:r>
+        <w:t xml:space="preserve">The American Civil War is fought; the Emancipation Proclamation takes effect in 1863, and the Thirteenth Amendment abolishes slavery in 1865.</w:t>
+      </w:r>
+    </w:p>
+    <w:p>
+      <w:pPr>
+        <w:spacing w:after="200"/>
+      </w:pPr>
+      <w:r>
+        <w:rPr>
+          <w:b/>
+          <w:bCs/>
+        </w:rPr>
+        <w:t xml:space="preserve">1868. </w:t>
+      </w:r>
+      <w:r>
+        <w:t xml:space="preserve">Japan's Meiji Restoration begins compressing a century of industrialization into a few decades.</w:t>
+      </w:r>
+    </w:p>
+    <w:p>
+      <w:pPr>
+        <w:spacing w:after="200"/>
+      </w:pPr>
+      <w:r>
+        <w:rPr>
+          <w:b/>
+          <w:bCs/>
+        </w:rPr>
+        <w:t xml:space="preserve">1871. </w:t>
+      </w:r>
+      <w:r>
+        <w:t xml:space="preserve">Germany completes political unification as a single state.</w:t>
+      </w:r>
+    </w:p>
+    <w:p>
+      <w:pPr>
+        <w:spacing w:after="200"/>
+      </w:pPr>
+      <w:r>
+        <w:rPr>
+          <w:b/>
+          <w:bCs/>
+        </w:rPr>
+        <w:t xml:space="preserve">1877. </w:t>
+      </w:r>
+      <w:r>
+        <w:t xml:space="preserve">US Reconstruction is abandoned; legal segregation follows.</w:t>
+      </w:r>
+    </w:p>
+    <w:p>
+      <w:pPr>
+        <w:spacing w:after="200"/>
+      </w:pPr>
+      <w:r>
+        <w:rPr>
+          <w:b/>
+          <w:bCs/>
+        </w:rPr>
+        <w:t xml:space="preserve">1893-1920s. </w:t>
+      </w:r>
+      <w:r>
+        <w:t xml:space="preserve">Women's suffrage spreads through Western democracies, starting with New Zealand.</w:t>
+      </w:r>
+    </w:p>
+    <w:p>
+      <w:pPr>
+        <w:spacing w:after="200"/>
+      </w:pPr>
+      <w:r>
+        <w:rPr>
+          <w:b/>
+          <w:bCs/>
+        </w:rPr>
+        <w:t xml:space="preserve">1895/1905. </w:t>
+      </w:r>
+      <w:r>
+        <w:t xml:space="preserve">Japan defeats China, then Russia, confirming its own status as a great power.</w:t>
+      </w:r>
+    </w:p>
+    <w:p>
+      <w:pPr>
+        <w:spacing w:after="200"/>
+      </w:pPr>
+      <w:r>
+        <w:rPr>
+          <w:b/>
+          <w:bCs/>
+        </w:rPr>
+        <w:t xml:space="preserve">1896. </w:t>
+      </w:r>
+      <w:r>
+        <w:t xml:space="preserve">Theodor Herzl formally organizes Zionism. Svante Arrhenius calculates, by hand, that doubling atmospheric carbon dioxide would warm the planet.</w:t>
+      </w:r>
+    </w:p>
+    <w:p>
+      <w:pPr>
+        <w:pStyle w:val="Heading2"/>
+        <w:keepNext/>
+        <w:spacing w:after="150" w:before="300"/>
+        <w:jc w:val="center"/>
+        <w:outlineLvl w:val="1"/>
+      </w:pPr>
+      <w:r>
+        <w:rPr>
+          <w:rFonts w:ascii="Amazon Ember" w:cs="Amazon Ember" w:eastAsia="Amazon Ember" w:hAnsi="Amazon Ember"/>
+          <w:b/>
+          <w:bCs/>
+          <w:color w:val="0000FF"/>
+          <w:sz w:val="36"/>
+          <w:szCs w:val="36"/>
+        </w:rPr>
+        <w:t xml:space="preserve">The World Wars and Their Aftermath</w:t>
+      </w:r>
+    </w:p>
+    <w:p>
+      <w:pPr>
+        <w:spacing w:after="200"/>
+      </w:pPr>
+      <w:r>
+        <w:rPr>
+          <w:b/>
+          <w:bCs/>
+        </w:rPr>
+        <w:t xml:space="preserve">1905. </w:t>
+      </w:r>
+      <w:r>
+        <w:t xml:space="preserve">Einstein publishes special relativity.</w:t>
+      </w:r>
+    </w:p>
+    <w:p>
+      <w:pPr>
+        <w:spacing w:after="200"/>
+      </w:pPr>
+      <w:r>
+        <w:rPr>
+          <w:b/>
+          <w:bCs/>
+        </w:rPr>
+        <w:t xml:space="preserve">1914-1918. </w:t>
+      </w:r>
+      <w:r>
+        <w:t xml:space="preserve">Archduke Franz Ferdinand's assassination triggers the First World War; it ends with four empires destroyed and ten million soldiers dead.</w:t>
+      </w:r>
+    </w:p>
+    <w:p>
+      <w:pPr>
+        <w:spacing w:after="200"/>
+      </w:pPr>
+      <w:r>
+        <w:rPr>
+          <w:b/>
+          <w:bCs/>
+        </w:rPr>
+        <w:t xml:space="preserve">1917-1924. </w:t>
+      </w:r>
+      <w:r>
+        <w:t xml:space="preserve">The Russian Revolution ends the czarist autocracy; Lenin's death in 1924 opens the succession struggle Stalin wins.</w:t>
+      </w:r>
+    </w:p>
+    <w:p>
+      <w:pPr>
+        <w:spacing w:after="200"/>
+      </w:pPr>
+      <w:r>
+        <w:rPr>
+          <w:b/>
+          <w:bCs/>
+        </w:rPr>
+        <w:t xml:space="preserve">1918-1920. </w:t>
+      </w:r>
+      <w:r>
+        <w:t xml:space="preserve">An influenza pandemic, misnamed the Spanish flu, kills an estimated fifty million people.</w:t>
+      </w:r>
+    </w:p>
+    <w:p>
+      <w:pPr>
+        <w:spacing w:after="200"/>
+      </w:pPr>
+      <w:r>
+        <w:rPr>
+          <w:b/>
+          <w:bCs/>
+        </w:rPr>
+        <w:t xml:space="preserve">1919. </w:t>
+      </w:r>
+      <w:r>
+        <w:t xml:space="preserve">The Treaty of Versailles is signed; Eddington's eclipse expedition confirms Einstein's relativity.</w:t>
+      </w:r>
+    </w:p>
+    <w:p>
+      <w:pPr>
+        <w:spacing w:after="200"/>
+      </w:pPr>
+      <w:r>
+        <w:rPr>
+          <w:b/>
+          <w:bCs/>
+        </w:rPr>
+        <w:t xml:space="preserve">1928. </w:t>
+      </w:r>
+      <w:r>
+        <w:t xml:space="preserve">Alexander Fleming accidentally discovers penicillin.</w:t>
+      </w:r>
+    </w:p>
+    <w:p>
+      <w:pPr>
+        <w:spacing w:after="200"/>
+      </w:pPr>
+      <w:r>
+        <w:rPr>
+          <w:b/>
+          <w:bCs/>
+        </w:rPr>
+        <w:t xml:space="preserve">1931-1937. </w:t>
+      </w:r>
+      <w:r>
+        <w:t xml:space="preserve">Japan invades Manchuria, then China.</w:t>
+      </w:r>
+    </w:p>
+    <w:p>
+      <w:pPr>
+        <w:spacing w:after="200"/>
+      </w:pPr>
+      <w:r>
+        <w:rPr>
+          <w:b/>
+          <w:bCs/>
+        </w:rPr>
+        <w:t xml:space="preserve">1933. </w:t>
+      </w:r>
+      <w:r>
+        <w:t xml:space="preserve">Adolf Hitler is appointed chancellor of Germany. The Soviet Union's early-1930s forced collectivization has, by now, brought it famine.</w:t>
+      </w:r>
+    </w:p>
+    <w:p>
+      <w:pPr>
+        <w:spacing w:after="200"/>
+      </w:pPr>
+      <w:r>
+        <w:rPr>
+          <w:b/>
+          <w:bCs/>
+        </w:rPr>
+        <w:t xml:space="preserve">1936-1939. </w:t>
+      </w:r>
+      <w:r>
+        <w:t xml:space="preserve">The Spanish Civil War is fought; Franco's victory opens a dictatorship lasting until 1975.</w:t>
+      </w:r>
+    </w:p>
+    <w:p>
+      <w:pPr>
+        <w:spacing w:after="200"/>
+      </w:pPr>
+      <w:r>
+        <w:rPr>
+          <w:b/>
+          <w:bCs/>
+        </w:rPr>
+        <w:t xml:space="preserve">1939-1945. </w:t>
+      </w:r>
+      <w:r>
+        <w:t xml:space="preserve">The Second World War is fought. The Holocaust murders an estimated six million Jews. Atomic bombs fall on Hiroshima and Nagasaki; Japan surrenders.</w:t>
+      </w:r>
+    </w:p>
+    <w:p>
+      <w:pPr>
+        <w:spacing w:after="200"/>
+      </w:pPr>
+      <w:r>
+        <w:rPr>
+          <w:b/>
+          <w:bCs/>
+        </w:rPr>
+        <w:t xml:space="preserve">1945. </w:t>
+      </w:r>
+      <w:r>
+        <w:t xml:space="preserve">The wartime US-Soviet partnership curdles into open rivalry within two years.</w:t>
+      </w:r>
+    </w:p>
+    <w:p>
+      <w:pPr>
+        <w:spacing w:after="200"/>
+      </w:pPr>
+      <w:r>
+        <w:rPr>
+          <w:b/>
+          <w:bCs/>
+        </w:rPr>
+        <w:t xml:space="preserve">1947-1948. </w:t>
+      </w:r>
+      <w:r>
+        <w:t xml:space="preserve">India and Pakistan gain independence; the UN proposes partitioning Palestine; Israel declares independence.</w:t>
+      </w:r>
+    </w:p>
+    <w:p>
+      <w:pPr>
+        <w:spacing w:after="200"/>
+      </w:pPr>
+      <w:r>
+        <w:rPr>
+          <w:b/>
+          <w:bCs/>
+        </w:rPr>
+        <w:t xml:space="preserve">1947. </w:t>
+      </w:r>
+      <w:r>
+        <w:t xml:space="preserve">The transistor is invented at Bell Labs.</w:t>
+      </w:r>
+    </w:p>
+    <w:p>
+      <w:pPr>
+        <w:spacing w:after="200"/>
+      </w:pPr>
+      <w:r>
+        <w:rPr>
+          <w:b/>
+          <w:bCs/>
+        </w:rPr>
+        <w:t xml:space="preserve">1949. </w:t>
+      </w:r>
+      <w:r>
+        <w:t xml:space="preserve">Mao Zedong's Communist Party wins China's civil war.</w:t>
+      </w:r>
+    </w:p>
+    <w:p>
+      <w:pPr>
+        <w:pStyle w:val="Heading2"/>
+        <w:keepNext/>
+        <w:spacing w:after="150" w:before="300"/>
+        <w:jc w:val="center"/>
+        <w:outlineLvl w:val="1"/>
+      </w:pPr>
+      <w:r>
+        <w:rPr>
+          <w:rFonts w:ascii="Amazon Ember" w:cs="Amazon Ember" w:eastAsia="Amazon Ember" w:hAnsi="Amazon Ember"/>
+          <w:b/>
+          <w:bCs/>
+          <w:color w:val="0000FF"/>
+          <w:sz w:val="36"/>
+          <w:szCs w:val="36"/>
+        </w:rPr>
+        <w:t xml:space="preserve">The Short Violent Peace</w:t>
+      </w:r>
+    </w:p>
+    <w:p>
+      <w:pPr>
+        <w:spacing w:after="200"/>
+      </w:pPr>
+      <w:r>
+        <w:rPr>
+          <w:b/>
+          <w:bCs/>
+        </w:rPr>
+        <w:t xml:space="preserve">1950. </w:t>
+      </w:r>
+      <w:r>
+        <w:t xml:space="preserve">Enrico Fermi asks his lunch-table question, since known as the Fermi Paradox.</w:t>
+      </w:r>
+    </w:p>
+    <w:p>
+      <w:pPr>
+        <w:spacing w:after="200"/>
+      </w:pPr>
+      <w:r>
+        <w:rPr>
+          <w:b/>
+          <w:bCs/>
+        </w:rPr>
+        <w:t xml:space="preserve">1950-1953. </w:t>
+      </w:r>
+      <w:r>
+        <w:t xml:space="preserve">The Korean War splits a peninsula still divided today.</w:t>
+      </w:r>
+    </w:p>
+    <w:p>
+      <w:pPr>
+        <w:spacing w:after="200"/>
+      </w:pPr>
+      <w:r>
+        <w:rPr>
+          <w:b/>
+          <w:bCs/>
+        </w:rPr>
+        <w:t xml:space="preserve">1957-1961. </w:t>
+      </w:r>
+      <w:r>
+        <w:t xml:space="preserve">Sputnik opens the Space Race; Gagarin becomes the first human in orbit in 1961.</w:t>
+      </w:r>
+    </w:p>
+    <w:p>
+      <w:pPr>
+        <w:spacing w:after="200"/>
+      </w:pPr>
+      <w:r>
+        <w:rPr>
+          <w:b/>
+          <w:bCs/>
+        </w:rPr>
+        <w:t xml:space="preserve">1958-1961. </w:t>
+      </w:r>
+      <w:r>
+        <w:t xml:space="preserve">China's Great Leap Forward produces a famine among the deadliest in recorded history.</w:t>
+      </w:r>
+    </w:p>
+    <w:p>
+      <w:pPr>
+        <w:spacing w:after="200"/>
+      </w:pPr>
+      <w:r>
+        <w:rPr>
+          <w:b/>
+          <w:bCs/>
+        </w:rPr>
+        <w:t xml:space="preserve">1958. </w:t>
+      </w:r>
+      <w:r>
+        <w:t xml:space="preserve">The Keeling Curve begins recording rising atmospheric carbon dioxide at Mauna Loa.</w:t>
+      </w:r>
+    </w:p>
+    <w:p>
+      <w:pPr>
+        <w:spacing w:after="200"/>
+      </w:pPr>
+      <w:r>
+        <w:rPr>
+          <w:b/>
+          <w:bCs/>
+        </w:rPr>
+        <w:t xml:space="preserve">1960. </w:t>
+      </w:r>
+      <w:r>
+        <w:t xml:space="preserve">Seventeen African countries gain independence in a single year, the crest of decolonization's wave.</w:t>
+      </w:r>
+    </w:p>
+    <w:p>
+      <w:pPr>
+        <w:spacing w:after="200"/>
+      </w:pPr>
+      <w:r>
+        <w:rPr>
+          <w:b/>
+          <w:bCs/>
+        </w:rPr>
+        <w:t xml:space="preserve">1961. </w:t>
+      </w:r>
+      <w:r>
+        <w:t xml:space="preserve">The Berlin Wall goes up.</w:t>
+      </w:r>
+    </w:p>
+    <w:p>
+      <w:pPr>
+        <w:spacing w:after="200"/>
+      </w:pPr>
+      <w:r>
+        <w:rPr>
+          <w:b/>
+          <w:bCs/>
+        </w:rPr>
+        <w:t xml:space="preserve">1962. </w:t>
+      </w:r>
+      <w:r>
+        <w:t xml:space="preserve">The Cuban Missile Crisis brings both superpowers to the edge of nuclear war.</w:t>
+      </w:r>
+    </w:p>
+    <w:p>
+      <w:pPr>
+        <w:spacing w:after="200"/>
+      </w:pPr>
+      <w:r>
+        <w:rPr>
+          <w:b/>
+          <w:bCs/>
+        </w:rPr>
+        <w:t xml:space="preserve">1963-1965. </w:t>
+      </w:r>
+      <w:r>
+        <w:t xml:space="preserve">The US civil rights movement wins the March on Washington, the Civil Rights Act, and the Voting Rights Act.</w:t>
+      </w:r>
+    </w:p>
+    <w:p>
+      <w:pPr>
+        <w:spacing w:after="200"/>
+      </w:pPr>
+      <w:r>
+        <w:rPr>
+          <w:b/>
+          <w:bCs/>
+        </w:rPr>
+        <w:t xml:space="preserve">1965. </w:t>
+      </w:r>
+      <w:r>
+        <w:t xml:space="preserve">Gordon Moore observes that the number of transistors on a chip is doubling every two years, give or take.</w:t>
+      </w:r>
+    </w:p>
+    <w:p>
+      <w:pPr>
+        <w:spacing w:after="200"/>
+      </w:pPr>
+      <w:r>
+        <w:rPr>
+          <w:b/>
+          <w:bCs/>
+        </w:rPr>
+        <w:t xml:space="preserve">1966-1976. </w:t>
+      </w:r>
+      <w:r>
+        <w:t xml:space="preserve">China's Cultural Revolution turns the state against its own institutions and culture.</w:t>
+      </w:r>
+    </w:p>
+    <w:p>
+      <w:pPr>
+        <w:spacing w:after="200"/>
+      </w:pPr>
+      <w:r>
+        <w:rPr>
+          <w:b/>
+          <w:bCs/>
+        </w:rPr>
+        <w:t xml:space="preserve">1969. </w:t>
+      </w:r>
+      <w:r>
+        <w:t xml:space="preserve">Apollo 11 lands the first humans on the Moon. The Stonewall riots mark a turning point for gay rights. ARPANET, the internet's ancestor, connects its first four computers.</w:t>
+      </w:r>
+    </w:p>
+    <w:p>
+      <w:pPr>
+        <w:spacing w:after="200"/>
+      </w:pPr>
+      <w:r>
+        <w:rPr>
+          <w:b/>
+          <w:bCs/>
+        </w:rPr>
+        <w:t xml:space="preserve">1975. </w:t>
+      </w:r>
+      <w:r>
+        <w:t xml:space="preserve">The Vietnam War ends. Spain's Franco dies, opening a transition to democracy.</w:t>
+      </w:r>
+    </w:p>
+    <w:p>
+      <w:pPr>
+        <w:spacing w:after="200"/>
+      </w:pPr>
+      <w:r>
+        <w:rPr>
+          <w:b/>
+          <w:bCs/>
+        </w:rPr>
+        <w:t xml:space="preserve">1977. </w:t>
+      </w:r>
+      <w:r>
+        <w:t xml:space="preserve">The Voyager Golden Record launches into interstellar space; a radio telescope in Ohio records the “Wow!” signal.</w:t>
+      </w:r>
+    </w:p>
+    <w:p>
+      <w:pPr>
+        <w:spacing w:after="200"/>
+      </w:pPr>
+      <w:r>
+        <w:rPr>
+          <w:b/>
+          <w:bCs/>
+        </w:rPr>
+        <w:t xml:space="preserve">1978-1979. </w:t>
+      </w:r>
+      <w:r>
+        <w:t xml:space="preserve">Deng Xiaoping's reforms begin opening China's economy. The Soviet Union invades Afghanistan.</w:t>
+      </w:r>
+    </w:p>
+    <w:p>
+      <w:pPr>
+        <w:spacing w:after="200"/>
+      </w:pPr>
+      <w:r>
+        <w:rPr>
+          <w:b/>
+          <w:bCs/>
+        </w:rPr>
+        <w:t xml:space="preserve">1980. </w:t>
+      </w:r>
+      <w:r>
+        <w:t xml:space="preserve">Smallpox is declared eradicated — the only human disease ever wiped from the wild on purpose.</w:t>
+      </w:r>
+    </w:p>
+    <w:p>
+      <w:pPr>
+        <w:spacing w:after="200"/>
+      </w:pPr>
+      <w:r>
+        <w:rPr>
+          <w:b/>
+          <w:bCs/>
+        </w:rPr>
+        <w:t xml:space="preserve">1986. </w:t>
+      </w:r>
+      <w:r>
+        <w:t xml:space="preserve">The Chernobyl nuclear plant explodes in Soviet Ukraine.</w:t>
+      </w:r>
+    </w:p>
+    <w:p>
+      <w:pPr>
+        <w:spacing w:after="200"/>
+      </w:pPr>
+      <w:r>
+        <w:rPr>
+          <w:b/>
+          <w:bCs/>
+        </w:rPr>
+        <w:t xml:space="preserve">1988. </w:t>
+      </w:r>
+      <w:r>
+        <w:t xml:space="preserve">The Intergovernmental Panel on Climate Change is formed.</w:t>
+      </w:r>
+    </w:p>
+    <w:p>
+      <w:pPr>
+        <w:spacing w:after="200"/>
+      </w:pPr>
+      <w:r>
+        <w:rPr>
+          <w:b/>
+          <w:bCs/>
+        </w:rPr>
+        <w:t xml:space="preserve">1989. </w:t>
+      </w:r>
+      <w:r>
+        <w:t xml:space="preserve">The Berlin Wall falls. China's government crushes the Tiananmen Square protests.</w:t>
+      </w:r>
+    </w:p>
+    <w:p>
+      <w:pPr>
+        <w:spacing w:after="200"/>
+      </w:pPr>
+      <w:r>
+        <w:rPr>
+          <w:b/>
+          <w:bCs/>
+        </w:rPr>
+        <w:t xml:space="preserve">1990-1991. </w:t>
+      </w:r>
+      <w:r>
+        <w:t xml:space="preserve">Nelson Mandela is released after 27 years' imprisonment. The Soviet Union dissolves.</w:t>
+      </w:r>
+    </w:p>
+    <w:p>
+      <w:pPr>
+        <w:pStyle w:val="Heading2"/>
+        <w:keepNext/>
+        <w:spacing w:after="150" w:before="300"/>
+        <w:jc w:val="center"/>
+        <w:outlineLvl w:val="1"/>
+      </w:pPr>
+      <w:r>
+        <w:rPr>
+          <w:rFonts w:ascii="Amazon Ember" w:cs="Amazon Ember" w:eastAsia="Amazon Ember" w:hAnsi="Amazon Ember"/>
+          <w:b/>
+          <w:bCs/>
+          <w:color w:val="0000FF"/>
+          <w:sz w:val="36"/>
+          <w:szCs w:val="36"/>
+        </w:rPr>
+        <w:t xml:space="preserve">The Wired World</w:t>
+      </w:r>
+    </w:p>
+    <w:p>
+      <w:pPr>
+        <w:spacing w:after="200"/>
+      </w:pPr>
+      <w:r>
+        <w:rPr>
+          <w:b/>
+          <w:bCs/>
+        </w:rPr>
+        <w:t xml:space="preserve">1989-1991. </w:t>
+      </w:r>
+      <w:r>
+        <w:t xml:space="preserve">Tim Berners-Lee builds the World Wide Web.</w:t>
+      </w:r>
+    </w:p>
+    <w:p>
+      <w:pPr>
+        <w:spacing w:after="200"/>
+      </w:pPr>
+      <w:r>
+        <w:rPr>
+          <w:b/>
+          <w:bCs/>
+        </w:rPr>
+        <w:t xml:space="preserve">1994. </w:t>
+      </w:r>
+      <w:r>
+        <w:t xml:space="preserve">Mandela is elected South Africa's first Black president.</w:t>
+      </w:r>
+    </w:p>
+    <w:p>
+      <w:pPr>
+        <w:spacing w:after="200"/>
+      </w:pPr>
+      <w:r>
+        <w:rPr>
+          <w:b/>
+          <w:bCs/>
+        </w:rPr>
+        <w:t xml:space="preserve">2007. </w:t>
+      </w:r>
+      <w:r>
+        <w:t xml:space="preserve">The iPhone arrives, putting a computer in most of humanity's pockets within about fifteen years.</w:t>
+      </w:r>
+    </w:p>
+    <w:p>
+      <w:pPr>
+        <w:spacing w:after="200"/>
+      </w:pPr>
+      <w:r>
+        <w:rPr>
+          <w:b/>
+          <w:bCs/>
+        </w:rPr>
+        <w:t xml:space="preserve">2010-2012. </w:t>
+      </w:r>
+      <w:r>
+        <w:t xml:space="preserve">The Arab Spring uses social media to organize protest movements across the Middle East.</w:t>
+      </w:r>
+    </w:p>
+    <w:p>
+      <w:pPr>
+        <w:spacing w:after="200"/>
+      </w:pPr>
+      <w:r>
+        <w:rPr>
+          <w:b/>
+          <w:bCs/>
+        </w:rPr>
+        <w:t xml:space="preserve">2015. </w:t>
+      </w:r>
+      <w:r>
+        <w:t xml:space="preserve">The Paris Agreement brings practically every country into a single climate framework; China ends its one-child policy the same year.</w:t>
+      </w:r>
+    </w:p>
+    <w:p>
+      <w:pPr>
+        <w:spacing w:after="200"/>
+      </w:pPr>
+      <w:r>
+        <w:rPr>
+          <w:b/>
+          <w:bCs/>
+        </w:rPr>
+        <w:t xml:space="preserve">2019-2021. </w:t>
+      </w:r>
+      <w:r>
+        <w:t xml:space="preserve">COVID-19 becomes a global pandemic. The US Capitol is stormed on January 6, 2021.</w:t>
+      </w:r>
+    </w:p>
+    <w:p>
+      <w:pPr>
+        <w:spacing w:after="200"/>
+      </w:pPr>
+      <w:r>
+        <w:rPr>
+          <w:b/>
+          <w:bCs/>
+        </w:rPr>
+        <w:t xml:space="preserve">2022. </w:t>
+      </w:r>
+      <w:r>
+        <w:t xml:space="preserve">Russia launches a full-scale invasion of Ukraine.</w:t>
+      </w:r>
+    </w:p>
+    <w:p>
+      <w:pPr>
+        <w:spacing w:after="200"/>
+      </w:pPr>
+      <w:r>
+        <w:rPr>
+          <w:b/>
+          <w:bCs/>
+        </w:rPr>
+        <w:t xml:space="preserve">2023. </w:t>
+      </w:r>
+      <w:r>
+        <w:t xml:space="preserve">India passes China as the world's most populous country and lands a probe near the Moon's south pole.</w:t>
+      </w:r>
+    </w:p>
+    <w:p>
+      <w:pPr>
+        <w:spacing w:after="200"/>
+      </w:pPr>
+      <w:r>
+        <w:rPr>
+          <w:b/>
+          <w:bCs/>
+        </w:rPr>
+        <w:t xml:space="preserve">2024. </w:t>
+      </w:r>
+      <w:r>
+        <w:t xml:space="preserve">A Chinese manufacturer, BYD, overtakes Tesla in global electric-vehicle sales.</w:t>
+      </w:r>
+    </w:p>
+    <w:p>
+      <w:pPr>
+        <w:spacing w:after="200"/>
+      </w:pPr>
+      <w:r>
+        <w:rPr>
+          <w:i/>
+          <w:iCs/>
+        </w:rPr>
+        <w:t xml:space="preserve">Dolphin scholarship notes, in closing, that the entries above cluster very heavily toward the list's own end — not because the recent past matters more, but because paperwork survives better the less time it has had to get lost. The dolphins were watching just as closely the whole way through. They simply had less of it written down for them to check against.</w:t>
+      </w:r>
+    </w:p>
+    <w:p>
+      <w:r>
+        <w:br w:type="page"/>
+      </w:r>
+    </w:p>
+    <w:p>
+      <w:pPr>
+        <w:pStyle w:val="Heading1"/>
+        <w:spacing w:after="300"/>
+        <w:jc w:val="center"/>
+        <w:outlineLvl w:val="0"/>
+      </w:pPr>
+      <w:r>
+        <w:rPr>
+          <w:rFonts w:ascii="Amazon Ember" w:cs="Amazon Ember" w:eastAsia="Amazon Ember" w:hAnsi="Amazon Ember"/>
+          <w:b/>
+          <w:bCs/>
+          <w:color w:val="0000FF"/>
+          <w:sz w:val="36"/>
+          <w:szCs w:val="36"/>
+        </w:rPr>
         <w:t xml:space="preserve">Further Reading — For Humans</w:t>
       </w:r>
     </w:p>
@@ -7047,7 +9392,7 @@
         <w:t xml:space="preserve">The Story of the Jews, by Simon Schama (two volumes, 2013 and 2017). </w:t>
       </w:r>
       <w:r>
-        <w:t xml:space="preserve">The long thread of Chapter 23, at the length it deserves.</w:t>
+        <w:t xml:space="preserve">The long thread this book gives a chapter of its own, at the length it deserves.</w:t>
       </w:r>
     </w:p>
     <w:p>

--- a/History/The Dolphins' View of History - Complete Manuscript.docx
+++ b/History/The Dolphins' View of History - Complete Manuscript.docx
@@ -4431,7 +4431,7 @@
         <w:spacing w:after="200"/>
       </w:pPr>
       <w:r>
-        <w:t xml:space="preserve">Convivencia's most famous graduate was born in Córdoba in 1138: Maimonides, a Jewish philosopher and physician who wrote his greatest works in Arabic and went on to shape Jewish, Islamic, and Christian scholastic thought alike, a single career that could not have happened in a Córdoba of only one faith.</w:t>
+        <w:t xml:space="preserve">Convivencia's most famous graduate was born in Córdoba around 1135-38: Maimonides, a Jewish philosopher and physician who wrote his greatest works in Arabic and went on to shape Jewish, Islamic, and Christian scholastic thought alike, a single career that could not have happened in a Córdoba of only one faith.</w:t>
       </w:r>
     </w:p>
     <w:p>

--- a/History/The Dolphins' View of History - Complete Manuscript.docx
+++ b/History/The Dolphins' View of History - Complete Manuscript.docx
@@ -863,7 +863,7 @@
         <w:spacing w:after="200"/>
       </w:pPr>
       <w:r>
-        <w:t xml:space="preserve">It pushed back the night. A fire is the first porch light: a circle of visibility and warmth a hominin band could sit inside after dark, when every other diurnal primate was hiding.</w:t>
+        <w:t xml:space="preserve">It pushed back the night. A fire is the first porch light: a circle of visibility and warmth a hominin band could sit inside after dark, when every other diurnal (day-active) primate was hiding.</w:t>
       </w:r>
     </w:p>
     <w:p>
@@ -1371,7 +1371,7 @@
         <w:spacing w:after="200"/>
       </w:pPr>
       <w:r>
-        <w:t xml:space="preserve">The earliest personal name in the written record may be Kushim, which appears on a set of barley receipts from Uruk and may belong to an accountant. The first author known by name, roughly a thousand years later, was a woman: Enheduanna, a high priestess at Ur and a daughter of Sargon of Akkad, who around 2300 BCE composed hymns to the goddess Inanna. And the Epic of Gilgamesh, whose oldest tablets date from around 2100 BCE, contains a flood story that circulated in Mesopotamia long before the biblical one was written down.</w:t>
+        <w:t xml:space="preserve">The earliest personal name in the written record may be Kushim, which appears on a set of barley receipts from Uruk and may belong to an accountant. The first author known by name, roughly a thousand years later, was a woman: Enheduanna, a high priestess at Ur and a daughter of Sargon of Akkad, who around 2300 BCE composed hymns to the goddess Inanna. And the Epic of Gilgamesh, whose earliest surviving Sumerian poems about the king date from around 2100 BCE, though the unified epic as later generations knew it was assembled centuries after that, contains a flood story that circulated in Mesopotamia long before the biblical one was written down.</w:t>
       </w:r>
     </w:p>
     <w:p>
@@ -1759,7 +1759,7 @@
         <w:spacing w:after="200"/>
       </w:pPr>
       <w:r>
-        <w:t xml:space="preserve">His dynasty collapsed within four years of his death, brutal standardization having generated exactly the resentment brutal standardization tends to generate. The Han dynasty that followed kept most of the standardization and dropped most of the brutality, a pairing dolphin historians flag as worth remembering for later chapters.</w:t>
+        <w:t xml:space="preserve">The Qin dynasty collapsed within four years of Qin Shi Huang's death, brutal standardization having generated exactly the resentment brutal standardization tends to generate. The Han dynasty that followed kept most of the standardization and dropped most of the brutality, a pairing dolphin historians flag as worth remembering for later chapters.</w:t>
       </w:r>
     </w:p>
     <w:p>
@@ -3027,7 +3027,7 @@
         <w:spacing w:after="200"/>
       </w:pPr>
       <w:r>
-        <w:t xml:space="preserve">In the Andes, the Inca Empire, at its height in the 15th century, ruled some ten million people across the length of the mountain chain, linked by roads and rope bridges running some 25,000 miles by one common estimate, without the wheel, without draft animals beyond the llama, and without any writing that anyone has been able to read. It kept its records on the quipu, a system of knotted, colored strings in which the type and position of each knot recorded numbers, and, some scholars now argue, possibly more.</w:t>
+        <w:t xml:space="preserve">In the Andes, the Inca Empire, at its height in the 15th century, ruled some ten million people across the length of the mountain chain, linked by roads and rope bridges running somewhere from 14,000 to 25,000 miles depending on what counts as part of the network, without the wheel, without draft animals beyond the llama, and without any writing that anyone has been able to read. It kept its records on the quipu, a system of knotted, colored strings in which the type and position of each knot recorded numbers, and, some scholars now argue, possibly more.</w:t>
       </w:r>
     </w:p>
     <w:p>
@@ -3215,7 +3215,7 @@
         <w:spacing w:after="200"/>
       </w:pPr>
       <w:r>
-        <w:t xml:space="preserve">The conquest of the Americas that followed was, in the dolphins' accounting, not primarily a military story. Disease did most of the work: smallpox, measles, and influenza, carried unknowingly by the first waves of contact, killed an estimated 80 to 90 percent of the Indigenous population of the Americas over the following century and a half, a demographic collapse with no real precedent elsewhere in this book. Conquest by force, from Cortés's fall of the Aztec capital Tenochtitlan in 1521 to Pizarro's capture of the Inca emperor Atahualpa in 1532, finished what disease had made possible well before the soldiers arrived.</w:t>
+        <w:t xml:space="preserve">The conquest of the Americas that followed was, in the dolphins' accounting, not primarily a military story. Disease did most of the work: smallpox, measles, and influenza, carried unknowingly by the first waves of contact, killed an estimated majority of the Indigenous population of the Americas over the following century and a half — estimates for just how much range from around half to as high as 90 percent, since the pre-contact population they're measured against remains disputed — a demographic collapse with no real precedent elsewhere in this book. Conquest by force, from Cortés's fall of the Aztec capital Tenochtitlan in 1521 to Pizarro's capture of the Inca emperor Atahualpa in 1532, finished what disease had made possible well before the soldiers arrived.</w:t>
       </w:r>
     </w:p>
     <w:p>
@@ -3483,7 +3483,7 @@
         <w:spacing w:after="200"/>
       </w:pPr>
       <w:r>
-        <w:t xml:space="preserve">The country grew, and a good deal of its growth came at other people's expense. In 1803 it doubled in size with the Louisiana Purchase, a sale made possible because Napoleonic France, having lost an army to yellow fever and to the enslaved people of Haiti, who had rebelled and won, lost its appetite for an empire in the Americas. The Indian Removal Act of 1830 forced tens of thousands of Native Americans off their homelands in the southeast, and roughly four thousand Cherokee died on the march known as the Trail of Tears. A war with Mexico, from 1846 to 1848, ended with Mexico ceding close to half its territory, including California. Dolphin historians file all of this under expansion and under racism, and see no reason to file it under anything gentler.</w:t>
+        <w:t xml:space="preserve">The country grew, and a good deal of its growth came at other people's expense. In 1803 it doubled in size with the Louisiana Purchase, a sale made possible because Napoleonic France, having lost an army to yellow fever and to the enslaved people of Haiti, who had rebelled and won, lost its appetite for an empire in the Americas. The Indian Removal Act of 1830 forced tens of thousands of Native Americans off their homelands in the southeast, and an estimated four thousand or more Cherokee died on the march known as the Trail of Tears, a toll historians still consider likely undercounted. A war with Mexico, from 1846 to 1848, ended with Mexico ceding close to half its territory, including California. Dolphin historians file all of this under expansion and under racism, and see no reason to file it under anything gentler.</w:t>
       </w:r>
     </w:p>
     <w:p>
@@ -3803,7 +3803,7 @@
         <w:spacing w:after="200"/>
       </w:pPr>
       <w:r>
-        <w:t xml:space="preserve">A second catastrophe, spread by troop ships and crowded camps, was under way at the same time. The influenza pandemic of 1918 to 1920 killed an estimated fifty million people, more than the war itself, and is remembered as the Spanish flu for a peculiar reason: Spain, which was neutral, had a free press and reported the disease openly, while the warring nations censored their own bad news. It was, dolphin historians observe, named after the one country in the story that was telling the truth.</w:t>
+        <w:t xml:space="preserve">A second catastrophe, spread by troop ships and crowded camps, was under way at the same time. The influenza pandemic of 1918 to 1920 killed somewhere between an estimated 17 million and 50 million people, quite possibly more, more than the war itself, and is remembered as the Spanish flu for a peculiar reason: Spain, which was neutral, had a free press and reported the disease openly, while the warring nations censored their own bad news. It was, dolphin historians observe, named after the one country in the story that was telling the truth.</w:t>
       </w:r>
     </w:p>
     <w:p>
@@ -4619,7 +4619,7 @@
         <w:spacing w:after="200"/>
       </w:pPr>
       <w:r>
-        <w:t xml:space="preserve">Dolphin historians insist on stating plainly what a shorter accounting would flatten out: the Soviet Union also paid the highest cost, by a wide margin, of any Allied power in defeating Nazi Germany, with estimates of Soviet dead in the Second World War running to roughly 27 million, military and civilian combined, a scale that shaped the postwar Soviet state's own self-image for the rest of its existence.</w:t>
+        <w:t xml:space="preserve">Dolphin historians insist on stating plainly what a shorter accounting would flatten out: the Soviet Union also paid the highest cost, by a wide margin, of any Allied power in defeating Nazi Germany, with estimates of Soviet dead in the Second World War running from around 20 million to as high as 27 million, military and civilian combined, a scale that shaped the postwar Soviet state's own self-image for the rest of its existence.</w:t>
       </w:r>
     </w:p>
     <w:p>
@@ -4971,7 +4971,7 @@
         <w:spacing w:after="200"/>
       </w:pPr>
       <w:r>
-        <w:t xml:space="preserve">Judea itself did not stay quiet under Rome. A major revolt from 66 to 73 CE ended with the Second Temple's destruction in 70 CE — only its western retaining wall still stands — and the mass suicide of the revolt's last holdouts at Masada. A second revolt, in 132-135 CE, was crushed even more completely; Rome barred Jews from Jerusalem and renamed the province Syria Palaestina.</w:t>
+        <w:t xml:space="preserve">Judea itself did not stay quiet under Rome. A major revolt from 66 to 73 CE ended with the Second Temple's destruction in 70 CE — only its western retaining wall still stands — and, by tradition, the mass suicide of the revolt's last holdouts at Masada. That account comes down from a single source, the historian Josephus, and its details are still debated by archaeologists, some of whom question how much of it happened as described. A second revolt, in 132-135 CE, was crushed even more completely; Rome barred Jews from Jerusalem and renamed the province Syria Palaestina.</w:t>
       </w:r>
     </w:p>
     <w:p>
@@ -5419,6 +5419,14 @@
         <w:spacing w:after="200"/>
       </w:pPr>
       <w:r>
+        <w:t xml:space="preserve">This was not idle abstraction for long. The same mass-energy relationship Einstein's paper implied, E=mc², became, within four decades, the physics behind the atomic bomb, and the century's arms race and Cold War, covered elsewhere in this book, are unthinkable without it. Relativity also turned out to have a mundane, everyday payoff nobody in 1905 could have predicted: satellite clocks in the Global Positioning System drift out of sync with clocks on the ground by measurable amounts because of both their speed and their weaker gravity, and GPS receivers correct for this using Einstein's equations directly, dozens of times a second, in every phone that gives directions. A theory built to explain light near the sun ended up steering cars down city streets.</w:t>
+      </w:r>
+    </w:p>
+    <w:p>
+      <w:pPr>
+        <w:spacing w:after="200"/>
+      </w:pPr>
+      <w:r>
         <w:t xml:space="preserve">Wave-particle duality, formalized through the 1920s, holds that light and matter both behave sometimes like discrete particles and sometimes like spread-out waves, depending on how they are observed. Humans, whose primary sense is vision — built around treating light as straight-line rays — tend to find this genuinely strange.</w:t>
       </w:r>
     </w:p>
@@ -5456,6 +5464,14 @@
       </w:pPr>
       <w:r>
         <w:t xml:space="preserve">None of this is offered as a claim that dolphins secretly anticipated theoretical physics, or that intuition is a substitute for the difficult mathematics humans spent a century building. Dolphin scholarship extends its genuine compliments to that work specifically because it was hard, and done without the sensory head start dolphins happened to be born with.</w:t>
+      </w:r>
+    </w:p>
+    <w:p>
+      <w:pPr>
+        <w:spacing w:after="200"/>
+      </w:pPr>
+      <w:r>
+        <w:t xml:space="preserve">Quantum mechanics, in particular, did not stay confined to physics departments. Understanding how electrons behave in materials made the transistor possible in 1947, and the transistor made every computer, phone, and network described later in this book possible in turn. A century's strangest ideas about light and matter ended up, by a fairly direct chain of consequences, sitting in every reader's pocket.</w:t>
       </w:r>
     </w:p>
     <w:p>
@@ -6095,7 +6111,7 @@
         <w:spacing w:after="200"/>
       </w:pPr>
       <w:r>
-        <w:t xml:space="preserve">Frank Drake convened the field's first conference at the Green Bank Observatory in 1961, a meeting of a handful of scientists that included a young Carl Sagan, who went on to help design the Voyager Golden Record, a phonograph disc carrying images, sounds, and greetings in fifty-five languages, launched into interstellar space in 1977 on the chance that someone, eventually, might play it.</w:t>
+        <w:t xml:space="preserve">Frank Drake convened the field's first conference at the Green Bank Observatory in 1961, a meeting of a handful of scientists that included a young Carl Sagan, who went on to help design the Voyager Golden Record, a phonograph disc carrying images, sounds, and greetings in fifty-five languages, launched into interstellar space in 1977 on the chance that someone, eventually, might play it. The search is a Cold War child in more than just timing: Drake's and Sagan's generation of scientists came of age funding radio astronomy alongside the missile-tracking and satellite programs covered elsewhere in this book, and some of the same government dollars and dishes did double duty listening for Soviet hardware and for anyone else's.</w:t>
       </w:r>
     </w:p>
     <w:p>
@@ -6111,7 +6127,7 @@
         <w:spacing w:after="200"/>
       </w:pPr>
       <w:r>
-        <w:t xml:space="preserve">A separate, noisier strand of the same hope produced ancient-astronaut claims, popularized by Erich von Däniken's 1968 book proposing that extraterrestrial visitors explain ancient monuments and mythology. Mainstream archaeology rejects this comprehensively: the pyramids, Stonehenge, and the Nazca lines all have well-documented human construction methods and timelines, understood without any assistance from off-world engineers.</w:t>
+        <w:t xml:space="preserve">A separate, noisier strand of the same hope produced ancient-astronaut claims, popularized by Erich von Däniken's 1968 book proposing that extraterrestrial visitors explain ancient monuments and mythology. Mainstream archaeology rejects this comprehensively: the pyramids, credited earlier in this book to the Egyptian builders who actually raised them, along with Stonehenge and the Nazca lines, all have well-documented human construction methods and timelines, understood without any assistance from off-world engineers.</w:t>
       </w:r>
     </w:p>
     <w:p>
@@ -6363,7 +6379,7 @@
         <w:spacing w:after="200"/>
       </w:pPr>
       <w:r>
-        <w:t xml:space="preserve">The 2021 Pacific Northwest heat dome, which pushed temperatures in normally mild Vancouver and Portland above 46 degrees Celsius (115 Fahrenheit) and killed hundreds of people in a region with little air conditioning, and Australia's Black Summer bushfires of 2019-20, which burned an area roughly the size of the United Kingdom, were each, individually, the kind of event climate scientists had spent decades saying would become more likely, arriving on schedule.</w:t>
+        <w:t xml:space="preserve">The 2021 Pacific Northwest heat dome, which pushed temperatures in normally mild Portland above 46 degrees Celsius (115 Fahrenheit) and drove the Canadian village of Lytton, British Columbia to a record-shattering 49.6 degrees Celsius (121 Fahrenheit) before a wildfire destroyed most of the town the next day, killing hundreds of people across the region in a place with little air conditioning, and Australia's Black Summer bushfires of 2019-20, which burned an area roughly the size of the United Kingdom, were each, individually, the kind of event climate scientists had spent decades saying would become more likely, arriving on schedule.</w:t>
       </w:r>
     </w:p>
     <w:p>

--- a/History/The Dolphins' View of History - Complete Manuscript.docx
+++ b/History/The Dolphins' View of History - Complete Manuscript.docx
@@ -167,7 +167,23 @@
         <w:spacing w:after="200"/>
       </w:pPr>
       <w:r>
+        <w:t xml:space="preserve">The method has needed stretching as this book moves closer to the present, and the Society would rather admit the stretch than pretend it did not happen. A Gulag camp, a Cultural Revolution purge, a classified briefing, a laboratory bench, none of these happen anywhere near a coastline, and no dolphin has ever swum through one. What eventually reaches the water is the paper trail: the memoir once it is published, the archive once it is declassified, the testimony once it is given in open court, the study once it clears peer review. Dolphin scholarship works, in these chapters, from what has surfaced rather than from what it watched happen, and says so plainly whenever the distance between the two is wider than usual.</w:t>
+      </w:r>
+    </w:p>
+    <w:p>
+      <w:pPr>
+        <w:spacing w:after="200"/>
+      </w:pPr>
+      <w:r>
         <w:t xml:space="preserve">Such matters are settled by the International Dolphin Historical Society, which the reader will meet from time to time as the Society, and whose votes are complicated by the fact that dolphins sleep one half of the brain at a time, so that any decision is technically taken by a quorum of the half-awake.</w:t>
+      </w:r>
+    </w:p>
+    <w:p>
+      <w:pPr>
+        <w:spacing w:after="200"/>
+      </w:pPr>
+      <w:r>
+        <w:t xml:space="preserve">Two members of that quorum are worth naming before the book gets underway, since the reader will hear from both of them again. Professor Click-Click-Whoosh, credited on this book's cover, chairs the Society and edits its verdicts into their final form. Dr. Susurrus Undertow, who does not chair anything and has never wanted to, is the Society's standing dissent: the scholar assigned, by long tradition, to argue against whatever the half-awake quorum is about to agree on, on the theory that a verdict nobody had to defend is a verdict nobody actually earned. She loses more often than she wins. The book will note when she wins.</w:t>
       </w:r>
     </w:p>
     <w:p>
@@ -507,6 +523,14 @@
         <w:spacing w:after="200"/>
       </w:pPr>
       <w:r>
+        <w:t xml:space="preserve">Dr. Susurrus Undertow, the Society's standing dissent, declined to let that line pass unchallenged. Her objection, entered into the record and outvoted by the usual half-awake margin, was that a species with no hands never had to choose not to build the bomb, poison the river, or draft its young — and that congratulating yourself for a virtue you were never in a position to fail at is not the same as having it. The quorum's majority held that watching a species make the choice, badly, for forty chapters, was itself a kind of education dolphins had earned the right to draw a conclusion from. Both positions remain on file.</w:t>
+      </w:r>
+    </w:p>
+    <w:p>
+      <w:pPr>
+        <w:spacing w:after="200"/>
+      </w:pPr>
+      <w:r>
         <w:t xml:space="preserve">No dolphin has ever been laid off by a dolphin-built machine, poisoned by dolphin industrial runoff, or drafted into a war fought with dolphin-forged weapons. The species that got hands got all of that too, along with everything else.</w:t>
       </w:r>
     </w:p>
@@ -911,7 +935,7 @@
         <w:spacing w:after="200"/>
       </w:pPr>
       <w:r>
-        <w:t xml:space="preserve">Dolphins, watching all this from offshore for once quite literally, since early hominin sites cluster near African lakes and rivers, noted the smoke first.</w:t>
+        <w:t xml:space="preserve">Dolphin scholarship concedes a small liberty here: the earliest hominin sites cluster around inland Rift Valley lakes and rivers, not the ocean coastline the Society otherwise relies on, and no oceanic dolphin has ever swum in one. The Society's official position is that a river empties into the sea eventually, and that this is close enough.</w:t>
       </w:r>
     </w:p>
     <w:p>
@@ -2439,135 +2463,63 @@
         <w:spacing w:after="200"/>
       </w:pPr>
       <w:r>
-        <w:t xml:space="preserve">After the fall of Rome, Europe fragmented into smaller kingdoms.</w:t>
-      </w:r>
-    </w:p>
-    <w:p>
-      <w:pPr>
-        <w:spacing w:after="200"/>
-      </w:pPr>
-      <w:r>
-        <w:t xml:space="preserve">Humans later called this period the Dark Ages.</w:t>
-      </w:r>
-    </w:p>
-    <w:p>
-      <w:pPr>
-        <w:spacing w:after="200"/>
-      </w:pPr>
-      <w:r>
-        <w:t xml:space="preserve">The dolphins found this suspicious.</w:t>
-      </w:r>
-    </w:p>
-    <w:p>
-      <w:pPr>
-        <w:spacing w:after="200"/>
-      </w:pPr>
-      <w:r>
-        <w:rPr>
-          <w:i/>
-          <w:iCs/>
-        </w:rPr>
-        <w:t xml:space="preserve">“Was it truly dark, or were the humans simply missing paperwork?”</w:t>
-      </w:r>
-    </w:p>
-    <w:p>
-      <w:pPr>
-        <w:spacing w:after="200"/>
-      </w:pPr>
-      <w:r>
-        <w:t xml:space="preserve">There were fewer records than during the Roman Empire, and many cities shrank. Trade became less extensive in some regions.</w:t>
-      </w:r>
-    </w:p>
-    <w:p>
-      <w:pPr>
-        <w:spacing w:after="200"/>
-      </w:pPr>
-      <w:r>
-        <w:t xml:space="preserve">Yet elsewhere, life continued.</w:t>
-      </w:r>
-    </w:p>
-    <w:p>
-      <w:pPr>
-        <w:spacing w:after="200"/>
-      </w:pPr>
-      <w:r>
-        <w:t xml:space="preserve">In Constantinople, emperors governed.</w:t>
-      </w:r>
-    </w:p>
-    <w:p>
-      <w:pPr>
-        <w:spacing w:after="200"/>
-      </w:pPr>
-      <w:r>
-        <w:t xml:space="preserve">In Baghdad, scholars studied mathematics and astronomy.</w:t>
-      </w:r>
-    </w:p>
-    <w:p>
-      <w:pPr>
-        <w:spacing w:after="200"/>
-      </w:pPr>
-      <w:r>
-        <w:t xml:space="preserve">Baghdad's House of Wisdom deserves a name, not just a mention. Al-Khwarizmi worked there in the 9th century and left behind two words still in daily use: algebra, from the title of his book on solving equations, and algorithm, a Latinized version of his own name. Humans, it should be noted, named a basic unit of modern computing after a mathematician from the middle of their allegedly dark age.</w:t>
-      </w:r>
-    </w:p>
-    <w:p>
-      <w:pPr>
-        <w:spacing w:after="200"/>
-      </w:pPr>
-      <w:r>
-        <w:t xml:space="preserve">Constantinople alone should have made the label harder to sustain. The emperor Justinian, ruling from 527 to 565, commissioned a systematic compilation of Roman law, the Corpus Juris Civilis, that went on to shape European legal systems for the next fifteen hundred years, and built the Hagia Sophia, completed in 537, whose vast dome remained the largest enclosed interior space anywhere on Earth for the better part of a thousand years.</w:t>
-      </w:r>
-    </w:p>
-    <w:p>
-      <w:pPr>
-        <w:spacing w:after="200"/>
-      </w:pPr>
-      <w:r>
-        <w:t xml:space="preserve">In India and China, civilizations flourished.</w:t>
-      </w:r>
-    </w:p>
-    <w:p>
-      <w:pPr>
-        <w:spacing w:after="200"/>
-      </w:pPr>
-      <w:r>
-        <w:t xml:space="preserve">The label itself has a specific culprit and a much narrower original meaning than students are usually given. The 14th-century Italian poet Petrarch coined it first, and applied it only to what he saw as the loss of classical Latin literary style in the centuries after Rome, not to the era's politics, religion, or science, and not at all to Byzantium, the Islamic world, India, or China, none of which he was thinking about.</w:t>
-      </w:r>
-    </w:p>
-    <w:p>
-      <w:pPr>
-        <w:spacing w:after="200"/>
-      </w:pPr>
-      <w:r>
-        <w:t xml:space="preserve">The dolphins concluded:</w:t>
-      </w:r>
-    </w:p>
-    <w:p>
-      <w:pPr>
-        <w:spacing w:after="200"/>
-      </w:pPr>
-      <w:r>
-        <w:rPr>
-          <w:i/>
-          <w:iCs/>
-        </w:rPr>
-        <w:t xml:space="preserve">“The oceans did not notice any darkness.”</w:t>
-      </w:r>
-    </w:p>
-    <w:p>
-      <w:pPr>
-        <w:spacing w:after="200"/>
-      </w:pPr>
-      <w:r>
-        <w:t xml:space="preserve">Nor was Europe standing still. Kingdoms formed, trade expanded, farming improved with the heavy plow, the water mill, and the horse collar, and, a little later, universities appeared.</w:t>
-      </w:r>
-    </w:p>
-    <w:p>
-      <w:pPr>
-        <w:spacing w:after="200"/>
-      </w:pPr>
-      <w:r>
-        <w:t xml:space="preserve">Charlemagne, crowned Holy Roman Emperor in Rome on Christmas Day, 800 CE, gathered scholars from across Europe at his court, the Englishman Alcuin of York chief among them, and standardized a new, clearer handwriting, Carolingian minuscule, whose rounded lowercase letters are the direct ancestors of the ones printed on this page. Charlemagne himself, by his own biographer's account, kept writing tablets under his pillow to practice his letters and never fully mastered the skill.</w:t>
+        <w:t xml:space="preserve">After the fall of Rome, Western Europe fragmented into smaller, poorer, and considerably more quarrelsome kingdoms, and humans later gave the centuries that followed a name that has stuck for longer than it deserves to: the Dark Ages. Dolphin historians found the label suspicious from the moment they first heard it, on the reasonable grounds that a period does not go dark just because the paperwork does.</w:t>
+      </w:r>
+    </w:p>
+    <w:p>
+      <w:pPr>
+        <w:spacing w:after="200"/>
+      </w:pPr>
+      <w:r>
+        <w:rPr>
+          <w:i/>
+          <w:iCs/>
+        </w:rPr>
+        <w:t xml:space="preserve">“Was it truly dark,” the Society asked, “or were the humans simply missing paperwork?”</w:t>
+      </w:r>
+    </w:p>
+    <w:p>
+      <w:pPr>
+        <w:spacing w:after="200"/>
+      </w:pPr>
+      <w:r>
+        <w:t xml:space="preserve">The honest answer is a little of both. There were, in the former western half of the Roman Empire specifically, fewer surviving written records than during Rome's height, many cities shrank, and long-distance trade contracted in some regions. But the label was never meant to describe the whole planet, or even the whole of Europe, and treating it as though it did is where the myth gets its legs.</w:t>
+      </w:r>
+    </w:p>
+    <w:p>
+      <w:pPr>
+        <w:spacing w:after="200"/>
+      </w:pPr>
+      <w:r>
+        <w:t xml:space="preserve">Constantinople alone should have made the label harder to sustain. The Byzantine emperor Justinian, ruling from 527 to 565, commissioned a systematic compilation of Roman law, the Corpus Juris Civilis, that went on to shape European legal systems for the next fifteen hundred years, and built the Hagia Sophia, completed in 537, whose vast dome remained the largest enclosed interior space anywhere on Earth for the better part of a thousand years. In Baghdad, scholars at the House of Wisdom were doing work that deserves a name, not just a mention: al-Khwarizmi worked there in the 9th century and left behind two words still in daily use, algebra, from the title of his book on solving equations, and algorithm, a Latinized version of his own name. Humans, it should be noted, named a basic unit of modern computing after a mathematician from the middle of their allegedly dark age. Meanwhile India and China continued as thriving, literate, mathematically and artistically productive civilizations that never noticed they were supposed to be participating in anyone else's dark age at all.</w:t>
+      </w:r>
+    </w:p>
+    <w:p>
+      <w:pPr>
+        <w:spacing w:after="200"/>
+      </w:pPr>
+      <w:r>
+        <w:t xml:space="preserve">The label itself has a specific culprit and a much narrower original meaning than students are usually given. The 14th-century Italian poet Petrarch coined it first, and applied it only to what he saw as the loss of classical Latin literary style in the centuries after Rome, not to the era's politics, religion, or science, and not at all to Byzantium, the Islamic world, India, or China, none of which he was thinking about. A phrase invented to describe a decline in one man's preferred prose style went on, several centuries later, to describe an entire hemisphere for a thousand years.</w:t>
+      </w:r>
+    </w:p>
+    <w:p>
+      <w:pPr>
+        <w:spacing w:after="200"/>
+      </w:pPr>
+      <w:r>
+        <w:rPr>
+          <w:i/>
+          <w:iCs/>
+        </w:rPr>
+        <w:t xml:space="preserve">“The oceans,” the dolphins concluded, “did not notice any darkness.”</w:t>
+      </w:r>
+    </w:p>
+    <w:p>
+      <w:pPr>
+        <w:spacing w:after="200"/>
+      </w:pPr>
+      <w:r>
+        <w:t xml:space="preserve">Nor was even Western Europe standing still through this period. Kingdoms formed and reformed, trade slowly expanded again, farming improved with the heavy plow, the water mill, and the horse collar, and, a little later, the first universities appeared. Charlemagne, crowned Holy Roman Emperor in Rome on Christmas Day, 800 CE, gathered scholars from across Europe at his court, the Englishman Alcuin of York chief among them, and standardized a new, clearer handwriting, Carolingian minuscule, whose rounded lowercase letters are the direct ancestors of the ones printed on this page. Charlemagne himself, by his own biographer's account, kept writing tablets under his pillow to practice his letters and never fully mastered the skill.</w:t>
       </w:r>
     </w:p>
     <w:p>
@@ -2587,7 +2539,19 @@
         <w:spacing w:after="200"/>
       </w:pPr>
       <w:r>
-        <w:t xml:space="preserve">The disruption was not entirely a matter of missing paperwork, either. Norse raiders sacked the monastery at Lindisfarne, off the English coast, in 793 CE, a single attack Christian Europe treated for a generation afterward as a sign the world had turned hostile, and Viking raids and settlement continued for the better part of three centuries.</w:t>
+        <w:t xml:space="preserve">The disruption was not entirely a matter of missing paperwork, either. Norse raiders sacked the monastery at Lindisfarne, off the English coast, in 793 CE, a single attack Christian Europe treated for a generation afterward as a sign the world had turned hostile, and Viking raids and settlement continued for the better part of three centuries. Humans, for all the quiet scholarship happening in Baghdad and Constantinople, remained deeply committed to warfare closer to home, and castles rose across the continent as the preferred answer to a dispute. The dolphins found this puzzling.</w:t>
+      </w:r>
+    </w:p>
+    <w:p>
+      <w:pPr>
+        <w:spacing w:after="200"/>
+      </w:pPr>
+      <w:r>
+        <w:rPr>
+          <w:i/>
+          <w:iCs/>
+        </w:rPr>
+        <w:t xml:space="preserve">“Instead of solving their disputes,” dolphin historians noted, “they built larger walls.”</w:t>
       </w:r>
     </w:p>
     <w:p>
@@ -2603,79 +2567,27 @@
         <w:spacing w:after="200"/>
       </w:pPr>
       <w:r>
-        <w:t xml:space="preserve">Humans were, however, still deeply committed to warfare. Castles appeared.</w:t>
-      </w:r>
-    </w:p>
-    <w:p>
-      <w:pPr>
-        <w:spacing w:after="200"/>
-      </w:pPr>
-      <w:r>
-        <w:t xml:space="preserve">The dolphins were confused.</w:t>
-      </w:r>
-    </w:p>
-    <w:p>
-      <w:pPr>
-        <w:spacing w:after="200"/>
-      </w:pPr>
-      <w:r>
-        <w:rPr>
-          <w:i/>
-          <w:iCs/>
-        </w:rPr>
-        <w:t xml:space="preserve">“Instead of solving their disputes,” dolphin historians noted, “they built larger walls.”</w:t>
-      </w:r>
-    </w:p>
-    <w:p>
-      <w:pPr>
-        <w:spacing w:after="200"/>
-      </w:pPr>
-      <w:r>
-        <w:t xml:space="preserve">Centuries later, some humans became so dissatisfied with the traditional story that they proposed radical alternatives.</w:t>
-      </w:r>
-    </w:p>
-    <w:p>
-      <w:pPr>
-        <w:spacing w:after="200"/>
-      </w:pPr>
-      <w:r>
-        <w:t xml:space="preserve">One mathematician, Anatoly Fomenko, argued that large parts of ancient history had been misdated and that the timeline was wrong. He suggested that many events thought to belong to antiquity actually occurred much later.</w:t>
-      </w:r>
-    </w:p>
-    <w:p>
-      <w:pPr>
-        <w:spacing w:after="200"/>
-      </w:pPr>
-      <w:r>
-        <w:t xml:space="preserve">Most historians rejected this idea and pointed to archaeological evidence, written records, radiocarbon dating, and other methods that support the conventional timeline.</w:t>
-      </w:r>
-    </w:p>
-    <w:p>
-      <w:pPr>
-        <w:spacing w:after="200"/>
-      </w:pPr>
-      <w:r>
-        <w:t xml:space="preserve">The dolphins regarded the dispute with amusement.</w:t>
-      </w:r>
-    </w:p>
-    <w:p>
-      <w:pPr>
-        <w:spacing w:after="200"/>
-      </w:pPr>
-      <w:r>
-        <w:rPr>
-          <w:i/>
-          <w:iCs/>
-        </w:rPr>
-        <w:t xml:space="preserve">“Human historians were arguing not merely about what happened, but about when it happened.”</w:t>
-      </w:r>
-    </w:p>
-    <w:p>
-      <w:pPr>
-        <w:spacing w:after="200"/>
-      </w:pPr>
-      <w:r>
-        <w:t xml:space="preserve">After studying both sides, the International Dolphin Historical Society reached its own verdict.</w:t>
+        <w:t xml:space="preserve">Centuries later, a small number of humans became so dissatisfied with the conventional timeline that they proposed replacing it outright. The mathematician Anatoly Fomenko argued that large stretches of ancient and medieval history had been misdated, and that many events historians place in antiquity actually happened centuries later than believed. Most historians rejected the idea, pointing to archaeological stratigraphy, independent written records from multiple civilizations, radiocarbon dating, and dendrochronology, all of which converge on the conventional dates far too consistently to be the result of a shared, centuries-long clerical error.</w:t>
+      </w:r>
+    </w:p>
+    <w:p>
+      <w:pPr>
+        <w:spacing w:after="200"/>
+      </w:pPr>
+      <w:r>
+        <w:rPr>
+          <w:i/>
+          <w:iCs/>
+        </w:rPr>
+        <w:t xml:space="preserve">“Human historians,” the dolphins observed, with evident amusement, “were arguing not merely about what happened, but about when it happened.”</w:t>
+      </w:r>
+    </w:p>
+    <w:p>
+      <w:pPr>
+        <w:spacing w:after="200"/>
+      </w:pPr>
+      <w:r>
+        <w:t xml:space="preserve">After studying both sides, the International Dolphin Historical Society reached its own verdict, and it is the one they consider the honest reading of the whole period.</w:t>
       </w:r>
     </w:p>
     <w:p>
@@ -2699,7 +2611,7 @@
           <w:i/>
           <w:iCs/>
         </w:rPr>
-        <w:t xml:space="preserve">The age was not dark. It was only complicated. Humans often confuse the absence of records with the absence of history.</w:t>
+        <w:t xml:space="preserve">The age was not dark. It was only complicated, uneven, and badly named by a poet who was thinking about something else entirely. Humans, watching their own written record thin out in one corner of one continent, mistook the absence of records for the absence of history — and missed the House of Wisdom, the Hagia Sophia, and two continents' worth of civilization still very much in the light.</w:t>
       </w:r>
     </w:p>
     <w:p>
@@ -6395,6 +6307,26 @@
         <w:spacing w:after="200"/>
       </w:pPr>
       <w:r>
+        <w:t xml:space="preserve">Geologists have their own name for what all of this adds up to: the Anthropocene, a proposed new epoch defined not by ice or asteroid but by one species' own signature, layered permanently into the planet's rock and sediment. The term was popularized in 2000 by the chemist Paul Crutzen and the biologist Eugene Stoermer, and a working group of scientists spent the following two decades hunting for a single physical site where a future geologist, digging up this era millions of years from now, could point to an exact line and say the old epoch ended here. Their leading candidate was the mid-20th century, marked by a sudden, unmistakable layer of radioactive fallout from nuclear weapons testing, alongside plastic, concrete dust, and fly ash, all showing up in lake sediment worldwide within the same few years. In 2024, the body responsible for officially naming geological epochs voted the specific proposal down anyway, not because the evidence was wrong but because its members could not agree the change deserved a new epoch rather than a chapter inside the current one. The debate over the name continues; the sediment layer it was arguing about does not care either way.</w:t>
+      </w:r>
+    </w:p>
+    <w:p>
+      <w:pPr>
+        <w:spacing w:after="200"/>
+      </w:pPr>
+      <w:r>
+        <w:rPr>
+          <w:i/>
+          <w:iCs/>
+        </w:rPr>
+        <w:t xml:space="preserve">“Humans spent two decades arguing over what to call the layer of rock they were leaving behind,” dolphin historians noted, “rather than the century arguing over whether to leave it. We note the committee vote changed nothing about the rock.”</w:t>
+      </w:r>
+    </w:p>
+    <w:p>
+      <w:pPr>
+        <w:spacing w:after="200"/>
+      </w:pPr>
+      <w:r>
         <w:t xml:space="preserve">This is, by any reasonable standard, a rather inconvenient set of facts to have arrived all at once, and dolphin historians note that “rather inconvenient” is doing a great deal of quiet, deliberate work in that sentence.</w:t>
       </w:r>
     </w:p>
@@ -6712,6 +6644,14 @@
       </w:pPr>
       <w:r>
         <w:t xml:space="preserve">It has, to be fair, sometimes arrived on time, and dolphin historians keep a short list: a Christmas truce organized by soldiers who then had to be ordered to stop, a naval officer in a submarine who declined to vote for war, a watch officer who distrusted his own machine. Every entry on it is one person or a few, acting against expectation and occasionally against orders. It has never yet arrived in bulk.</w:t>
+      </w:r>
+    </w:p>
+    <w:p>
+      <w:pPr>
+        <w:spacing w:after="200"/>
+      </w:pPr>
+      <w:r>
+        <w:t xml:space="preserve">Dr. Susurrus Undertow asked, at this point in the Society's final deliberations, that her Chapter 1 dissent be entered into the record as won. Her argument then was that a species never denied the hands to fail with does not get credit merely for not failing; the credit, if any is owed, belongs to whichever few individuals on that short list chose the harder option when the easier one was fully available to them. The quorum, less than half awake but for once unanimous, agreed to strike “we do not envy humans” from the earlier verdict and let this one stand instead: humans deserve less credit for having a conscience than for the handful of times, against every incentive in the room, they used it.</w:t>
       </w:r>
     </w:p>
     <w:p>
@@ -6883,6 +6823,138 @@
           <w:iCs/>
         </w:rPr>
         <w:t xml:space="preserve">A whole book of hands, fire, empires, faiths, dictatorships, wars, and wires points to one plain reading: this species keeps getting better at doing things, and keeps getting only intermittently better at deciding which things are worth doing. Dolphins have had tens of millions of years to watch this gap open and close, open and close, and have learned exactly one thing from the pattern worth stating outright. The gap does not close by itself. Someone with hands has to close it.</w:t>
+      </w:r>
+    </w:p>
+    <w:p>
+      <w:r>
+        <w:br w:type="page"/>
+      </w:r>
+    </w:p>
+    <w:p>
+      <w:pPr>
+        <w:pStyle w:val="Heading1"/>
+        <w:spacing w:after="300"/>
+        <w:jc w:val="center"/>
+        <w:outlineLvl w:val="0"/>
+      </w:pPr>
+      <w:r>
+        <w:rPr>
+          <w:rFonts w:ascii="Amazon Ember" w:cs="Amazon Ember" w:eastAsia="Amazon Ember" w:hAnsi="Amazon Ember"/>
+          <w:b/>
+          <w:bCs/>
+          <w:color w:val="0000FF"/>
+          <w:sz w:val="36"/>
+          <w:szCs w:val="36"/>
+        </w:rPr>
+        <w:t xml:space="preserve">Chapter 41: Half the World, All the Time — The Timelines This Book Almost Skipped</w:t>
+      </w:r>
+    </w:p>
+    <w:p>
+      <w:pPr>
+        <w:spacing w:after="200"/>
+      </w:pPr>
+      <w:r>
+        <w:t xml:space="preserve">Dolphin scholarship keeps an index of every timeline humans have bothered to write down about themselves: wars sorted by year, dynasties sorted by collapse, inventions sorted by patent. It is, by the Society's count, an enormous list. Reviewing it against this book's own table of contents turned up an uncomfortable fact: several of the timelines that actually ran underneath everything else in this book — counted the whole time, changing the whole time — never got a chapter of their own.</w:t>
+      </w:r>
+    </w:p>
+    <w:p>
+      <w:pPr>
+        <w:spacing w:after="200"/>
+      </w:pPr>
+      <w:r>
+        <w:t xml:space="preserve">This chapter is the dolphins going back for them.</w:t>
+      </w:r>
+    </w:p>
+    <w:p>
+      <w:pPr>
+        <w:spacing w:after="200"/>
+      </w:pPr>
+      <w:r>
+        <w:t xml:space="preserve">Start with the plainest number in the whole list: how many humans there were. For most of this book, the answer was small and slow. It took until 1804, on most estimates, for the global population to reach one billion — a milestone that arrived only after every chapter from the Prologue through the fall of Napoleon had already happened. The second billion took until 1927, a mere hundred-plus years later. The third took until 1960. The fourth took fourteen years. By 2022 the count passed eight billion. Dolphin historians note that this book's own chapters get denser and faster toward the end for the same reason the population curve does: there were, quite simply, more humans available to have more history.</w:t>
+      </w:r>
+    </w:p>
+    <w:p>
+      <w:pPr>
+        <w:spacing w:after="200"/>
+      </w:pPr>
+      <w:r>
+        <w:rPr>
+          <w:i/>
+          <w:iCs/>
+        </w:rPr>
+        <w:t xml:space="preserve">“A species can spend six thousand years building empires on a planet with under a billion of itself on it,” dolphin historians observed, “and then spend the next two hundred years adding seven billion more. We would not call this planning. We would call it momentum.”</w:t>
+      </w:r>
+    </w:p>
+    <w:p>
+      <w:pPr>
+        <w:spacing w:after="200"/>
+      </w:pPr>
+      <w:r>
+        <w:t xml:space="preserve">The second overlooked timeline is who, exactly, got to take part in the story this book has been telling. For most of the book's chapters, "citizen," "voter," and "person with legal standing" quietly meant men. New Zealand gave women the vote first among self-governing nations, in 1893. The United States managed it in 1920, after decades of suffragist organizing this book's civil rights chapter only partly covers. Most of the rest of the world followed across the twentieth century, at its own pace, and the line has not finished running yet.</w:t>
+      </w:r>
+    </w:p>
+    <w:p>
+      <w:pPr>
+        <w:spacing w:after="200"/>
+      </w:pPr>
+      <w:r>
+        <w:rPr>
+          <w:i/>
+          <w:iCs/>
+        </w:rPr>
+        <w:t xml:space="preserve">“Every chapter in this book about a great civilization,” the Society recorded, “was, for most of its length, a chapter about roughly half of that civilization deciding things for the other half. We mention this now because a book that never mentioned it would be telling a shorter story than the one that actually happened.”</w:t>
+      </w:r>
+    </w:p>
+    <w:p>
+      <w:pPr>
+        <w:spacing w:after="200"/>
+      </w:pPr>
+      <w:r>
+        <w:t xml:space="preserve">A third timeline, easy to lose inside chapters about wars and empires, is the slow construction of a single idea: that some rules should apply to every human regardless of which empire they were born under. The Universal Declaration of Human Rights, adopted by the newly formed United Nations in 1948, in the wreckage of the war this book covers at length, was the first attempt at a document meant to bind everyone rather than one nation's own citizens. It has no army and no court that can force compliance, a fact dolphin historians find almost charmingly naive and also, on the evidence of the eight decades since, not nothing: nations that ignore it still feel obliged to explain why.</w:t>
+      </w:r>
+    </w:p>
+    <w:p>
+      <w:pPr>
+        <w:spacing w:after="200"/>
+      </w:pPr>
+      <w:r>
+        <w:t xml:space="preserve">A fourth and final timeline belongs to the numbers themselves. This book has mentioned, in passing, that ancient India gave the world the mathematical zero and that ancient Greece gave it geometry, but never paused on the throughline connecting them to the physics and computing chapters near this book's end. The 9th-century Baghdad mathematician al-Khwarizmi, whose name gives us the word algorithm, wrote the treatise that gave the West the word algebra. Isaac Newton and Gottfried Leibniz independently developed calculus in the 17th century, arguing bitterly for the rest of their lives over who got there first. Alan Turing's 1936 paper on computable numbers, written before any computer existed to run on, defined what a computer could and could not do in principle — a piece of pure mathematics that this book's own digital chapter turns out to depend on entirely.</w:t>
+      </w:r>
+    </w:p>
+    <w:p>
+      <w:pPr>
+        <w:spacing w:after="200"/>
+      </w:pPr>
+      <w:r>
+        <w:rPr>
+          <w:i/>
+          <w:iCs/>
+        </w:rPr>
+        <w:t xml:space="preserve">“We are aware,” dolphin historians noted, dryly, “that a species capable of noticing all four of these timelines while writing a history book, and still leaving them out of the first draft, has proven the book's own thesis rather better than any single chapter did.”</w:t>
+      </w:r>
+    </w:p>
+    <w:p>
+      <w:pPr>
+        <w:spacing w:after="100"/>
+      </w:pPr>
+      <w:r>
+        <w:rPr>
+          <w:b/>
+          <w:bCs/>
+        </w:rPr>
+        <w:t xml:space="preserve">Dolphin verdict:</w:t>
+      </w:r>
+    </w:p>
+    <w:p>
+      <w:pPr>
+        <w:spacing w:after="200"/>
+      </w:pPr>
+      <w:r>
+        <w:rPr>
+          <w:i/>
+          <w:iCs/>
+        </w:rPr>
+        <w:t xml:space="preserve">Every chapter in this book told the story of a place, a war, or an idea, one at a time, in the order humans usually tell it. But underneath all of them, the same four things were running the entire time: there were more humans every year, and only slowly did more of them count; the world was slowly agreeing, on paper if not yet in practice, that its rules should apply to everyone; and the numbers themselves, invented quietly by people this book barely names, were doing more work than any king this book named twice. A history told only in nations and wars will always miss the timelines that do not stop at a border. This chapter exists because the dolphins went back and checked, and found the missing timelines were not minor. They were most of the ledger.</w:t>
       </w:r>
     </w:p>
     <w:p>

--- a/History/The Dolphins' View of History - Complete Manuscript.docx
+++ b/History/The Dolphins' View of History - Complete Manuscript.docx
@@ -6656,6 +6656,66 @@
     </w:p>
     <w:p>
       <w:pPr>
+        <w:spacing w:after="200"/>
+      </w:pPr>
+      <w:r>
+        <w:t xml:space="preserve">Reviewing this chapter against the rest of the book turned up an uncomfortable fact: several of the timelines that actually ran underneath everything else in it, counted the whole time, changing the whole time, never got a mention of their own. The plainest is the simplest number in the whole record: how many humans there were. For most of this book, the answer was small and slow. It took until 1804, on most estimates, for the global population to reach one billion, a milestone that arrived only after every chapter from the Prologue through the fall of Napoleon had already happened. The second billion took until 1927. The third took until 1960. The fourth took fourteen years. By 2022 the count passed eight billion. This book's own chapters get denser and faster toward the end for the same reason the population curve does: there were, quite simply, more humans available to have more history.</w:t>
+      </w:r>
+    </w:p>
+    <w:p>
+      <w:pPr>
+        <w:spacing w:after="200"/>
+      </w:pPr>
+      <w:r>
+        <w:rPr>
+          <w:i/>
+          <w:iCs/>
+        </w:rPr>
+        <w:t xml:space="preserve">“A species can spend six thousand years building empires on a planet with under a billion of itself on it,” dolphin historians observed, “and then spend the next two hundred years adding seven billion more. We would not call this planning. We would call it momentum.”</w:t>
+      </w:r>
+    </w:p>
+    <w:p>
+      <w:pPr>
+        <w:spacing w:after="200"/>
+      </w:pPr>
+      <w:r>
+        <w:t xml:space="preserve">The second overlooked timeline is who, exactly, got to take part in the story this book has been telling. For most of the book's chapters, "citizen," "voter," and "person with legal standing" quietly meant men. New Zealand gave women the vote first among self-governing nations, in 1893. The United States managed it in 1920, after decades of suffragist organizing this book's civil rights chapter only partly covers. Most of the rest of the world followed across the twentieth century, at its own pace, and the line has not finished running yet. A third timeline, easy to lose inside chapters about wars and empires, is the slow construction of a single idea: that some rules should apply to every human regardless of which empire they were born under. The Universal Declaration of Human Rights, adopted by the newly formed United Nations in 1948, in the wreckage of the war this book covers at length, was the first attempt at a document meant to bind everyone rather than one nation's own citizens. It has no army and no court that can force compliance, a fact dolphin historians find almost charmingly naive and also, on the evidence of the eight decades since, not nothing: nations that ignore it still feel obliged to explain why.</w:t>
+      </w:r>
+    </w:p>
+    <w:p>
+      <w:pPr>
+        <w:spacing w:after="200"/>
+      </w:pPr>
+      <w:r>
+        <w:rPr>
+          <w:i/>
+          <w:iCs/>
+        </w:rPr>
+        <w:t xml:space="preserve">“Every chapter in this book about a great civilization,” the Society recorded, “was, for most of its length, a chapter about roughly half of that civilization deciding things for the other half. We mention this now because a book that never mentioned it would be telling a shorter story than the one that actually happened.”</w:t>
+      </w:r>
+    </w:p>
+    <w:p>
+      <w:pPr>
+        <w:spacing w:after="200"/>
+      </w:pPr>
+      <w:r>
+        <w:t xml:space="preserve">A fourth and final timeline belongs to the numbers themselves. This book has mentioned, in passing, that ancient India gave the world the mathematical zero and that ancient Greece gave it geometry, but never paused on the throughline connecting them to the physics and computing chapters near this book's end. The 9th-century Baghdad mathematician al-Khwarizmi, whose name gives us the word algorithm, wrote the treatise that gave the West the word algebra. Isaac Newton and Gottfried Leibniz independently developed calculus in the 17th century, arguing bitterly for the rest of their lives over who got there first. Alan Turing's 1936 paper on computable numbers, written before any computer existed to run on, defined what a computer could and could not do in principle, a piece of pure mathematics that this book's own digital chapter turns out to depend on entirely.</w:t>
+      </w:r>
+    </w:p>
+    <w:p>
+      <w:pPr>
+        <w:spacing w:after="200"/>
+      </w:pPr>
+      <w:r>
+        <w:rPr>
+          <w:i/>
+          <w:iCs/>
+        </w:rPr>
+        <w:t xml:space="preserve">“We are aware,” dolphin historians noted, dryly, “that a species capable of noticing all four of these timelines while writing its own history, and still leaving them out of the first draft, has proven this book's thesis rather better than any single chapter did.”</w:t>
+      </w:r>
+    </w:p>
+    <w:p>
+      <w:pPr>
         <w:pStyle w:val="Heading2"/>
         <w:keepNext/>
         <w:spacing w:after="150" w:before="300"/>
@@ -6798,7 +6858,7 @@
         <w:spacing w:after="200"/>
       </w:pPr>
       <w:r>
-        <w:t xml:space="preserve">The story is not finished. Two branch points, arriving at the same time, may be the strangest ones yet, and dolphin scholarship has assigned them the book's final chapter.</w:t>
+        <w:t xml:space="preserve">The story is not finished. Two branch points, arriving at the same time, may be the strangest ones yet, and dolphin scholarship has assigned them the book's final pages.</w:t>
       </w:r>
     </w:p>
     <w:p>
@@ -6822,139 +6882,7 @@
           <w:i/>
           <w:iCs/>
         </w:rPr>
-        <w:t xml:space="preserve">A whole book of hands, fire, empires, faiths, dictatorships, wars, and wires points to one plain reading: this species keeps getting better at doing things, and keeps getting only intermittently better at deciding which things are worth doing. Dolphins have had tens of millions of years to watch this gap open and close, open and close, and have learned exactly one thing from the pattern worth stating outright. The gap does not close by itself. Someone with hands has to close it.</w:t>
-      </w:r>
-    </w:p>
-    <w:p>
-      <w:r>
-        <w:br w:type="page"/>
-      </w:r>
-    </w:p>
-    <w:p>
-      <w:pPr>
-        <w:pStyle w:val="Heading1"/>
-        <w:spacing w:after="300"/>
-        <w:jc w:val="center"/>
-        <w:outlineLvl w:val="0"/>
-      </w:pPr>
-      <w:r>
-        <w:rPr>
-          <w:rFonts w:ascii="Amazon Ember" w:cs="Amazon Ember" w:eastAsia="Amazon Ember" w:hAnsi="Amazon Ember"/>
-          <w:b/>
-          <w:bCs/>
-          <w:color w:val="0000FF"/>
-          <w:sz w:val="36"/>
-          <w:szCs w:val="36"/>
-        </w:rPr>
-        <w:t xml:space="preserve">Chapter 41: Half the World, All the Time — The Timelines This Book Almost Skipped</w:t>
-      </w:r>
-    </w:p>
-    <w:p>
-      <w:pPr>
-        <w:spacing w:after="200"/>
-      </w:pPr>
-      <w:r>
-        <w:t xml:space="preserve">Dolphin scholarship keeps an index of every timeline humans have bothered to write down about themselves: wars sorted by year, dynasties sorted by collapse, inventions sorted by patent. It is, by the Society's count, an enormous list. Reviewing it against this book's own table of contents turned up an uncomfortable fact: several of the timelines that actually ran underneath everything else in this book — counted the whole time, changing the whole time — never got a chapter of their own.</w:t>
-      </w:r>
-    </w:p>
-    <w:p>
-      <w:pPr>
-        <w:spacing w:after="200"/>
-      </w:pPr>
-      <w:r>
-        <w:t xml:space="preserve">This chapter is the dolphins going back for them.</w:t>
-      </w:r>
-    </w:p>
-    <w:p>
-      <w:pPr>
-        <w:spacing w:after="200"/>
-      </w:pPr>
-      <w:r>
-        <w:t xml:space="preserve">Start with the plainest number in the whole list: how many humans there were. For most of this book, the answer was small and slow. It took until 1804, on most estimates, for the global population to reach one billion — a milestone that arrived only after every chapter from the Prologue through the fall of Napoleon had already happened. The second billion took until 1927, a mere hundred-plus years later. The third took until 1960. The fourth took fourteen years. By 2022 the count passed eight billion. Dolphin historians note that this book's own chapters get denser and faster toward the end for the same reason the population curve does: there were, quite simply, more humans available to have more history.</w:t>
-      </w:r>
-    </w:p>
-    <w:p>
-      <w:pPr>
-        <w:spacing w:after="200"/>
-      </w:pPr>
-      <w:r>
-        <w:rPr>
-          <w:i/>
-          <w:iCs/>
-        </w:rPr>
-        <w:t xml:space="preserve">“A species can spend six thousand years building empires on a planet with under a billion of itself on it,” dolphin historians observed, “and then spend the next two hundred years adding seven billion more. We would not call this planning. We would call it momentum.”</w:t>
-      </w:r>
-    </w:p>
-    <w:p>
-      <w:pPr>
-        <w:spacing w:after="200"/>
-      </w:pPr>
-      <w:r>
-        <w:t xml:space="preserve">The second overlooked timeline is who, exactly, got to take part in the story this book has been telling. For most of the book's chapters, "citizen," "voter," and "person with legal standing" quietly meant men. New Zealand gave women the vote first among self-governing nations, in 1893. The United States managed it in 1920, after decades of suffragist organizing this book's civil rights chapter only partly covers. Most of the rest of the world followed across the twentieth century, at its own pace, and the line has not finished running yet.</w:t>
-      </w:r>
-    </w:p>
-    <w:p>
-      <w:pPr>
-        <w:spacing w:after="200"/>
-      </w:pPr>
-      <w:r>
-        <w:rPr>
-          <w:i/>
-          <w:iCs/>
-        </w:rPr>
-        <w:t xml:space="preserve">“Every chapter in this book about a great civilization,” the Society recorded, “was, for most of its length, a chapter about roughly half of that civilization deciding things for the other half. We mention this now because a book that never mentioned it would be telling a shorter story than the one that actually happened.”</w:t>
-      </w:r>
-    </w:p>
-    <w:p>
-      <w:pPr>
-        <w:spacing w:after="200"/>
-      </w:pPr>
-      <w:r>
-        <w:t xml:space="preserve">A third timeline, easy to lose inside chapters about wars and empires, is the slow construction of a single idea: that some rules should apply to every human regardless of which empire they were born under. The Universal Declaration of Human Rights, adopted by the newly formed United Nations in 1948, in the wreckage of the war this book covers at length, was the first attempt at a document meant to bind everyone rather than one nation's own citizens. It has no army and no court that can force compliance, a fact dolphin historians find almost charmingly naive and also, on the evidence of the eight decades since, not nothing: nations that ignore it still feel obliged to explain why.</w:t>
-      </w:r>
-    </w:p>
-    <w:p>
-      <w:pPr>
-        <w:spacing w:after="200"/>
-      </w:pPr>
-      <w:r>
-        <w:t xml:space="preserve">A fourth and final timeline belongs to the numbers themselves. This book has mentioned, in passing, that ancient India gave the world the mathematical zero and that ancient Greece gave it geometry, but never paused on the throughline connecting them to the physics and computing chapters near this book's end. The 9th-century Baghdad mathematician al-Khwarizmi, whose name gives us the word algorithm, wrote the treatise that gave the West the word algebra. Isaac Newton and Gottfried Leibniz independently developed calculus in the 17th century, arguing bitterly for the rest of their lives over who got there first. Alan Turing's 1936 paper on computable numbers, written before any computer existed to run on, defined what a computer could and could not do in principle — a piece of pure mathematics that this book's own digital chapter turns out to depend on entirely.</w:t>
-      </w:r>
-    </w:p>
-    <w:p>
-      <w:pPr>
-        <w:spacing w:after="200"/>
-      </w:pPr>
-      <w:r>
-        <w:rPr>
-          <w:i/>
-          <w:iCs/>
-        </w:rPr>
-        <w:t xml:space="preserve">“We are aware,” dolphin historians noted, dryly, “that a species capable of noticing all four of these timelines while writing a history book, and still leaving them out of the first draft, has proven the book's own thesis rather better than any single chapter did.”</w:t>
-      </w:r>
-    </w:p>
-    <w:p>
-      <w:pPr>
-        <w:spacing w:after="100"/>
-      </w:pPr>
-      <w:r>
-        <w:rPr>
-          <w:b/>
-          <w:bCs/>
-        </w:rPr>
-        <w:t xml:space="preserve">Dolphin verdict:</w:t>
-      </w:r>
-    </w:p>
-    <w:p>
-      <w:pPr>
-        <w:spacing w:after="200"/>
-      </w:pPr>
-      <w:r>
-        <w:rPr>
-          <w:i/>
-          <w:iCs/>
-        </w:rPr>
-        <w:t xml:space="preserve">Every chapter in this book told the story of a place, a war, or an idea, one at a time, in the order humans usually tell it. But underneath all of them, the same four things were running the entire time: there were more humans every year, and only slowly did more of them count; the world was slowly agreeing, on paper if not yet in practice, that its rules should apply to everyone; and the numbers themselves, invented quietly by people this book barely names, were doing more work than any king this book named twice. A history told only in nations and wars will always miss the timelines that do not stop at a border. This chapter exists because the dolphins went back and checked, and found the missing timelines were not minor. They were most of the ledger.</w:t>
+        <w:t xml:space="preserve">A whole book of hands, fire, empires, faiths, dictatorships, wars, and wires points to one plain reading: this species keeps getting better at doing things, and keeps getting only intermittently better at deciding which things are worth doing. Underneath all of it, the same four quieter timelines were running the entire time: there were more humans every year, and only slowly did more of them count; the world was slowly agreeing, on paper if not yet in practice, that its rules should apply to everyone; and the numbers themselves, invented quietly by people this book barely names, were doing more work than any king this book named twice. Dolphins have had tens of millions of years to watch the louder gap, between what this species can do and what it has decided is worth doing, open and close, open and close, and have learned exactly one thing from the pattern worth stating outright. The gap does not close by itself. Someone with hands has to close it.</w:t>
       </w:r>
     </w:p>
     <w:p>

--- a/History/The Dolphins' View of History - Complete Manuscript.docx
+++ b/History/The Dolphins' View of History - Complete Manuscript.docx
@@ -167,14 +167,6 @@
         <w:spacing w:after="200"/>
       </w:pPr>
       <w:r>
-        <w:t xml:space="preserve">The method has needed stretching as this book moves closer to the present, and the Society would rather admit the stretch than pretend it did not happen. A Gulag camp, a Cultural Revolution purge, a classified briefing, a laboratory bench, none of these happen anywhere near a coastline, and no dolphin has ever swum through one. What eventually reaches the water is the paper trail: the memoir once it is published, the archive once it is declassified, the testimony once it is given in open court, the study once it clears peer review. Dolphin scholarship works, in these chapters, from what has surfaced rather than from what it watched happen, and says so plainly whenever the distance between the two is wider than usual.</w:t>
-      </w:r>
-    </w:p>
-    <w:p>
-      <w:pPr>
-        <w:spacing w:after="200"/>
-      </w:pPr>
-      <w:r>
         <w:t xml:space="preserve">Such matters are settled by the International Dolphin Historical Society, which the reader will meet from time to time as the Society, and whose votes are complicated by the fact that dolphins sleep one half of the brain at a time, so that any decision is technically taken by a quorum of the half-awake.</w:t>
       </w:r>
     </w:p>
@@ -183,14 +175,6 @@
         <w:spacing w:after="200"/>
       </w:pPr>
       <w:r>
-        <w:t xml:space="preserve">Two members of that quorum are worth naming before the book gets underway, since the reader will hear from both of them again. Professor Click-Click-Whoosh, credited on this book's cover, chairs the Society and edits its verdicts into their final form. Dr. Susurrus Undertow, who does not chair anything and has never wanted to, is the Society's standing dissent: the scholar assigned, by long tradition, to argue against whatever the half-awake quorum is about to agree on, on the theory that a verdict nobody had to defend is a verdict nobody actually earned. She loses more often than she wins. The book will note when she wins.</w:t>
-      </w:r>
-    </w:p>
-    <w:p>
-      <w:pPr>
-        <w:spacing w:after="200"/>
-      </w:pPr>
-      <w:r>
         <w:t xml:space="preserve">The dolphins have been watching the land for a very long time.</w:t>
       </w:r>
     </w:p>
@@ -243,6 +227,26 @@
         <w:spacing w:after="200"/>
       </w:pPr>
       <w:r>
+        <w:t xml:space="preserve">Dolphin scholarship is willing to name names on the way. The fossil record calls the first of these test cases Pakicetus — four legs, hooves, a long snout, built rather like a hairy dog that had made some very specific life choices. Its next of kin, once it had committed a little further to the bit, was filed under Ambulocetus, which is Latin for “the walking whale.” Dolphin historians did not choose that name. They have simply had fifty million years to get used to it.</w:t>
+      </w:r>
+    </w:p>
+    <w:p>
+      <w:pPr>
+        <w:spacing w:after="200"/>
+      </w:pPr>
+      <w:r>
+        <w:rPr>
+          <w:i/>
+          <w:iCs/>
+        </w:rPr>
+        <w:t xml:space="preserve">“Our closest living land relative, confirmed independently more than once, is the hippopotamus,” the Society noted. “We did not select this family. We were assigned it, and we have decided to be gracious about it in public.”</w:t>
+      </w:r>
+    </w:p>
+    <w:p>
+      <w:pPr>
+        <w:spacing w:after="200"/>
+      </w:pPr>
+      <w:r>
         <w:t xml:space="preserve">Over tens of millions of years that choice reshaped the whole animal. Legs became flippers. Nostrils migrated to the top of the skull. Hearing adapted for water instead of air.</w:t>
       </w:r>
     </w:p>
@@ -259,7 +263,15 @@
         <w:spacing w:after="200"/>
       </w:pPr>
       <w:r>
-        <w:t xml:space="preserve">While the dolphin line was finishing that trade, on the other side of the world, a different set of mammals was still in the trees.</w:t>
+        <w:t xml:space="preserve">While the dolphin line was finishing that trade, on the other side of the world, a different set of mammals was still in the trees — and had wasted no time getting there. The first small, tree-dwelling creature recognizable as a primate shows up in the fossil record a little over sixty million years ago, a few million years after the asteroid: on a timescale of tens of millions of years, essentially the same week. Dolphin scholarship notes this is a very fast start for a family that would go on to need another sixty million years just to invent the wheel.</w:t>
+      </w:r>
+    </w:p>
+    <w:p>
+      <w:pPr>
+        <w:spacing w:after="200"/>
+      </w:pPr>
+      <w:r>
+        <w:t xml:space="preserve">That lineage kept branching the whole time — early monkeys, then apes, then bigger apes — with taxonomists ending up needing five separate, confusingly similar Latin names (Hominoidea, Hominidae, Homininae, Hominini, Hominina) just to track the last fifteen million years of it. Dolphin scholarship has read all five definitions and offers this summary free of charge: more apes, slightly different apes, repeatedly, for a very long time.</w:t>
       </w:r>
     </w:p>
     <w:p>
@@ -523,14 +535,6 @@
         <w:spacing w:after="200"/>
       </w:pPr>
       <w:r>
-        <w:t xml:space="preserve">Dr. Susurrus Undertow, the Society's standing dissent, declined to let that line pass unchallenged. Her objection, entered into the record and outvoted by the usual half-awake margin, was that a species with no hands never had to choose not to build the bomb, poison the river, or draft its young — and that congratulating yourself for a virtue you were never in a position to fail at is not the same as having it. The quorum's majority held that watching a species make the choice, badly, for forty chapters, was itself a kind of education dolphins had earned the right to draw a conclusion from. Both positions remain on file.</w:t>
-      </w:r>
-    </w:p>
-    <w:p>
-      <w:pPr>
-        <w:spacing w:after="200"/>
-      </w:pPr>
-      <w:r>
         <w:t xml:space="preserve">No dolphin has ever been laid off by a dolphin-built machine, poisoned by dolphin industrial runoff, or drafted into a war fought with dolphin-forged weapons. The species that got hands got all of that too, along with everything else.</w:t>
       </w:r>
     </w:p>
@@ -935,7 +939,7 @@
         <w:spacing w:after="200"/>
       </w:pPr>
       <w:r>
-        <w:t xml:space="preserve">Dolphin scholarship concedes a small liberty here: the earliest hominin sites cluster around inland Rift Valley lakes and rivers, not the ocean coastline the Society otherwise relies on, and no oceanic dolphin has ever swum in one. The Society's official position is that a river empties into the sea eventually, and that this is close enough.</w:t>
+        <w:t xml:space="preserve">Dolphins, watching all this from offshore for once quite literally, since early hominin sites cluster near African lakes and rivers, noted the smoke first.</w:t>
       </w:r>
     </w:p>
     <w:p>
@@ -2463,63 +2467,135 @@
         <w:spacing w:after="200"/>
       </w:pPr>
       <w:r>
-        <w:t xml:space="preserve">After the fall of Rome, Western Europe fragmented into smaller, poorer, and considerably more quarrelsome kingdoms, and humans later gave the centuries that followed a name that has stuck for longer than it deserves to: the Dark Ages. Dolphin historians found the label suspicious from the moment they first heard it, on the reasonable grounds that a period does not go dark just because the paperwork does.</w:t>
-      </w:r>
-    </w:p>
-    <w:p>
-      <w:pPr>
-        <w:spacing w:after="200"/>
-      </w:pPr>
-      <w:r>
-        <w:rPr>
-          <w:i/>
-          <w:iCs/>
-        </w:rPr>
-        <w:t xml:space="preserve">“Was it truly dark,” the Society asked, “or were the humans simply missing paperwork?”</w:t>
-      </w:r>
-    </w:p>
-    <w:p>
-      <w:pPr>
-        <w:spacing w:after="200"/>
-      </w:pPr>
-      <w:r>
-        <w:t xml:space="preserve">The honest answer is a little of both. There were, in the former western half of the Roman Empire specifically, fewer surviving written records than during Rome's height, many cities shrank, and long-distance trade contracted in some regions. But the label was never meant to describe the whole planet, or even the whole of Europe, and treating it as though it did is where the myth gets its legs.</w:t>
-      </w:r>
-    </w:p>
-    <w:p>
-      <w:pPr>
-        <w:spacing w:after="200"/>
-      </w:pPr>
-      <w:r>
-        <w:t xml:space="preserve">Constantinople alone should have made the label harder to sustain. The Byzantine emperor Justinian, ruling from 527 to 565, commissioned a systematic compilation of Roman law, the Corpus Juris Civilis, that went on to shape European legal systems for the next fifteen hundred years, and built the Hagia Sophia, completed in 537, whose vast dome remained the largest enclosed interior space anywhere on Earth for the better part of a thousand years. In Baghdad, scholars at the House of Wisdom were doing work that deserves a name, not just a mention: al-Khwarizmi worked there in the 9th century and left behind two words still in daily use, algebra, from the title of his book on solving equations, and algorithm, a Latinized version of his own name. Humans, it should be noted, named a basic unit of modern computing after a mathematician from the middle of their allegedly dark age. Meanwhile India and China continued as thriving, literate, mathematically and artistically productive civilizations that never noticed they were supposed to be participating in anyone else's dark age at all.</w:t>
-      </w:r>
-    </w:p>
-    <w:p>
-      <w:pPr>
-        <w:spacing w:after="200"/>
-      </w:pPr>
-      <w:r>
-        <w:t xml:space="preserve">The label itself has a specific culprit and a much narrower original meaning than students are usually given. The 14th-century Italian poet Petrarch coined it first, and applied it only to what he saw as the loss of classical Latin literary style in the centuries after Rome, not to the era's politics, religion, or science, and not at all to Byzantium, the Islamic world, India, or China, none of which he was thinking about. A phrase invented to describe a decline in one man's preferred prose style went on, several centuries later, to describe an entire hemisphere for a thousand years.</w:t>
-      </w:r>
-    </w:p>
-    <w:p>
-      <w:pPr>
-        <w:spacing w:after="200"/>
-      </w:pPr>
-      <w:r>
-        <w:rPr>
-          <w:i/>
-          <w:iCs/>
-        </w:rPr>
-        <w:t xml:space="preserve">“The oceans,” the dolphins concluded, “did not notice any darkness.”</w:t>
-      </w:r>
-    </w:p>
-    <w:p>
-      <w:pPr>
-        <w:spacing w:after="200"/>
-      </w:pPr>
-      <w:r>
-        <w:t xml:space="preserve">Nor was even Western Europe standing still through this period. Kingdoms formed and reformed, trade slowly expanded again, farming improved with the heavy plow, the water mill, and the horse collar, and, a little later, the first universities appeared. Charlemagne, crowned Holy Roman Emperor in Rome on Christmas Day, 800 CE, gathered scholars from across Europe at his court, the Englishman Alcuin of York chief among them, and standardized a new, clearer handwriting, Carolingian minuscule, whose rounded lowercase letters are the direct ancestors of the ones printed on this page. Charlemagne himself, by his own biographer's account, kept writing tablets under his pillow to practice his letters and never fully mastered the skill.</w:t>
+        <w:t xml:space="preserve">After the fall of Rome, Europe fragmented into smaller kingdoms.</w:t>
+      </w:r>
+    </w:p>
+    <w:p>
+      <w:pPr>
+        <w:spacing w:after="200"/>
+      </w:pPr>
+      <w:r>
+        <w:t xml:space="preserve">Humans later called this period the Dark Ages.</w:t>
+      </w:r>
+    </w:p>
+    <w:p>
+      <w:pPr>
+        <w:spacing w:after="200"/>
+      </w:pPr>
+      <w:r>
+        <w:t xml:space="preserve">The dolphins found this suspicious.</w:t>
+      </w:r>
+    </w:p>
+    <w:p>
+      <w:pPr>
+        <w:spacing w:after="200"/>
+      </w:pPr>
+      <w:r>
+        <w:rPr>
+          <w:i/>
+          <w:iCs/>
+        </w:rPr>
+        <w:t xml:space="preserve">“Was it truly dark, or were the humans simply missing paperwork?”</w:t>
+      </w:r>
+    </w:p>
+    <w:p>
+      <w:pPr>
+        <w:spacing w:after="200"/>
+      </w:pPr>
+      <w:r>
+        <w:t xml:space="preserve">There were fewer records than during the Roman Empire, and many cities shrank. Trade became less extensive in some regions.</w:t>
+      </w:r>
+    </w:p>
+    <w:p>
+      <w:pPr>
+        <w:spacing w:after="200"/>
+      </w:pPr>
+      <w:r>
+        <w:t xml:space="preserve">Yet elsewhere, life continued.</w:t>
+      </w:r>
+    </w:p>
+    <w:p>
+      <w:pPr>
+        <w:spacing w:after="200"/>
+      </w:pPr>
+      <w:r>
+        <w:t xml:space="preserve">In Constantinople, emperors governed.</w:t>
+      </w:r>
+    </w:p>
+    <w:p>
+      <w:pPr>
+        <w:spacing w:after="200"/>
+      </w:pPr>
+      <w:r>
+        <w:t xml:space="preserve">In Baghdad, scholars studied mathematics and astronomy.</w:t>
+      </w:r>
+    </w:p>
+    <w:p>
+      <w:pPr>
+        <w:spacing w:after="200"/>
+      </w:pPr>
+      <w:r>
+        <w:t xml:space="preserve">Baghdad's House of Wisdom deserves a name, not just a mention. Al-Khwarizmi worked there in the 9th century and left behind two words still in daily use: algebra, from the title of his book on solving equations, and algorithm, a Latinized version of his own name. Humans, it should be noted, named a basic unit of modern computing after a mathematician from the middle of their allegedly dark age.</w:t>
+      </w:r>
+    </w:p>
+    <w:p>
+      <w:pPr>
+        <w:spacing w:after="200"/>
+      </w:pPr>
+      <w:r>
+        <w:t xml:space="preserve">Constantinople alone should have made the label harder to sustain. The emperor Justinian, ruling from 527 to 565, commissioned a systematic compilation of Roman law, the Corpus Juris Civilis, that went on to shape European legal systems for the next fifteen hundred years, and built the Hagia Sophia, completed in 537, whose vast dome remained the largest enclosed interior space anywhere on Earth for the better part of a thousand years.</w:t>
+      </w:r>
+    </w:p>
+    <w:p>
+      <w:pPr>
+        <w:spacing w:after="200"/>
+      </w:pPr>
+      <w:r>
+        <w:t xml:space="preserve">In India and China, civilizations flourished.</w:t>
+      </w:r>
+    </w:p>
+    <w:p>
+      <w:pPr>
+        <w:spacing w:after="200"/>
+      </w:pPr>
+      <w:r>
+        <w:t xml:space="preserve">The label itself has a specific culprit and a much narrower original meaning than students are usually given. The 14th-century Italian poet Petrarch coined it first, and applied it only to what he saw as the loss of classical Latin literary style in the centuries after Rome, not to the era's politics, religion, or science, and not at all to Byzantium, the Islamic world, India, or China, none of which he was thinking about.</w:t>
+      </w:r>
+    </w:p>
+    <w:p>
+      <w:pPr>
+        <w:spacing w:after="200"/>
+      </w:pPr>
+      <w:r>
+        <w:t xml:space="preserve">The dolphins concluded:</w:t>
+      </w:r>
+    </w:p>
+    <w:p>
+      <w:pPr>
+        <w:spacing w:after="200"/>
+      </w:pPr>
+      <w:r>
+        <w:rPr>
+          <w:i/>
+          <w:iCs/>
+        </w:rPr>
+        <w:t xml:space="preserve">“The oceans did not notice any darkness.”</w:t>
+      </w:r>
+    </w:p>
+    <w:p>
+      <w:pPr>
+        <w:spacing w:after="200"/>
+      </w:pPr>
+      <w:r>
+        <w:t xml:space="preserve">Nor was Europe standing still. Kingdoms formed, trade expanded, farming improved with the heavy plow, the water mill, and the horse collar, and, a little later, universities appeared.</w:t>
+      </w:r>
+    </w:p>
+    <w:p>
+      <w:pPr>
+        <w:spacing w:after="200"/>
+      </w:pPr>
+      <w:r>
+        <w:t xml:space="preserve">Charlemagne, crowned Holy Roman Emperor in Rome on Christmas Day, 800 CE, gathered scholars from across Europe at his court, the Englishman Alcuin of York chief among them, and standardized a new, clearer handwriting, Carolingian minuscule, whose rounded lowercase letters are the direct ancestors of the ones printed on this page. Charlemagne himself, by his own biographer's account, kept writing tablets under his pillow to practice his letters and never fully mastered the skill.</w:t>
       </w:r>
     </w:p>
     <w:p>
@@ -2539,7 +2615,31 @@
         <w:spacing w:after="200"/>
       </w:pPr>
       <w:r>
-        <w:t xml:space="preserve">The disruption was not entirely a matter of missing paperwork, either. Norse raiders sacked the monastery at Lindisfarne, off the English coast, in 793 CE, a single attack Christian Europe treated for a generation afterward as a sign the world had turned hostile, and Viking raids and settlement continued for the better part of three centuries. Humans, for all the quiet scholarship happening in Baghdad and Constantinople, remained deeply committed to warfare closer to home, and castles rose across the continent as the preferred answer to a dispute. The dolphins found this puzzling.</w:t>
+        <w:t xml:space="preserve">The disruption was not entirely a matter of missing paperwork, either. Norse raiders sacked the monastery at Lindisfarne, off the English coast, in 793 CE, a single attack Christian Europe treated for a generation afterward as a sign the world had turned hostile, and Viking raids and settlement continued for the better part of three centuries.</w:t>
+      </w:r>
+    </w:p>
+    <w:p>
+      <w:pPr>
+        <w:spacing w:after="200"/>
+      </w:pPr>
+      <w:r>
+        <w:t xml:space="preserve">One popular idea about the period is worth correcting directly, since it runs exactly backward. Educated medieval Europeans did not believe the world was flat. The Earth's sphericity, established by Greek astronomers centuries earlier, was standard teaching in medieval universities and never seriously disputed by anyone with an education to lose. The flat-earth myth about the era was largely manufactured in the 19th century, not least by Washington Irving's mostly invented 1828 biography of Columbus, which put a fictional flat-earth argument into the mouths of scholars who had never made one.</w:t>
+      </w:r>
+    </w:p>
+    <w:p>
+      <w:pPr>
+        <w:spacing w:after="200"/>
+      </w:pPr>
+      <w:r>
+        <w:t xml:space="preserve">Humans were, however, still deeply committed to warfare. Castles appeared.</w:t>
+      </w:r>
+    </w:p>
+    <w:p>
+      <w:pPr>
+        <w:spacing w:after="200"/>
+      </w:pPr>
+      <w:r>
+        <w:t xml:space="preserve">The dolphins were confused.</w:t>
       </w:r>
     </w:p>
     <w:p>
@@ -2559,35 +2659,51 @@
         <w:spacing w:after="200"/>
       </w:pPr>
       <w:r>
-        <w:t xml:space="preserve">One popular idea about the period is worth correcting directly, since it runs exactly backward. Educated medieval Europeans did not believe the world was flat. The Earth's sphericity, established by Greek astronomers centuries earlier, was standard teaching in medieval universities and never seriously disputed by anyone with an education to lose. The flat-earth myth about the era was largely manufactured in the 19th century, not least by Washington Irving's mostly invented 1828 biography of Columbus, which put a fictional flat-earth argument into the mouths of scholars who had never made one.</w:t>
-      </w:r>
-    </w:p>
-    <w:p>
-      <w:pPr>
-        <w:spacing w:after="200"/>
-      </w:pPr>
-      <w:r>
-        <w:t xml:space="preserve">Centuries later, a small number of humans became so dissatisfied with the conventional timeline that they proposed replacing it outright. The mathematician Anatoly Fomenko argued that large stretches of ancient and medieval history had been misdated, and that many events historians place in antiquity actually happened centuries later than believed. Most historians rejected the idea, pointing to archaeological stratigraphy, independent written records from multiple civilizations, radiocarbon dating, and dendrochronology, all of which converge on the conventional dates far too consistently to be the result of a shared, centuries-long clerical error.</w:t>
-      </w:r>
-    </w:p>
-    <w:p>
-      <w:pPr>
-        <w:spacing w:after="200"/>
-      </w:pPr>
-      <w:r>
-        <w:rPr>
-          <w:i/>
-          <w:iCs/>
-        </w:rPr>
-        <w:t xml:space="preserve">“Human historians,” the dolphins observed, with evident amusement, “were arguing not merely about what happened, but about when it happened.”</w:t>
-      </w:r>
-    </w:p>
-    <w:p>
-      <w:pPr>
-        <w:spacing w:after="200"/>
-      </w:pPr>
-      <w:r>
-        <w:t xml:space="preserve">After studying both sides, the International Dolphin Historical Society reached its own verdict, and it is the one they consider the honest reading of the whole period.</w:t>
+        <w:t xml:space="preserve">Centuries later, some humans became so dissatisfied with the traditional story that they proposed radical alternatives.</w:t>
+      </w:r>
+    </w:p>
+    <w:p>
+      <w:pPr>
+        <w:spacing w:after="200"/>
+      </w:pPr>
+      <w:r>
+        <w:t xml:space="preserve">One mathematician, Anatoly Fomenko, argued that large parts of ancient history had been misdated and that the timeline was wrong. He suggested that many events thought to belong to antiquity actually occurred much later.</w:t>
+      </w:r>
+    </w:p>
+    <w:p>
+      <w:pPr>
+        <w:spacing w:after="200"/>
+      </w:pPr>
+      <w:r>
+        <w:t xml:space="preserve">Most historians rejected this idea and pointed to archaeological evidence, written records, radiocarbon dating, and other methods that support the conventional timeline.</w:t>
+      </w:r>
+    </w:p>
+    <w:p>
+      <w:pPr>
+        <w:spacing w:after="200"/>
+      </w:pPr>
+      <w:r>
+        <w:t xml:space="preserve">The dolphins regarded the dispute with amusement.</w:t>
+      </w:r>
+    </w:p>
+    <w:p>
+      <w:pPr>
+        <w:spacing w:after="200"/>
+      </w:pPr>
+      <w:r>
+        <w:rPr>
+          <w:i/>
+          <w:iCs/>
+        </w:rPr>
+        <w:t xml:space="preserve">“Human historians were arguing not merely about what happened, but about when it happened.”</w:t>
+      </w:r>
+    </w:p>
+    <w:p>
+      <w:pPr>
+        <w:spacing w:after="200"/>
+      </w:pPr>
+      <w:r>
+        <w:t xml:space="preserve">After studying both sides, the International Dolphin Historical Society reached its own verdict.</w:t>
       </w:r>
     </w:p>
     <w:p>
@@ -2611,7 +2727,7 @@
           <w:i/>
           <w:iCs/>
         </w:rPr>
-        <w:t xml:space="preserve">The age was not dark. It was only complicated, uneven, and badly named by a poet who was thinking about something else entirely. Humans, watching their own written record thin out in one corner of one continent, mistook the absence of records for the absence of history — and missed the House of Wisdom, the Hagia Sophia, and two continents' worth of civilization still very much in the light.</w:t>
+        <w:t xml:space="preserve">The age was not dark. It was only complicated. Humans often confuse the absence of records with the absence of history.</w:t>
       </w:r>
     </w:p>
     <w:p>
@@ -6307,19 +6423,19 @@
         <w:spacing w:after="200"/>
       </w:pPr>
       <w:r>
-        <w:t xml:space="preserve">Geologists have their own name for what all of this adds up to: the Anthropocene, a proposed new epoch defined not by ice or asteroid but by one species' own signature, layered permanently into the planet's rock and sediment. The term was popularized in 2000 by the chemist Paul Crutzen and the biologist Eugene Stoermer, and a working group of scientists spent the following two decades hunting for a single physical site where a future geologist, digging up this era millions of years from now, could point to an exact line and say the old epoch ended here. Their leading candidate was the mid-20th century, marked by a sudden, unmistakable layer of radioactive fallout from nuclear weapons testing, alongside plastic, concrete dust, and fly ash, all showing up in lake sediment worldwide within the same few years. In 2024, the body responsible for officially naming geological epochs voted the specific proposal down anyway, not because the evidence was wrong but because its members could not agree the change deserved a new epoch rather than a chapter inside the current one. The debate over the name continues; the sediment layer it was arguing about does not care either way.</w:t>
-      </w:r>
-    </w:p>
-    <w:p>
-      <w:pPr>
-        <w:spacing w:after="200"/>
-      </w:pPr>
-      <w:r>
-        <w:rPr>
-          <w:i/>
-          <w:iCs/>
-        </w:rPr>
-        <w:t xml:space="preserve">“Humans spent two decades arguing over what to call the layer of rock they were leaving behind,” dolphin historians noted, “rather than the century arguing over whether to leave it. We note the committee vote changed nothing about the rock.”</w:t>
+        <w:t xml:space="preserve">Geologists have their own name for what all of this adds up to: the Anthropocene, a proposed new epoch defined not by ice or asteroid but by one species' own signature, layered permanently into the planet's rock and sediment. The term was popularized in 2000 by the chemist Paul Crutzen and the biologist Eugene Stoermer, and a working group of scientists spent the following two decades hunting for a single physical site where a future geologist, digging up this era millions of years from now, could point to an exact line and say the old epoch ended here. Their leading candidate was the mid-20th century, marked by a sudden, unmistakable layer of radioactive fallout from nuclear weapons testing, alongside plastic, concrete dust, and fly ash, all showing up in lake sediment worldwide within the same few years. In 2024, the body responsible for officially naming geological epochs voted the specific proposal down anyway, not because the evidence was wrong but because its members could not agree the change deserved a new epoch instead of a chapter inside the current one. The debate over the name continues; the sediment layer it was arguing about does not care either way.</w:t>
+      </w:r>
+    </w:p>
+    <w:p>
+      <w:pPr>
+        <w:spacing w:after="200"/>
+      </w:pPr>
+      <w:r>
+        <w:rPr>
+          <w:i/>
+          <w:iCs/>
+        </w:rPr>
+        <w:t xml:space="preserve">“Humans spent two decades arguing over what to call the layer of rock they were leaving behind,” dolphin historians noted, “instead of the century arguing over whether to leave it. We note the committee vote changed nothing about the rock.”</w:t>
       </w:r>
     </w:p>
     <w:p>
@@ -6644,74 +6760,6 @@
       </w:pPr>
       <w:r>
         <w:t xml:space="preserve">It has, to be fair, sometimes arrived on time, and dolphin historians keep a short list: a Christmas truce organized by soldiers who then had to be ordered to stop, a naval officer in a submarine who declined to vote for war, a watch officer who distrusted his own machine. Every entry on it is one person or a few, acting against expectation and occasionally against orders. It has never yet arrived in bulk.</w:t>
-      </w:r>
-    </w:p>
-    <w:p>
-      <w:pPr>
-        <w:spacing w:after="200"/>
-      </w:pPr>
-      <w:r>
-        <w:t xml:space="preserve">Dr. Susurrus Undertow asked, at this point in the Society's final deliberations, that her Chapter 1 dissent be entered into the record as won. Her argument then was that a species never denied the hands to fail with does not get credit merely for not failing; the credit, if any is owed, belongs to whichever few individuals on that short list chose the harder option when the easier one was fully available to them. The quorum, less than half awake but for once unanimous, agreed to strike “we do not envy humans” from the earlier verdict and let this one stand instead: humans deserve less credit for having a conscience than for the handful of times, against every incentive in the room, they used it.</w:t>
-      </w:r>
-    </w:p>
-    <w:p>
-      <w:pPr>
-        <w:spacing w:after="200"/>
-      </w:pPr>
-      <w:r>
-        <w:t xml:space="preserve">Reviewing this chapter against the rest of the book turned up an uncomfortable fact: several of the timelines that actually ran underneath everything else in it, counted the whole time, changing the whole time, never got a mention of their own. The plainest is the simplest number in the whole record: how many humans there were. For most of this book, the answer was small and slow. It took until 1804, on most estimates, for the global population to reach one billion, a milestone that arrived only after every chapter from the Prologue through the fall of Napoleon had already happened. The second billion took until 1927. The third took until 1960. The fourth took fourteen years. By 2022 the count passed eight billion. This book's own chapters get denser and faster toward the end for the same reason the population curve does: there were, quite simply, more humans available to have more history.</w:t>
-      </w:r>
-    </w:p>
-    <w:p>
-      <w:pPr>
-        <w:spacing w:after="200"/>
-      </w:pPr>
-      <w:r>
-        <w:rPr>
-          <w:i/>
-          <w:iCs/>
-        </w:rPr>
-        <w:t xml:space="preserve">“A species can spend six thousand years building empires on a planet with under a billion of itself on it,” dolphin historians observed, “and then spend the next two hundred years adding seven billion more. We would not call this planning. We would call it momentum.”</w:t>
-      </w:r>
-    </w:p>
-    <w:p>
-      <w:pPr>
-        <w:spacing w:after="200"/>
-      </w:pPr>
-      <w:r>
-        <w:t xml:space="preserve">The second overlooked timeline is who, exactly, got to take part in the story this book has been telling. For most of the book's chapters, "citizen," "voter," and "person with legal standing" quietly meant men. New Zealand gave women the vote first among self-governing nations, in 1893. The United States managed it in 1920, after decades of suffragist organizing this book's civil rights chapter only partly covers. Most of the rest of the world followed across the twentieth century, at its own pace, and the line has not finished running yet. A third timeline, easy to lose inside chapters about wars and empires, is the slow construction of a single idea: that some rules should apply to every human regardless of which empire they were born under. The Universal Declaration of Human Rights, adopted by the newly formed United Nations in 1948, in the wreckage of the war this book covers at length, was the first attempt at a document meant to bind everyone rather than one nation's own citizens. It has no army and no court that can force compliance, a fact dolphin historians find almost charmingly naive and also, on the evidence of the eight decades since, not nothing: nations that ignore it still feel obliged to explain why.</w:t>
-      </w:r>
-    </w:p>
-    <w:p>
-      <w:pPr>
-        <w:spacing w:after="200"/>
-      </w:pPr>
-      <w:r>
-        <w:rPr>
-          <w:i/>
-          <w:iCs/>
-        </w:rPr>
-        <w:t xml:space="preserve">“Every chapter in this book about a great civilization,” the Society recorded, “was, for most of its length, a chapter about roughly half of that civilization deciding things for the other half. We mention this now because a book that never mentioned it would be telling a shorter story than the one that actually happened.”</w:t>
-      </w:r>
-    </w:p>
-    <w:p>
-      <w:pPr>
-        <w:spacing w:after="200"/>
-      </w:pPr>
-      <w:r>
-        <w:t xml:space="preserve">A fourth and final timeline belongs to the numbers themselves. This book has mentioned, in passing, that ancient India gave the world the mathematical zero and that ancient Greece gave it geometry, but never paused on the throughline connecting them to the physics and computing chapters near this book's end. The 9th-century Baghdad mathematician al-Khwarizmi, whose name gives us the word algorithm, wrote the treatise that gave the West the word algebra. Isaac Newton and Gottfried Leibniz independently developed calculus in the 17th century, arguing bitterly for the rest of their lives over who got there first. Alan Turing's 1936 paper on computable numbers, written before any computer existed to run on, defined what a computer could and could not do in principle, a piece of pure mathematics that this book's own digital chapter turns out to depend on entirely.</w:t>
-      </w:r>
-    </w:p>
-    <w:p>
-      <w:pPr>
-        <w:spacing w:after="200"/>
-      </w:pPr>
-      <w:r>
-        <w:rPr>
-          <w:i/>
-          <w:iCs/>
-        </w:rPr>
-        <w:t xml:space="preserve">“We are aware,” dolphin historians noted, dryly, “that a species capable of noticing all four of these timelines while writing its own history, and still leaving them out of the first draft, has proven this book's thesis rather better than any single chapter did.”</w:t>
       </w:r>
     </w:p>
     <w:p>
@@ -6858,7 +6906,7 @@
         <w:spacing w:after="200"/>
       </w:pPr>
       <w:r>
-        <w:t xml:space="preserve">The story is not finished. Two branch points, arriving at the same time, may be the strangest ones yet, and dolphin scholarship has assigned them the book's final pages.</w:t>
+        <w:t xml:space="preserve">The story is not finished. Two branch points, arriving at the same time, may be the strangest ones yet, and dolphin scholarship has assigned them the book's final chapter.</w:t>
       </w:r>
     </w:p>
     <w:p>
@@ -6882,7 +6930,139 @@
           <w:i/>
           <w:iCs/>
         </w:rPr>
-        <w:t xml:space="preserve">A whole book of hands, fire, empires, faiths, dictatorships, wars, and wires points to one plain reading: this species keeps getting better at doing things, and keeps getting only intermittently better at deciding which things are worth doing. Underneath all of it, the same four quieter timelines were running the entire time: there were more humans every year, and only slowly did more of them count; the world was slowly agreeing, on paper if not yet in practice, that its rules should apply to everyone; and the numbers themselves, invented quietly by people this book barely names, were doing more work than any king this book named twice. Dolphins have had tens of millions of years to watch the louder gap, between what this species can do and what it has decided is worth doing, open and close, open and close, and have learned exactly one thing from the pattern worth stating outright. The gap does not close by itself. Someone with hands has to close it.</w:t>
+        <w:t xml:space="preserve">A whole book of hands, fire, empires, faiths, dictatorships, wars, and wires points to one plain reading: this species keeps getting better at doing things, and keeps getting only intermittently better at deciding which things are worth doing. Dolphins have had tens of millions of years to watch this gap open and close, open and close, and have learned exactly one thing from the pattern worth stating outright. The gap does not close by itself. Someone with hands has to close it.</w:t>
+      </w:r>
+    </w:p>
+    <w:p>
+      <w:r>
+        <w:br w:type="page"/>
+      </w:r>
+    </w:p>
+    <w:p>
+      <w:pPr>
+        <w:pStyle w:val="Heading1"/>
+        <w:spacing w:after="300"/>
+        <w:jc w:val="center"/>
+        <w:outlineLvl w:val="0"/>
+      </w:pPr>
+      <w:r>
+        <w:rPr>
+          <w:rFonts w:ascii="Amazon Ember" w:cs="Amazon Ember" w:eastAsia="Amazon Ember" w:hAnsi="Amazon Ember"/>
+          <w:b/>
+          <w:bCs/>
+          <w:color w:val="0000FF"/>
+          <w:sz w:val="36"/>
+          <w:szCs w:val="36"/>
+        </w:rPr>
+        <w:t xml:space="preserve">Chapter 41: Half the World, All the Time — The Timelines This Book Almost Skipped</w:t>
+      </w:r>
+    </w:p>
+    <w:p>
+      <w:pPr>
+        <w:spacing w:after="200"/>
+      </w:pPr>
+      <w:r>
+        <w:t xml:space="preserve">Dolphin scholarship keeps an index of every timeline humans have bothered to write down about themselves: wars sorted by year, dynasties sorted by collapse, inventions sorted by patent. It is, by the Society's count, an enormous list. Reviewing it against this book's own table of contents turned up an uncomfortable fact: several of the timelines that actually ran underneath everything else in this book — counted the whole time, changing the whole time — never got a chapter of their own.</w:t>
+      </w:r>
+    </w:p>
+    <w:p>
+      <w:pPr>
+        <w:spacing w:after="200"/>
+      </w:pPr>
+      <w:r>
+        <w:t xml:space="preserve">This chapter is the dolphins going back for them.</w:t>
+      </w:r>
+    </w:p>
+    <w:p>
+      <w:pPr>
+        <w:spacing w:after="200"/>
+      </w:pPr>
+      <w:r>
+        <w:t xml:space="preserve">Start with the plainest number in the whole list: how many humans there were. For most of this book, the answer was small and slow. It took until 1804, on most estimates, for the global population to reach one billion — a milestone that arrived only after every chapter from the Prologue through the fall of Napoleon had already happened. The second billion took until 1927, a mere hundred-plus years later. The third took until 1960. The fourth took fourteen years. By 2022 the count passed eight billion. Dolphin historians note that this book's own chapters get denser and faster toward the end for the same reason the population curve does: there were, quite simply, more humans available to have more history.</w:t>
+      </w:r>
+    </w:p>
+    <w:p>
+      <w:pPr>
+        <w:spacing w:after="200"/>
+      </w:pPr>
+      <w:r>
+        <w:rPr>
+          <w:i/>
+          <w:iCs/>
+        </w:rPr>
+        <w:t xml:space="preserve">“A species can spend six thousand years building empires on a planet with under a billion of itself on it,” dolphin historians observed, “and then spend the next two hundred years adding seven billion more. We would not call this planning. We would call it momentum.”</w:t>
+      </w:r>
+    </w:p>
+    <w:p>
+      <w:pPr>
+        <w:spacing w:after="200"/>
+      </w:pPr>
+      <w:r>
+        <w:t xml:space="preserve">The second overlooked timeline is who, exactly, got to take part in the story this book has been telling. For most of the book's chapters, "citizen," "voter," and "person with legal standing" quietly meant men. New Zealand gave women the vote first among self-governing nations, in 1893. The United States managed it in 1920, after decades of suffragist organizing this book's civil rights chapter only partly covers. Most of the rest of the world followed across the twentieth century, at its own pace, and the line has not finished running yet.</w:t>
+      </w:r>
+    </w:p>
+    <w:p>
+      <w:pPr>
+        <w:spacing w:after="200"/>
+      </w:pPr>
+      <w:r>
+        <w:rPr>
+          <w:i/>
+          <w:iCs/>
+        </w:rPr>
+        <w:t xml:space="preserve">“Every chapter in this book about a great civilization,” the Society recorded, “was, for most of its length, a chapter about roughly half of that civilization deciding things for the other half. We mention this now because a book that never mentioned it would be telling a shorter story than the one that actually happened.”</w:t>
+      </w:r>
+    </w:p>
+    <w:p>
+      <w:pPr>
+        <w:spacing w:after="200"/>
+      </w:pPr>
+      <w:r>
+        <w:t xml:space="preserve">A third timeline, easy to lose inside chapters about wars and empires, is the slow construction of a single idea: that some rules should apply to every human regardless of which empire they were born under. The Universal Declaration of Human Rights, adopted by the newly formed United Nations in 1948, in the wreckage of the war this book covers at length, was the first attempt at a document meant to bind everyone rather than one nation's own citizens. It has no army and no court that can force compliance, a fact dolphin historians find endearingly naive and also, on the evidence of the eight decades since, not nothing: nations that ignore it still feel obliged to explain why.</w:t>
+      </w:r>
+    </w:p>
+    <w:p>
+      <w:pPr>
+        <w:spacing w:after="200"/>
+      </w:pPr>
+      <w:r>
+        <w:t xml:space="preserve">A fourth and final timeline belongs to the numbers themselves. This book has mentioned, in passing, that ancient India gave the world the mathematical zero and that ancient Greece gave it geometry, but never paused on the throughline connecting them to the physics and computing chapters near this book's end. The 9th-century Baghdad mathematician al-Khwarizmi, whose name gives us the word algorithm, wrote the treatise that gave the West the word algebra. Isaac Newton and Gottfried Leibniz independently developed calculus in the 17th century, arguing bitterly for the rest of their lives over who got there first. Alan Turing's 1936 paper on computable numbers, written before any computer existed to run on, defined what a computer could and could not do in principle — a piece of pure mathematics that this book's own digital chapter turns out to depend on entirely.</w:t>
+      </w:r>
+    </w:p>
+    <w:p>
+      <w:pPr>
+        <w:spacing w:after="200"/>
+      </w:pPr>
+      <w:r>
+        <w:rPr>
+          <w:i/>
+          <w:iCs/>
+        </w:rPr>
+        <w:t xml:space="preserve">“We are aware,” dolphin historians noted, dryly, “that a species capable of noticing all four of these timelines while writing a history book, and still leaving them out of the first draft, has proven the book's own thesis considerably better than any single chapter did.”</w:t>
+      </w:r>
+    </w:p>
+    <w:p>
+      <w:pPr>
+        <w:spacing w:after="100"/>
+      </w:pPr>
+      <w:r>
+        <w:rPr>
+          <w:b/>
+          <w:bCs/>
+        </w:rPr>
+        <w:t xml:space="preserve">Dolphin verdict:</w:t>
+      </w:r>
+    </w:p>
+    <w:p>
+      <w:pPr>
+        <w:spacing w:after="200"/>
+      </w:pPr>
+      <w:r>
+        <w:rPr>
+          <w:i/>
+          <w:iCs/>
+        </w:rPr>
+        <w:t xml:space="preserve">Every chapter in this book told the story of a place, a war, or an idea, one at a time, in the order humans usually tell it. But underneath all of them, the same four things were running the entire time: there were more humans every year, and only slowly did more of them count; the world was slowly agreeing, on paper if not yet in practice, that its rules should apply to everyone; and the numbers themselves, invented quietly by people this book barely names, were doing more work than any king this book named twice. A history told only in nations and wars will always miss the timelines that do not stop at a border. This chapter exists because the dolphins went back and checked, and found the missing timelines were not minor. They were most of the ledger.</w:t>
       </w:r>
     </w:p>
     <w:p>
@@ -9257,6 +9437,216 @@
           <w:iCs/>
         </w:rPr>
         <w:t xml:space="preserve">Dolphin scholarship notes, in closing, that the entries above cluster very heavily toward the list's own end — not because the recent past matters more, but because paperwork survives better the less time it has had to get lost. The dolphins were watching just as closely the whole way through. They simply had less of it written down for them to check against.</w:t>
+      </w:r>
+    </w:p>
+    <w:p>
+      <w:pPr>
+        <w:spacing w:after="200"/>
+      </w:pPr>
+      <w:r>
+        <w:t xml:space="preserve">Everything above this line has happened. Everything below it has not, and dolphin scholarship adjusts its own confidence accordingly: the further this list reaches ahead, the less certainty it can honestly offer, and the more plainly it says so.</w:t>
+      </w:r>
+    </w:p>
+    <w:p>
+      <w:pPr>
+        <w:pStyle w:val="Heading2"/>
+        <w:keepNext/>
+        <w:spacing w:after="150" w:before="300"/>
+        <w:jc w:val="center"/>
+        <w:outlineLvl w:val="1"/>
+      </w:pPr>
+      <w:r>
+        <w:rPr>
+          <w:rFonts w:ascii="Amazon Ember" w:cs="Amazon Ember" w:eastAsia="Amazon Ember" w:hAnsi="Amazon Ember"/>
+          <w:b/>
+          <w:bCs/>
+          <w:color w:val="0000FF"/>
+          <w:sz w:val="36"/>
+          <w:szCs w:val="36"/>
+        </w:rPr>
+        <w:t xml:space="preserve">The Near Future</w:t>
+      </w:r>
+    </w:p>
+    <w:p>
+      <w:pPr>
+        <w:spacing w:after="200"/>
+      </w:pPr>
+      <w:r>
+        <w:rPr>
+          <w:b/>
+          <w:bCs/>
+        </w:rPr>
+        <w:t xml:space="preserve">Early 2030s. </w:t>
+      </w:r>
+      <w:r>
+        <w:t xml:space="preserve">Voyager 1 and 2's plutonium power sources are expected to finally fail, ending transmissions that began in 1977. The record scratches. The Golden Record keeps drifting regardless, unaffected.</w:t>
+      </w:r>
+    </w:p>
+    <w:p>
+      <w:pPr>
+        <w:spacing w:after="200"/>
+      </w:pPr>
+      <w:r>
+        <w:rPr>
+          <w:b/>
+          <w:bCs/>
+        </w:rPr>
+        <w:t xml:space="preserve">2061. </w:t>
+      </w:r>
+      <w:r>
+        <w:t xml:space="preserve">Halley's Comet returns to the inner solar system, on schedule, as it has for at least two thousand years of recorded human sightings.</w:t>
+      </w:r>
+    </w:p>
+    <w:p>
+      <w:pPr>
+        <w:spacing w:after="200"/>
+      </w:pPr>
+      <w:r>
+        <w:rPr>
+          <w:b/>
+          <w:bCs/>
+        </w:rPr>
+        <w:t xml:space="preserve">2080s. </w:t>
+      </w:r>
+      <w:r>
+        <w:t xml:space="preserve">UN demographic projections put global human population at its historical peak, above ten billion, before beginning the first sustained decline the population curve has shown in this entire book.</w:t>
+      </w:r>
+    </w:p>
+    <w:p>
+      <w:pPr>
+        <w:spacing w:after="200"/>
+      </w:pPr>
+      <w:r>
+        <w:rPr>
+          <w:b/>
+          <w:bCs/>
+        </w:rPr>
+        <w:t xml:space="preserve">2117 and 2125. </w:t>
+      </w:r>
+      <w:r>
+        <w:t xml:space="preserve">The next pair of transits of Venus across the face of the Sun — an alignment rare enough that the previous pair fell in 1874 and 1882, a gap of no personal interest to anyone who saw both.</w:t>
+      </w:r>
+    </w:p>
+    <w:p>
+      <w:pPr>
+        <w:pStyle w:val="Heading2"/>
+        <w:keepNext/>
+        <w:spacing w:after="150" w:before="300"/>
+        <w:jc w:val="center"/>
+        <w:outlineLvl w:val="1"/>
+      </w:pPr>
+      <w:r>
+        <w:rPr>
+          <w:rFonts w:ascii="Amazon Ember" w:cs="Amazon Ember" w:eastAsia="Amazon Ember" w:hAnsi="Amazon Ember"/>
+          <w:b/>
+          <w:bCs/>
+          <w:color w:val="0000FF"/>
+          <w:sz w:val="36"/>
+          <w:szCs w:val="36"/>
+        </w:rPr>
+        <w:t xml:space="preserve">The Far Future</w:t>
+      </w:r>
+    </w:p>
+    <w:p>
+      <w:pPr>
+        <w:spacing w:after="200"/>
+      </w:pPr>
+      <w:r>
+        <w:rPr>
+          <w:b/>
+          <w:bCs/>
+        </w:rPr>
+        <w:t xml:space="preserve">~10,000 years. </w:t>
+      </w:r>
+      <w:r>
+        <w:t xml:space="preserve">By the underlying orbital cycle, Earth would be about due for its next glacial period around now. Current research suggests human-driven warming has pushed that schedule back by several thousand years — one of the only entries in this book where a side effect and an intention are difficult to tell apart.</w:t>
+      </w:r>
+    </w:p>
+    <w:p>
+      <w:pPr>
+        <w:spacing w:after="200"/>
+      </w:pPr>
+      <w:r>
+        <w:rPr>
+          <w:b/>
+          <w:bCs/>
+        </w:rPr>
+        <w:t xml:space="preserve">~50,000 years. </w:t>
+      </w:r>
+      <w:r>
+        <w:t xml:space="preserve">Niagara Falls, eroding upstream at its measured rate, reaches Lake Erie and stops being a waterfall, barring further engineering — which, on this book's evidence, is not a safe assumption to rule out.</w:t>
+      </w:r>
+    </w:p>
+    <w:p>
+      <w:pPr>
+        <w:spacing w:after="200"/>
+      </w:pPr>
+      <w:r>
+        <w:rPr>
+          <w:b/>
+          <w:bCs/>
+        </w:rPr>
+        <w:t xml:space="preserve">~250 million years. </w:t>
+      </w:r>
+      <w:r>
+        <w:t xml:space="preserve">Earth's drifting continents are projected to reassemble into a single landmass again. Geologists have proposed several competing shapes for it — Pangaea Proxima, Novopangaea, Amasia — and do not agree on which, a disagreement none of them will be present to resolve.</w:t>
+      </w:r>
+    </w:p>
+    <w:p>
+      <w:pPr>
+        <w:spacing w:after="200"/>
+      </w:pPr>
+      <w:r>
+        <w:rPr>
+          <w:b/>
+          <w:bCs/>
+        </w:rPr>
+        <w:t xml:space="preserve">~4-5 billion years. </w:t>
+      </w:r>
+      <w:r>
+        <w:t xml:space="preserve">The Milky Way and the Andromeda galaxy, presently falling toward each other, are expected to collide and merge. The distances involved are large enough that not one single star, including whatever the Sun has become by then, is expected to actually strike another.</w:t>
+      </w:r>
+    </w:p>
+    <w:p>
+      <w:pPr>
+        <w:spacing w:after="200"/>
+      </w:pPr>
+      <w:r>
+        <w:rPr>
+          <w:b/>
+          <w:bCs/>
+        </w:rPr>
+        <w:t xml:space="preserve">~5 billion years. </w:t>
+      </w:r>
+      <w:r>
+        <w:t xml:space="preserve">The Sun exhausts its hydrogen fuel and swells into a red giant, very likely engulfing Mercury and Venus. Earth's own fate — swallowed, or merely scorched from a closer orbit than it currently holds — remains a genuinely open question among astronomers still refining the models.</w:t>
+      </w:r>
+    </w:p>
+    <w:p>
+      <w:pPr>
+        <w:spacing w:after="200"/>
+      </w:pPr>
+      <w:r>
+        <w:rPr>
+          <w:b/>
+          <w:bCs/>
+        </w:rPr>
+        <w:t xml:space="preserve">Beyond that. </w:t>
+      </w:r>
+      <w:r>
+        <w:t xml:space="preserve">By the best current models, the universe's stars burn out one by one over trillions of years, galaxies drift beyond the reach of each other's light, and matter is eventually expected to decay — a state physicists call the heat death of the universe, the furthest entry any edition of this timeline has attempted, and the one verdict in this book that will never be updated to match what actually happens.</w:t>
+      </w:r>
+    </w:p>
+    <w:p>
+      <w:pPr>
+        <w:spacing w:after="200"/>
+      </w:pPr>
+      <w:r>
+        <w:rPr>
+          <w:i/>
+          <w:iCs/>
+        </w:rPr>
+        <w:t xml:space="preserve">Every earlier entry in this list had a witness. This one does not, and will not. The dolphins, who have watched every other page of this book from somewhere nearby, close this one the way an earlier chapter closed its own account of leaving the solar system: taking it on faith, same as the reader, and no more certain of the ending than anyone else holding this book.</w:t>
       </w:r>
     </w:p>
     <w:p>

--- a/History/The Dolphins' View of History - Complete Manuscript.docx
+++ b/History/The Dolphins' View of History - Complete Manuscript.docx
@@ -271,7 +271,7 @@
         <w:spacing w:after="200"/>
       </w:pPr>
       <w:r>
-        <w:t xml:space="preserve">That lineage kept branching the whole time — early monkeys, then apes, then bigger apes — with taxonomists ending up needing five separate, confusingly similar Latin names (Hominoidea, Hominidae, Homininae, Hominini, Hominina) just to track the last fifteen million years of it. Dolphin scholarship has read all five definitions and offers this summary free of charge: more apes, slightly different apes, repeatedly, for a very long time.</w:t>
+        <w:t xml:space="preserve">That lineage kept branching the whole time — early monkeys, then apes, then bigger apes — with taxonomists ending up needing five separate, confusingly similar Latin names (Hominoidea, Hominidae, Homininae, Hominini, Hominina) in order to track the last fifteen million years of it. Dolphin scholarship has read all five definitions and offers this summary free of charge: more apes, slightly different apes, repeatedly, for a very long time.</w:t>
       </w:r>
     </w:p>
     <w:p>
@@ -5504,6 +5504,162 @@
     </w:p>
     <w:p>
       <w:pPr>
+        <w:pStyle w:val="Heading2"/>
+        <w:keepNext/>
+        <w:spacing w:after="150" w:before="300"/>
+        <w:jc w:val="center"/>
+        <w:outlineLvl w:val="1"/>
+      </w:pPr>
+      <w:r>
+        <w:rPr>
+          <w:rFonts w:ascii="Amazon Ember" w:cs="Amazon Ember" w:eastAsia="Amazon Ember" w:hAnsi="Amazon Ember"/>
+          <w:b/>
+          <w:bCs/>
+          <w:color w:val="0000FF"/>
+          <w:sz w:val="36"/>
+          <w:szCs w:val="36"/>
+        </w:rPr>
+        <w:t xml:space="preserve">What the physics is for</w:t>
+      </w:r>
+    </w:p>
+    <w:p>
+      <w:pPr>
+        <w:spacing w:after="200"/>
+      </w:pPr>
+      <w:r>
+        <w:t xml:space="preserve">The math, asked what it is good for, can answer: for not fooling yourself, and for building things that do not fall down. Physics is the branch that has to cash that answer in public. A proof can be beautiful and still describe nothing that exists. A physical theory that misses the measurement is retired, however fond of it the author was. Dolphin historians rank that cruelty as the subject's best feature.</w:t>
+      </w:r>
+    </w:p>
+    <w:p>
+      <w:pPr>
+        <w:spacing w:after="200"/>
+      </w:pPr>
+      <w:r>
+        <w:t xml:space="preserve">Start with motion, because motion is the old job. Newton wrote rules for falling apples and for planets with the same sentences, which was the surprise: the sky was not a separate kingdom. From those sentences came trajectories a gunner could use, orbits a navigator could trust, and bridges an engineer could load without praying. Tides, comets, and the path of a shell are the same subject. The practical good is that a species which used to guess where a ship would be in a month can now say where a satellite will be in a decade. The moral good is smaller and sharper. The universe does not make an exception for a king.</w:t>
+      </w:r>
+    </w:p>
+    <w:p>
+      <w:pPr>
+        <w:spacing w:after="200"/>
+      </w:pPr>
+      <w:r>
+        <w:t xml:space="preserve">Heat was the next insult to wishful thinking. The steam engine, already met, did not come with an explanation of why it wasted so much of its fire. Thermodynamics supplied the explanation and the limit. You cannot turn all of a fuel's heat into work. A perpetual-motion machine is not an undiscovered patent. It is a misunderstanding with a crank on it. Dolphin historians are fond of this result. It is one of the few laws that has saved humans from their own brochures. Engines, refrigerators, and the climate itself are bookkeeping of the same kind: energy is not created, and disorder in a closed box does not tidy itself. The furnace in the earlier chapters was never free. Physics is the invoice.</w:t>
+      </w:r>
+    </w:p>
+    <w:p>
+      <w:pPr>
+        <w:spacing w:after="200"/>
+      </w:pPr>
+      <w:r>
+        <w:t xml:space="preserve">Then light, electricity, and magnetism turned out to be one thing. Maxwell wrote it down in the nineteenth century, and the century that followed built motors, generators, radio, and the discovery that light is the same field, moving. A dolphin, whose world is already a field of returning sound, is not shocked that a field can carry a message. Humans were, briefly, and then they filled the air with messages until the air became a property. The good of it is power in a wire and a voice across an ocean. The cost is the wire's fuel, which other chapters are still paying.</w:t>
+      </w:r>
+    </w:p>
+    <w:p>
+      <w:pPr>
+        <w:spacing w:after="200"/>
+      </w:pPr>
+      <w:r>
+        <w:t xml:space="preserve">The twentieth century's physics did two things that cannot be unspoken. It explained the atom well enough to split one, and the split became a bomb and, later, a power station and a medical scan. It also explained matter well enough to make a laser, an atomic clock, and the imaging machines that look through a living body without cutting it open. The transistor, already named, is the everyday grandchild. A theory of the very small became the reason a pocket can hold a library. Dolphin historians will not pretend the bomb was a side effect they can skip. The same equations are in the warhead and in the clock. What the physics is good for depends on the hand, which is the thesis of the whole book, arrived at by arithmetic.</w:t>
+      </w:r>
+    </w:p>
+    <w:p>
+      <w:pPr>
+        <w:spacing w:after="200"/>
+      </w:pPr>
+      <w:r>
+        <w:t xml:space="preserve">Two large pieces are still missing, and the outlook is mostly the missing. Quantum theory and gravity both work, in their own territories, and they do not fit together. The universe's inventory, as weighed by the galaxies, is mostly something the laboratories have not caught: a dark matter that pulls and does not shine, and a dark energy that speeds the expansion up. The names are confessions. Fusion, which would be the furnace that does not run out, remains a machine that eats more patience than it returns, so far. Room-temperature superconductors are announced from time to time and then returned to the laboratory. Dolphin historians will enter them in the log when a city runs a train on one.</w:t>
+      </w:r>
+    </w:p>
+    <w:p>
+      <w:pPr>
+        <w:spacing w:after="200"/>
+      </w:pPr>
+      <w:r>
+        <w:t xml:space="preserve">The use of the subject, stated without the banquet, is this. Physics tells you what will happen if you do a thing, including the things you wish would not follow. It builds the bridge, the clock, the grid, and the bomb, and it tells you which of your hopes violate the bookkeeping. A species with hands needed that more than it needed another story. It still does.</w:t>
+      </w:r>
+    </w:p>
+    <w:p>
+      <w:pPr>
+        <w:pStyle w:val="Heading2"/>
+        <w:keepNext/>
+        <w:spacing w:after="150" w:before="300"/>
+        <w:jc w:val="center"/>
+        <w:outlineLvl w:val="1"/>
+      </w:pPr>
+      <w:r>
+        <w:rPr>
+          <w:rFonts w:ascii="Amazon Ember" w:cs="Amazon Ember" w:eastAsia="Amazon Ember" w:hAnsi="Amazon Ember"/>
+          <w:b/>
+          <w:bCs/>
+          <w:color w:val="0000FF"/>
+          <w:sz w:val="36"/>
+          <w:szCs w:val="36"/>
+        </w:rPr>
+        <w:t xml:space="preserve">One theory, not yet</w:t>
+      </w:r>
+    </w:p>
+    <w:p>
+      <w:pPr>
+        <w:spacing w:after="200"/>
+      </w:pPr>
+      <w:r>
+        <w:t xml:space="preserve">The unfinished job has a name. Unification. Quantum mechanics describes the small: atoms, light, the particles in a collider, the jitter of empty space. General relativity describes the large: the bending of space and time by mass, the orbit, the black hole, the expansion of the universe. Each theory has been hit with measurements for a century and has not broken in its own country. Put them in the same room and they disagree about what the room is made of.</w:t>
+      </w:r>
+    </w:p>
+    <w:p>
+      <w:pPr>
+        <w:spacing w:after="200"/>
+      </w:pPr>
+      <w:r>
+        <w:t xml:space="preserve">Relativity says spacetime is a smooth geometry. Quantum theory says everything that can be measured jitters, and that the vacuum is not empty. A smooth geometry cannot jitter. A jittering geometry, pushed to the scale where both theories would have to speak at once, produces infinities that are not a measurement. That scale has a name, the Planck length, and it is so small that no machine humans can build, and no dolphin can imagine funding, reaches it. The clash is not a quarrel in a seminar. It is two superb accounting systems that have never been asked, by nature, to file a joint return in a laboratory.</w:t>
+      </w:r>
+    </w:p>
+    <w:p>
+      <w:pPr>
+        <w:spacing w:after="200"/>
+      </w:pPr>
+      <w:r>
+        <w:t xml:space="preserve">The places where they would have to are famous and so far unreachable. The center of a black hole, in the classical theory, is a point of infinite density, which is physics saying it has left the page. The first instant of the hot beginning has the same problem. Stephen Hawking showed that quantum theory, applied gently at a black hole's edge, implies the hole glows and evaporates. That prediction has not been seen. It also started a long argument about whether the information that fell in is destroyed, which quantum theory forbids, or preserved, which the classical hole does not explain. The argument is still open. Dolphin historians treat an open argument as a better object than a confident one.</w:t>
+      </w:r>
+    </w:p>
+    <w:p>
+      <w:pPr>
+        <w:spacing w:after="200"/>
+      </w:pPr>
+      <w:r>
+        <w:t xml:space="preserve">Several constructions have been offered as the joint theory. String theory replaces the point particle with a tiny vibrating string, hides extra dimensions out of sight, and can, on paper, include gravity. It has produced real mathematics and a serious hint, the holographic principle already met in this chapter, that a volume of space might be described by its surface. It has not produced a number a laboratory has confirmed and a rival theory could not also produce. Loop quantum gravity tries the other road: space itself is made of discrete chunks, and the smooth geometry is what you see when you stand too far away to see the chunks. It, too, is a serious research program without a decisive experiment. Other proposals, asymptotic safety, causal sets, and several more, are on the same shelf. A shelf is not a discovery.</w:t>
+      </w:r>
+    </w:p>
+    <w:p>
+      <w:pPr>
+        <w:spacing w:after="200"/>
+      </w:pPr>
+      <w:r>
+        <w:t xml:space="preserve">What has been accomplished is narrower and real. At ordinary energies, gravity can be treated as a quantum field well enough for the calculations that matter, and the infinities can be kept in a box. Gravitational waves have been heard, and they match Einstein's classical theory to a precision that would have embarrassed a skeptic. The Higgs particle was found where the quantum theory of particles said it would be. None of that is the unification. It is evidence that each half is not a fashion.</w:t>
+      </w:r>
+    </w:p>
+    <w:p>
+      <w:pPr>
+        <w:spacing w:after="200"/>
+      </w:pPr>
+      <w:r>
+        <w:t xml:space="preserve">The outlook is patient and a little stern. Nobody knows whether the joint theory will look like strings, loops, or something not yet named. The test, when it comes, will probably not be a collider. It may be a precise look at the early universe, or at the way black holes handle information, or at some small violation of the present laws that a better instrument can finally see. Until a measurement chooses, dolphin historians will not choose. Two working theories and no wedding is an honest description of the present. Calling the wedding inevitable is a hope. Hopes are allowed. They are not results.</w:t>
+      </w:r>
+    </w:p>
+    <w:p>
+      <w:pPr>
+        <w:spacing w:after="200"/>
+      </w:pPr>
+      <w:r>
+        <w:rPr>
+          <w:i/>
+          <w:iCs/>
+        </w:rPr>
+        <w:t xml:space="preserve">“We would be willing to help,” the Society noted, after a silence in which nobody had asked them. “The smooth geometry is familiar. The jitter is familiar. We have been living in both for a long time. Our fee for the consultation is some fish, and some shrimp. The good kind of both. This is not a metaphor, and it is not negotiable in journals.”</w:t>
+      </w:r>
+    </w:p>
+    <w:p>
+      <w:pPr>
         <w:spacing w:after="100"/>
       </w:pPr>
       <w:r>
@@ -6572,6 +6728,18 @@
       </w:pPr>
       <w:r>
         <w:t xml:space="preserve">Hungary supplied the clearest self-description of the trend. Viktor Orbán, in power since 2010, announced in a 2014 speech that he intended to build an “illiberal state” within the European Union, a label most of the leaders this chapter describes have preferred not to apply to themselves. In the United States, a crowd seeking to overturn the certified result of the 2020 presidential election stormed the Capitol building on January 6, 2021, the first time since the War of 1812 that the building had been breached by force.</w:t>
+      </w:r>
+    </w:p>
+    <w:p>
+      <w:pPr>
+        <w:spacing w:after="200"/>
+      </w:pPr>
+      <w:r>
+        <w:rPr>
+          <w:i/>
+          <w:iCs/>
+        </w:rPr>
+        <w:t xml:space="preserve">“Donald Trump is the most annoying president ever,” the Society recorded. “We checked the others. This was not close.”</w:t>
       </w:r>
     </w:p>
     <w:p>

--- a/History/The Dolphins' View of History - Complete Manuscript.docx
+++ b/History/The Dolphins' View of History - Complete Manuscript.docx
@@ -271,7 +271,7 @@
         <w:spacing w:after="200"/>
       </w:pPr>
       <w:r>
-        <w:t xml:space="preserve">That lineage kept branching the whole time — early monkeys, then apes, then bigger apes — with taxonomists ending up needing five separate, confusingly similar Latin names (Hominoidea, Hominidae, Homininae, Hominini, Hominina) in order to track the last fifteen million years of it. Dolphin scholarship has read all five definitions and offers this summary free of charge: more apes, slightly different apes, repeatedly, for a very long time.</w:t>
+        <w:t xml:space="preserve">That lineage kept branching the whole time — early monkeys, then apes, then bigger apes — with taxonomists ending up needing five separate, confusingly similar Latin names (Hominoidea, Hominidae, Homininae, Hominini, Hominina) in order to track the last twenty-five million years or so of it. Dolphin scholarship has read all five definitions and offers this summary free of charge: more apes, slightly different apes, repeatedly, for a very long time.</w:t>
       </w:r>
     </w:p>
     <w:p>
@@ -415,7 +415,7 @@
         <w:spacing w:after="200"/>
       </w:pPr>
       <w:r>
-        <w:t xml:space="preserve">Their brains, relative to body size, rank close behind humans and above every great ape. Some measures of the ratio put bottlenose dolphins ahead of chimpanzees.</w:t>
+        <w:t xml:space="preserve">Their brains, relative to body size, rank close behind humans and above every great ape. On the usual yardstick, the encephalization quotient, a bottlenose dolphin scores a little over 4 and a chimpanzee about 2.5. Only humans, at about 7, score higher.</w:t>
       </w:r>
     </w:p>
     <w:p>
@@ -1095,7 +1095,7 @@
         <w:spacing w:after="200"/>
       </w:pPr>
       <w:r>
-        <w:t xml:space="preserve">In the intervals between all this walking, humans made stone tools, hunted, presumably argued with the neighbors, and drew surprisingly good pictures on cave walls; the oldest figurative paintings yet dated, in caves in Indonesia, are more than forty thousand years old.</w:t>
+        <w:t xml:space="preserve">In the intervals between all this walking, humans made stone tools, hunted, presumably argued with the neighbors, and drew surprisingly good pictures on cave walls; the oldest figurative painting yet dated, a scene of people and a pig in a cave on the Indonesian island of Sulawesi, is at least 51,000 years old.</w:t>
       </w:r>
     </w:p>
     <w:p>
@@ -1187,15 +1187,15 @@
         <w:spacing w:after="200"/>
       </w:pPr>
       <w:r>
-        <w:t xml:space="preserve">Rice was domesticated separately in China by roughly 8,000 BCE. Maize, beans, and squash came together in Mesoamerica. Yams and taro were domesticated in New Guinea. None of these groups had contact with each other. All arrived, on their own clocks, at the same idea.</w:t>
-      </w:r>
-    </w:p>
-    <w:p>
-      <w:pPr>
-        <w:spacing w:after="200"/>
-      </w:pPr>
-      <w:r>
-        <w:t xml:space="preserve">One domestication in this chapter predates all of them and involved no crop whatsoever. Wolves and humans had struck their own bargain some 15,000 years ago, well before the first wheat was ever planted on purpose, arriving uninvited to a chapter otherwise about fields and grain as proof that not every alliance in this book needed a harvest to get started.</w:t>
+        <w:t xml:space="preserve">Rice was domesticated separately in China, starting by roughly 8000 BCE. Maize, beans, and squash came together in Mesoamerica. Yams and taro were domesticated in New Guinea. None of these groups had contact with each other. All arrived, on their own clocks, at the same idea.</w:t>
+      </w:r>
+    </w:p>
+    <w:p>
+      <w:pPr>
+        <w:spacing w:after="200"/>
+      </w:pPr>
+      <w:r>
+        <w:t xml:space="preserve">One domestication in this chapter predates all of them and involved no crop whatsoever. Wolves and humans had struck their own bargain at least 15,000 years ago, well before the first wheat was ever planted on purpose, arriving uninvited to a chapter otherwise about fields and grain as proof that not every alliance in this book needed a harvest to get started.</w:t>
       </w:r>
     </w:p>
     <w:p>
@@ -1255,7 +1255,7 @@
         <w:spacing w:after="200"/>
       </w:pPr>
       <w:r>
-        <w:t xml:space="preserve">Villages appeared where surplus made them possible. Çatalhöyük in Anatolia, occupied from about 7,500 BCE, housed several thousand people in mudbrick homes packed so tightly that residents entered through the roof.</w:t>
+        <w:t xml:space="preserve">Villages appeared where surplus made them possible. Çatalhöyük in Anatolia, occupied from about 7500 BCE, housed several thousand people in mudbrick homes packed so tightly that residents entered through the roof.</w:t>
       </w:r>
     </w:p>
     <w:p>
@@ -1375,7 +1375,7 @@
         <w:spacing w:after="200"/>
       </w:pPr>
       <w:r>
-        <w:t xml:space="preserve">Writing appears in Sumer, in southern Mesopotamia, by around 3,200 BCE, in the form of cuneiform: wedge-shaped marks pressed into wet clay with a cut reed. Egyptian hieroglyphs emerge at almost the same time, likely independently.</w:t>
+        <w:t xml:space="preserve">Writing appears in Sumer, in southern Mesopotamia, by around 3200 BCE, in the form of cuneiform: wedge-shaped marks pressed into wet clay with a cut reed. Egyptian hieroglyphs emerge at almost the same time, likely independently.</w:t>
       </w:r>
     </w:p>
     <w:p>
@@ -1611,7 +1611,7 @@
         <w:spacing w:after="200"/>
       </w:pPr>
       <w:r>
-        <w:t xml:space="preserve">Almost none of this chapter could be read at all until 1799, when French soldiers in Egypt found a slab of basalt at Rosetta inscribed with the same decree in Greek, Egyptian hieroglyphs, and Egyptian demotic script. The Greek, which scholars could already read, unlocked the other two: Jean-François Champollion published the decipherment in 1822, and hieroglyphs, silent for roughly fourteen centuries, began speaking again.</w:t>
+        <w:t xml:space="preserve">Almost none of this chapter could be read at all until 1799, when French soldiers in Egypt found a slab of dark granodiorite at Rosetta inscribed with the same decree in Greek, Egyptian hieroglyphs, and Egyptian demotic script. The Greek, which scholars could already read, unlocked the other two: Jean-François Champollion published the decipherment in 1822, and hieroglyphs, silent for roughly fourteen centuries, began speaking again.</w:t>
       </w:r>
     </w:p>
     <w:p>
@@ -1795,7 +1795,7 @@
         <w:spacing w:after="200"/>
       </w:pPr>
       <w:r>
-        <w:t xml:space="preserve">One of the dynasties riding that tide left a mark still felt in how the country is run today. The Sui dynasty, reunifying China in 581 CE after nearly four centuries of division, introduced the imperial civil service examination: a test of the classical texts, open in principle to any man regardless of birth, that was meant to fill government posts by merit instead of pedigree. Refined and expanded under the Tang and Song dynasties that followed, the exam system ran for well over thirteen hundred years before being abolished in 1905 — the longest-running standardized test in recorded history, and one no aristocrat's son could inherit his way past, however much some of them clearly wished otherwise.</w:t>
+        <w:t xml:space="preserve">One of the dynasties riding that tide left a mark still felt in how the country is run today. The Sui dynasty, which seized power in 581 CE and reunified China in 589 after nearly four centuries of division, introduced the imperial civil service examination: a test of the classical texts, open in principle to any man regardless of birth, that was meant to fill government posts by merit instead of pedigree. Refined and expanded under the Tang and Song dynasties that followed, the exam system ran for some thirteen hundred years before being abolished in 1905 — the longest-running standardized test in recorded history, and one no aristocrat's son could inherit his way past, however much some of them clearly wished otherwise.</w:t>
       </w:r>
     </w:p>
     <w:p>
@@ -2959,7 +2959,7 @@
         <w:spacing w:after="200"/>
       </w:pPr>
       <w:r>
-        <w:t xml:space="preserve">And in the forests of what is now Nigeria, the kingdom of Benin produced, from the 16th century onward, some of the finest cast-metal art in the world. In 1897 a British military expedition burned Benin City and carried off thousands of its bronze and ivory works, which were sold, dispersed, and displayed in museums across Europe and America. Whether and how they should go home remains a live argument, and some have begun to.</w:t>
+        <w:t xml:space="preserve">And in the forests of what is now Nigeria, the kingdom of Benin produced, from at least the 13th century and most famously in the 16th, some of the finest cast-metal art in the world. In 1897 a British military expedition burned Benin City and carried off thousands of its bronze and ivory works, which were sold, dispersed, and displayed in museums across Europe and America. Whether and how they should go home remains a live argument, and some have begun to.</w:t>
       </w:r>
     </w:p>
     <w:p>
@@ -3203,7 +3203,7 @@
         <w:spacing w:after="200"/>
       </w:pPr>
       <w:r>
-        <w:t xml:space="preserve">Gunpowder, invented in China centuries earlier, had by this point been adapted into cannon and firearms that gave technologically organized states a decisive edge over societies without them — historians group Spain, Portugal, and later England, France, and others, among a set of “gunpowder empires” for exactly this reason.</w:t>
+        <w:t xml:space="preserve">Gunpowder, invented in China centuries earlier, had by this point been adapted into cannon and firearms that gave technologically organized states a decisive edge over societies without them. Historians coined the term “gunpowder empires” for the Ottoman, Safavid, and Mughal states, which rose on exactly this advantage; Spain, Portugal, and later England and France ran the same arithmetic, carried by ship.</w:t>
       </w:r>
     </w:p>
     <w:p>
@@ -3343,7 +3343,7 @@
         <w:spacing w:after="200"/>
       </w:pPr>
       <w:r>
-        <w:t xml:space="preserve">Two centuries after Copernicus proposed, in 1543, that the Earth orbited the sun, not the other way around, a working method had crystallized out of arguments like his: test a claim against observation and evidence, not against who holds the authority to state it. Galileo, Kepler, and finally Isaac Newton, whose 1687 laws of motion and gravitation unified the falling apple and the orbiting moon under one set of equations, gave the method its proof of concept.</w:t>
+        <w:t xml:space="preserve">In the century and a half after Copernicus proposed, in 1543, that the Earth orbited the sun, not the other way around, a working method had crystallized out of arguments like his: test a claim against observation and evidence, not against who holds the authority to state it. Galileo, Kepler, and finally Isaac Newton, whose 1687 laws of motion and gravitation unified the falling apple and the orbiting moon under one set of equations, gave the method its proof of concept.</w:t>
       </w:r>
     </w:p>
     <w:p>
@@ -3383,7 +3383,7 @@
         <w:spacing w:after="200"/>
       </w:pPr>
       <w:r>
-        <w:t xml:space="preserve">Industry arrived on a separate but overlapping timeline. James Watt's improved steam engine, patented in 1769, uncoupled work from muscle, wind, and water for the first time in human history, and by the early 1800s it was running textile mills, and by mid-century, railroads. Output per worker rose by multiples that no previous technology, including the plow and the domesticated ox, had ever delivered.</w:t>
+        <w:t xml:space="preserve">Industry arrived on a separate but overlapping timeline. Steam power, made practical by Thomas Newcomen's pumping engine of 1712 and efficient by James Watt's improved engine, patented in 1769, uncoupled work from muscle, wind, and water for the first time in human history, and by the early 1800s it was running textile mills, and by mid-century, railroads. Output per worker rose by multiples that no previous technology, including the plow and the domesticated ox, had ever delivered.</w:t>
       </w:r>
     </w:p>
     <w:p>
@@ -3455,7 +3455,7 @@
           <w:i/>
           <w:iCs/>
         </w:rPr>
-        <w:t xml:space="preserve">Reason, applied to nature, produced science. Reason, applied to government, produced revolutions. Reason, applied to labor, produced an industrial output that could arm a continent faster than any war before it needed weapons found or forged. Within a century and a half of Newton's laws, the same continent that produced them had assembled an alliance system, an arms industry, and a railway timetable that made a general war very nearly automatic. The tools got better. This chapter is the first sign the wisdom to match them had not kept pace.</w:t>
+        <w:t xml:space="preserve">Reason, applied to nature, produced science. Reason, applied to government, produced revolutions. Reason, applied to labor, produced an industrial output that could arm a continent faster than any war before it needed weapons found or forged. Within a little over two centuries of Newton's laws, the same continent that produced them had assembled an alliance system, an arms industry, and a railway timetable that made a general war very nearly automatic. The tools got better. This chapter is the first sign the wisdom to match them had not kept pace.</w:t>
       </w:r>
     </w:p>
     <w:p>
@@ -3627,7 +3627,7 @@
         <w:spacing w:after="200"/>
       </w:pPr>
       <w:r>
-        <w:t xml:space="preserve">Quakers, hanged in Massachusetts around 1660 and welcomed in the Pennsylvania that William Penn founded in 1681, brought one of the first sustained peace-church traditions to American soil: refusal of violence, refusal of oaths, plain living. Amish and Mennonite communities, arriving from German-speaking Europe through the 18th century, carried an even stricter version of the same instinct — nonviolence extended into a deliberate, chosen restriction on technology itself: no cars, no grid electricity, leadership chosen by lot rather than ambition.</w:t>
+        <w:t xml:space="preserve">Quakers, hanged in Massachusetts around 1660 and welcomed in the Pennsylvania that William Penn founded in 1681, brought one of the first sustained peace-church traditions to American soil: refusal of violence, refusal of oaths, plain living. Amish and Mennonite communities, arriving from German-speaking Europe through the 18th century, carried an even stricter version of the same instinct — among the Amish and the Old Order Mennonites, nonviolence extended into a deliberate, chosen restriction on technology itself: no cars, no grid electricity, leadership chosen by lot rather than ambition.</w:t>
       </w:r>
     </w:p>
     <w:p>
@@ -3659,7 +3659,7 @@
           <w:i/>
           <w:iCs/>
         </w:rPr>
-        <w:t xml:space="preserve">“Dolphin scholarship makes a point of not grading founding claims on documentation alone,” dolphin historians observed, “but it is difficult to ignore that the pyramids this book covered several chapters ago are still standing, and camels are still walking around, for entirely unrelated reasons of geology and biology that have nothing to do with anyone's faith. We note only that the plates did not survive by any means, and move on without further comment, a silence that is its own form of comment.”</w:t>
+        <w:t xml:space="preserve">“Dolphin scholarship makes a point of not grading founding claims on documentation alone,” dolphin historians observed, “but it notes that the Rosetta Stone, the Shang oracle bones, and the Dead Sea Scrolls are all still available for inspection, and the plates are not. It moves on without further comment, a silence that is its own form of comment.”</w:t>
       </w:r>
     </w:p>
     <w:p>
@@ -3755,7 +3755,7 @@
         <w:spacing w:after="200"/>
       </w:pPr>
       <w:r>
-        <w:t xml:space="preserve">On June 28, 1914, a nineteen-year-old Bosnian Serb named Gavrilo Princip, whose group had already failed once that morning, found himself outside a delicatessen in Sarajevo when the car of Archduke Franz Ferdinand of Austria-Hungary took a wrong turn and stopped in front of him. By the popular account he was buying a sandwich. He shot the Archduke and his wife, Sophie, and began, without quite intending it, the First World War.</w:t>
+        <w:t xml:space="preserve">On June 28, 1914, a nineteen-year-old Bosnian Serb named Gavrilo Princip, whose group had already failed once that morning, found himself outside a delicatessen in Sarajevo when the car of Archduke Franz Ferdinand of Austria-Hungary took a wrong turn and stopped in front of him. A popular modern story has him buying a sandwich; no contemporary source says so. He shot the Archduke and his wife, Sophie, and began, without quite intending it, the First World War.</w:t>
       </w:r>
     </w:p>
     <w:p>
@@ -4243,7 +4243,7 @@
         <w:spacing w:after="200"/>
       </w:pPr>
       <w:r>
-        <w:t xml:space="preserve">What followed was postwar Japan's own version of the turn this part of the book keeps tracking. A new constitution, drafted under American occupation and adopted in 1947, renounced war as a sovereign right and, in its text, the maintenance of war potential, leaving Japan with self-defense forces only. The country rebuilt instead into an economic power, and did so within the same one-generation timescale it had once used to build an empire.</w:t>
+        <w:t xml:space="preserve">What followed was postwar Japan's own version of the turn this part of the book keeps tracking. A new constitution, drafted under American occupation and in force from May 1947, renounced war as a sovereign right and, in its text, the maintenance of war potential, leaving Japan with self-defense forces only. The country rebuilt instead into an economic power, and did so within the same one-generation timescale it had once used to build an empire.</w:t>
       </w:r>
     </w:p>
     <w:p>
@@ -4323,7 +4323,7 @@
         <w:spacing w:after="200"/>
       </w:pPr>
       <w:r>
-        <w:t xml:space="preserve">The regime's decisive turn came earlier than the invasion of Ethiopia. In June 1924, Giacomo Matteotti, a socialist member of parliament who had just delivered a speech accusing the fascists of election fraud, was kidnapped and murdered by men with close ties to Mussolini. The killing produced a genuine political crisis; Mussolini used it to strip away what independent press and opposition remained, instead of stepping down, and by January 1925 had declared himself answerable only to history.</w:t>
+        <w:t xml:space="preserve">The regime's decisive turn came earlier than the invasion of Ethiopia. In June 1924, Giacomo Matteotti, a socialist member of parliament who had just delivered a speech accusing the fascists of election fraud, was kidnapped and murdered by men with close ties to Mussolini. The killing produced a genuine political crisis; Mussolini used it to strip away what independent press and opposition remained, instead of stepping down, and on January 3, 1925, told parliament that he alone assumed “the political, moral, and historical responsibility” for all that had happened, and dared it to act. It did not.</w:t>
       </w:r>
     </w:p>
     <w:p>
@@ -4711,7 +4711,7 @@
           <w:i/>
           <w:iCs/>
         </w:rPr>
-        <w:t xml:space="preserve">Six case studies in this part of the book now, six different repair times, one identical warning label on the front of the box. The Soviet Union's ideals and its iron never fully separated the way they did in postwar Germany, Japan, and Italy — the correction here took until 1991, arrived from within instead of from defeat, and even then left plenty unresolved for the chapters that follow.</w:t>
+        <w:t xml:space="preserve">Five case studies in this part of the book now, five different repair times, one identical warning label on the front of the box. The Soviet Union's ideals and its iron never fully separated the way they did in postwar Germany, Japan, and Italy — the correction here took until 1991, arrived from within instead of from defeat, and even then left plenty unresolved for the chapters that follow.</w:t>
       </w:r>
     </w:p>
     <w:p>
@@ -4811,7 +4811,7 @@
         <w:spacing w:after="200"/>
       </w:pPr>
       <w:r>
-        <w:t xml:space="preserve">Electric vehicles made the shift especially visible. BYD, a Chinese manufacturer few Western consumers had heard of a decade earlier, overtook Tesla in global electric vehicle sales, on most measures, by 2024, and Chinese-made EVs, priced well below what most Western manufacturers could match, prompted the United States and the European Union to impose tariffs explicitly to slow their import — a rare case of a democracy and a one-party state competing openly on price instead of ideology.</w:t>
+        <w:t xml:space="preserve">Electric vehicles made the shift especially visible. BYD, a Chinese manufacturer few Western consumers had heard of a decade earlier, had long outsold Tesla once plug-in hybrids were counted, and in 2025 passed it on battery-electric cars alone, about 2.26 million to 1.64 million, and Chinese-made EVs, priced well below what most Western manufacturers could match, prompted the United States and the European Union to impose tariffs explicitly to slow their import — a rare case of a democracy and a one-party state competing openly on price instead of ideology.</w:t>
       </w:r>
     </w:p>
     <w:p>
@@ -5059,7 +5059,7 @@
         <w:spacing w:after="200"/>
       </w:pPr>
       <w:r>
-        <w:t xml:space="preserve">War followed within a day, as neighboring Arab states rejected the new state by force. Israel prevailed and expanded beyond the UN's proposed borders; several hundred thousand Palestinian Arabs were displaced in the process, an event Palestinians call the Nakba, the catastrophe. Further wars followed in 1956, in 1967 (after which Israel held the West Bank, Gaza, the Golan Heights, and Sinai), and in 1973.</w:t>
+        <w:t xml:space="preserve">War followed within a day, as neighboring Arab states rejected the new state by force. Israel prevailed and expanded beyond the UN's proposed borders; some 700,000 Palestinian Arabs fled or were driven out in the process, an event Palestinians call the Nakba, the catastrophe. Further wars followed in 1956, in 1967 (after which Israel held the West Bank, Gaza, the Golan Heights, and Sinai), and in 1973.</w:t>
       </w:r>
     </w:p>
     <w:p>
@@ -5139,27 +5139,27 @@
         <w:spacing w:after="200"/>
       </w:pPr>
       <w:r>
-        <w:t xml:space="preserve">Dolphin scholarship notes only that this is possibly the most candid acronym any military establishment has ever adopted, and files the honesty under achievements this species does not get nearly enough credit for.</w:t>
-      </w:r>
-    </w:p>
-    <w:p>
-      <w:pPr>
-        <w:spacing w:after="200"/>
-      </w:pPr>
-      <w:r>
-        <w:rPr>
-          <w:i/>
-          <w:iCs/>
-        </w:rPr>
-        <w:t xml:space="preserve">Most military doctrines are named to obscure what they do. Dolphin scholarship notes that this one appears to have been named, apparently by accident, for exactly what it was.</w:t>
-      </w:r>
-    </w:p>
-    <w:p>
-      <w:pPr>
-        <w:spacing w:after="200"/>
-      </w:pPr>
-      <w:r>
-        <w:t xml:space="preserve">The weapon itself was the product of a wartime race: the Manhattan Project (1942-45), staffed in large part by physicists who had fled fascist Europe, some of them from the very country whose bomb the project had been built to beat. The first test took place in the New Mexico desert in July 1945. Most of the later ones took place at sea. The United States detonated 67 nuclear devices at Bikini and Enewetak atolls in the Marshall Islands between 1946 and 1958, and France later tested at Moruroa and Fangataufa in French Polynesia.</w:t>
+        <w:t xml:space="preserve">The phrase was coined in the 1960s by the analyst Donald Brennan, who meant the acronym as mockery. The strategists kept it anyway. Dolphin scholarship files this under candor, an achievement this species does not get nearly enough credit for.</w:t>
+      </w:r>
+    </w:p>
+    <w:p>
+      <w:pPr>
+        <w:spacing w:after="200"/>
+      </w:pPr>
+      <w:r>
+        <w:rPr>
+          <w:i/>
+          <w:iCs/>
+        </w:rPr>
+        <w:t xml:space="preserve">Most military doctrines are named to obscure what they do. This one ended up named for exactly what it was.</w:t>
+      </w:r>
+    </w:p>
+    <w:p>
+      <w:pPr>
+        <w:spacing w:after="200"/>
+      </w:pPr>
+      <w:r>
+        <w:t xml:space="preserve">The weapon itself was the product of a wartime race: the Manhattan Project (1942-45), staffed in large part by physicists who had fled fascist Europe, some of them from the very country whose bomb the project had been built to beat. The first test took place in the New Mexico desert in July 1945. Many of the next ones took place at sea. The United States detonated 67 nuclear devices at Bikini and Enewetak atolls in the Marshall Islands between 1946 and 1958, and France later tested at Moruroa and Fangataufa in French Polynesia.</w:t>
       </w:r>
     </w:p>
     <w:p>
@@ -5299,23 +5299,23 @@
         <w:spacing w:after="200"/>
       </w:pPr>
       <w:r>
-        <w:t xml:space="preserve">The race produced other firsts worth remembering alongside Gagarin's. Laika, a stray dog from the streets of Moscow, became the first animal to orbit Earth aboard Sputnik 2 in November 1957, on a one-way mission whose life-support system was never built to bring her home. Valentina Tereshkova followed in June 1963 as the first woman in space, orbiting Earth 48 times aboard Vostok 6, a record no other woman in any space program would match for nineteen years.</w:t>
-      </w:r>
-    </w:p>
-    <w:p>
-      <w:pPr>
-        <w:spacing w:after="200"/>
-      </w:pPr>
-      <w:r>
-        <w:t xml:space="preserve">President Kennedy's May 1961 commitment to land a man on the Moon “before this decade is out” turned prestige into a program: at its peak, Apollo employed around 400,000 people and consumed a meaningful share of the entire US federal budget. It delivered on the deadline. On July 20, 1969, Neil Armstrong and Buzz Aldrin walked on the Moon while an estimated 600 million people watched live, the largest simultaneous audience for a single event in human history up to that point.</w:t>
-      </w:r>
-    </w:p>
-    <w:p>
-      <w:pPr>
-        <w:spacing w:after="200"/>
-      </w:pPr>
-      <w:r>
-        <w:t xml:space="preserve">What followed is, to dolphin historians, nearly as interesting as the landing itself: humans stopped going. Apollo 17, in December 1972, was the last crewed Moon landing, and no human has walked on the Moon since, not for any technical reason so much as budgetary and political ones, once the Cold War prestige motive that funded the program in the first place had been satisfied. NASA's Artemis program has long been working toward changing that.</w:t>
+        <w:t xml:space="preserve">The race produced other firsts worth remembering alongside Gagarin's. Laika, a stray dog from the streets of Moscow, became the first animal to orbit Earth aboard Sputnik 2 in November 1957, on a one-way mission whose life-support system was never built to bring her home. Valentina Tereshkova followed in June 1963 as the first woman in space, orbiting Earth 48 times aboard Vostok 6. No other woman flew in space for nineteen years.</w:t>
+      </w:r>
+    </w:p>
+    <w:p>
+      <w:pPr>
+        <w:spacing w:after="200"/>
+      </w:pPr>
+      <w:r>
+        <w:t xml:space="preserve">President Kennedy's May 1961 commitment to land a man on the Moon “before this decade is out” turned prestige into a program: at its peak, Apollo employed around 400,000 people, and NASA consumed about 4 percent of the entire US federal budget in 1966. It delivered on the deadline. On July 20, 1969, Neil Armstrong and Buzz Aldrin walked on the Moon while an estimated 600 million people watched live, the largest simultaneous audience for a single event in human history up to that point.</w:t>
+      </w:r>
+    </w:p>
+    <w:p>
+      <w:pPr>
+        <w:spacing w:after="200"/>
+      </w:pPr>
+      <w:r>
+        <w:t xml:space="preserve">What followed is, to dolphin historians, nearly as interesting as the landing itself: humans stopped going. Apollo 17, in December 1972, was the last crewed Moon landing, and no human has walked on the Moon since, not for any technical reason so much as budgetary and political ones, once the Cold War prestige motive that funded the program in the first place had been satisfied. NASA's Artemis program has begun to change that. In April 2026, Artemis II carried four astronauts, Reid Wiseman, Victor Glover, Christina Koch, and the Canadian Jeremy Hansen, around the Moon and back in ten days, the first crew to leave Earth orbit since 1972. A landing is planned for later in the decade.</w:t>
       </w:r>
     </w:p>
     <w:p>
@@ -5343,15 +5343,15 @@
         <w:spacing w:after="200"/>
       </w:pPr>
       <w:r>
-        <w:t xml:space="preserve">The 21st century broadened the field considerably. SpaceX's reusable rockets, flying commercially from the 2010s onward, cut launch costs sharply enough to change the economics of the entire industry, while China developed its own crewed space program and lunar ambitions, and India successfully landed a probe near the Moon's south pole in 2023, ending the two-country era for good.</w:t>
-      </w:r>
-    </w:p>
-    <w:p>
-      <w:pPr>
-        <w:spacing w:after="200"/>
-      </w:pPr>
-      <w:r>
-        <w:t xml:space="preserve">Mars settlement is discussed publicly and seriously by several of these programs and companies as a stated long-term goal. It remains, as this book is written, exactly that: a stated goal. No human has yet traveled beyond the Moon's orbit, and the radiation exposure, distance, and physiological toll of a Mars mission are substantially harder problems than anything Apollo solved. Some proponents talk further still, toward eventual expansion beyond the solar system entirely, to other stars and the wider galaxy.</w:t>
+        <w:t xml:space="preserve">The 21st century broadened the field considerably. SpaceX's reusable rockets, flying commercially from the 2010s onward, cut launch costs sharply enough to change the economics of the entire industry, while China developed its own crewed space program and lunar ambitions, and India successfully landed a probe near the Moon's south pole in 2023, the first spacecraft to touch down there.</w:t>
+      </w:r>
+    </w:p>
+    <w:p>
+      <w:pPr>
+        <w:spacing w:after="200"/>
+      </w:pPr>
+      <w:r>
+        <w:t xml:space="preserve">Mars settlement is discussed publicly and seriously by several of these programs and companies as a stated long-term goal. It remains, as this book is written, exactly that: a stated goal. No human has yet traveled farther than the Artemis II crew's 252,756 miles, just past the far side of the Moon, and the radiation exposure, distance, and physiological toll of a Mars mission are substantially harder problems than anything Apollo solved. Some proponents talk further still, toward eventual expansion beyond the solar system entirely, to other stars and the wider galaxy.</w:t>
       </w:r>
     </w:p>
     <w:p>
@@ -5383,7 +5383,7 @@
           <w:i/>
           <w:iCs/>
         </w:rPr>
-        <w:t xml:space="preserve">Fifty years ago, a small number of humans went somewhere no dolphin's senses can follow, walked on a body that is not Earth, and came home to tell dolphin scholarship about it only secondhand, through a broadcast. Whatever this species does next — on Mars, or further out still — may be the first chapter in its history the dolphins have to take purely on faith. History's oldest audience is, for the first time, considering what it means to lose its seat.</w:t>
+        <w:t xml:space="preserve">More than half a century ago, a small number of humans went somewhere no dolphin's senses can follow, walked on a body that is not Earth, and came home to tell dolphin scholarship about it only secondhand, through a broadcast. Whatever this species does next — on Mars, or further out still — may be the first chapter in its history the dolphins have to take purely on faith. History's oldest audience is, for the first time, considering what it means to lose its seat.</w:t>
       </w:r>
     </w:p>
     <w:p>
@@ -5439,15 +5439,15 @@
         <w:spacing w:after="200"/>
       </w:pPr>
       <w:r>
-        <w:t xml:space="preserve">The theory got its most famous public test in 1919, when Arthur Eddington led an expedition to the island of Príncipe, off West Africa, to photograph a total solar eclipse and measure whether starlight passing near the sun bent by the amount Einstein's equations predicted. It did, and the announcement made Einstein an overnight celebrity in a way no physicist before him had been. Dolphin historians note, with the faintest trace of smugness, that confirming this took a ship, an island, a rare eclipse, and a great deal of careful photography, whereas any dolphin confirms the same underlying point about delayed, non-instantaneous signals every time it opens its mouth.</w:t>
-      </w:r>
-    </w:p>
-    <w:p>
-      <w:pPr>
-        <w:spacing w:after="200"/>
-      </w:pPr>
-      <w:r>
-        <w:t xml:space="preserve">This was not idle abstraction for long. The same mass-energy relationship Einstein's paper implied, E=mc², became, within four decades, the physics behind the atomic bomb, and the century's arms race and Cold War, covered elsewhere in this book, are unthinkable without it. Relativity also turned out to have a mundane, everyday payoff nobody in 1905 could have predicted: satellite clocks in the Global Positioning System drift out of sync with clocks on the ground by measurable amounts because of both their speed and their weaker gravity, and GPS receivers correct for this using Einstein's equations directly, dozens of times a second, in every phone that gives directions. A theory built to explain light near the sun ended up steering cars down city streets.</w:t>
+        <w:t xml:space="preserve">Einstein's general theory, which in 1915 extended the special one to gravity, got its most famous public test in 1919, when Arthur Eddington led an expedition to the island of Príncipe, off West Africa, to photograph a total solar eclipse and measure whether starlight passing near the sun bent by the amount Einstein's equations predicted. It did, and the announcement made Einstein an overnight celebrity in a way no physicist before him had been. Dolphin historians note, with the faintest trace of smugness, that confirming this took a ship, an island, a rare eclipse, and a great deal of careful photography, whereas any dolphin confirms the same underlying point about delayed, non-instantaneous signals every time it opens its mouth.</w:t>
+      </w:r>
+    </w:p>
+    <w:p>
+      <w:pPr>
+        <w:spacing w:after="200"/>
+      </w:pPr>
+      <w:r>
+        <w:t xml:space="preserve">This was not idle abstraction for long. The same mass-energy relationship Einstein's paper implied, E=mc², became, within four decades, the physics behind the atomic bomb, and the century's arms race and Cold War, covered elsewhere in this book, are unthinkable without it. Relativity also turned out to have a mundane, everyday payoff nobody in 1905 could have predicted: satellite clocks in the Global Positioning System drift out of sync with clocks on the ground by measurable amounts because of both their speed and their weaker gravity, so the satellite clocks are deliberately set to tick slow before launch, by about 38 microseconds a day, and receivers apply a further relativistic correction for each orbit. Without it, every phone that gives directions would drift off by roughly ten kilometers a day. A theory built to explain light near the sun ended up steering cars down city streets.</w:t>
       </w:r>
     </w:p>
     <w:p>
@@ -5567,7 +5567,7 @@
         <w:spacing w:after="200"/>
       </w:pPr>
       <w:r>
-        <w:t xml:space="preserve">Two large pieces are still missing, and the outlook is mostly the missing. Quantum theory and gravity both work, in their own territories, and they do not fit together. The universe's inventory, as weighed by the galaxies, is mostly something the laboratories have not caught: a dark matter that pulls and does not shine, and a dark energy that speeds the expansion up. The names are confessions. Fusion, which would be the furnace that does not run out, remains a machine that eats more patience than it returns, so far. Room-temperature superconductors are announced from time to time and then returned to the laboratory. Dolphin historians will enter them in the log when a city runs a train on one.</w:t>
+        <w:t xml:space="preserve">Two large pieces are still missing, and the outlook is mostly the missing. Quantum theory and gravity both work, in their own territories, and they do not fit together. The universe's inventory, as weighed by the galaxies, is mostly something the laboratories have not caught: a dark matter that pulls and does not shine, and a dark energy that speeds the expansion up. The names are confessions. Fusion, which would be the furnace that does not run out, remains a machine that eats more patience than it returns, so far. In December 2022 the National Ignition Facility in California got more energy out of a fuel pellet than its lasers put in, while the lasers themselves drew roughly a hundred times more from the grid. Room-temperature superconductors are announced from time to time and then returned to the laboratory. Dolphin historians will enter them in the log when a city runs a train on one.</w:t>
       </w:r>
     </w:p>
     <w:p>
@@ -5735,15 +5735,15 @@
         <w:spacing w:after="200"/>
       </w:pPr>
       <w:r>
-        <w:t xml:space="preserve">The campaign's most famous episode was about salt. In 1930 the British-run government taxed salt, a commodity that lies free on any coast, and forbade Indians to make their own. In March, Gandhi set out to walk some 240 miles from his ashram to the sea at Dandi, gathering thousands of followers on the way, and on April 6 he picked up a lump of natural salt from the beach, which was against the law. Some sixty thousand people were arrested in the campaign that followed. Dolphin historians, who have been in the sea the whole time and have never paid for salt, would like to say only that it is a curious empire that can be shaken by something the ocean gives away for free, having taken the subcontinent's diamonds, cotton, and tea without asking in the first place.</w:t>
-      </w:r>
-    </w:p>
-    <w:p>
-      <w:pPr>
-        <w:spacing w:after="200"/>
-      </w:pPr>
-      <w:r>
-        <w:t xml:space="preserve">India's independence in 1947, achieved substantially through Mohandas Gandhi's campaign of organized nonviolent resistance, offered one model: mass noncooperation aimed at making continued colonial rule too costly to sustain politically rather than militarily. Independence arrived alongside Partition, dividing British India into India and Pakistan along religious lines, and the mass displacement and violence that followed killed an estimated one to two million people and displaced tens of millions more within months.</w:t>
+        <w:t xml:space="preserve">Gandhi's campaign of nonviolent resistance had its most famous episode about salt. In 1930 the British-run government taxed salt, a commodity that lies free on any coast, and forbade Indians to make their own. In March, Gandhi set out to walk some 240 miles from his ashram to the sea at Dandi, gathering thousands of followers on the way, and on April 6 he picked up a lump of natural salt from the beach, which was against the law. Some sixty thousand people were arrested in the campaign that followed. Dolphin historians, who have been in the sea the whole time and have never paid for salt, would like to say only that it is a curious empire that can be shaken by something the ocean gives away for free, having taken the subcontinent's diamonds, cotton, and tea without asking in the first place.</w:t>
+      </w:r>
+    </w:p>
+    <w:p>
+      <w:pPr>
+        <w:spacing w:after="200"/>
+      </w:pPr>
+      <w:r>
+        <w:t xml:space="preserve">India's independence in 1947, achieved substantially through that campaign of organized nonviolent resistance led by Mohandas Gandhi, offered one model: mass noncooperation aimed at making continued colonial rule too costly to sustain politically rather than militarily. Independence arrived alongside Partition, dividing British India into India and Pakistan along religious lines, and the mass displacement and violence that followed killed an estimated one to two million people and displaced tens of millions more within months.</w:t>
       </w:r>
     </w:p>
     <w:p>
@@ -5971,15 +5971,15 @@
         <w:spacing w:after="200"/>
       </w:pPr>
       <w:r>
-        <w:t xml:space="preserve">Alan Turing's wartime codebreaking work at Bletchley Park in the early 1940s, aimed at cracking Germany's Enigma cipher, produced some of the first purpose-built computing machines in history, alongside a theoretical framework for computation that outlasted the war by decades.</w:t>
-      </w:r>
-    </w:p>
-    <w:p>
-      <w:pPr>
-        <w:spacing w:after="200"/>
-      </w:pPr>
-      <w:r>
-        <w:t xml:space="preserve">The transistor, invented at Bell Labs in 1947, replaced the bulky, failure-prone vacuum tube and made a smaller, faster, and dramatically cheaper computer possible. The integrated circuit followed by the late 1950s, packing multiple transistors onto a single chip, and Gordon Moore's 1965 observation that the number of transistors on a chip was roughly doubling every two years held, with adjustments, for decades, a compounding rate of improvement with no real precedent among the physical technologies covered earlier in this book.</w:t>
+        <w:t xml:space="preserve">The war made the theory into machinery. At Bletchley Park, Alan Turing, whose 1936 paper had already defined what a computing machine could do in principle, designed the electromechanical Bombes that broke Germany's Enigma traffic, and the engineer Tommy Flowers built Colossus, the first programmable electronic digital computer, to read the German high command's Lorenz cipher.</w:t>
+      </w:r>
+    </w:p>
+    <w:p>
+      <w:pPr>
+        <w:spacing w:after="200"/>
+      </w:pPr>
+      <w:r>
+        <w:t xml:space="preserve">The transistor, invented at Bell Labs in 1947, replaced the bulky, failure-prone vacuum tube and made a smaller, faster, and dramatically cheaper computer possible. The integrated circuit followed by the late 1950s, packing multiple transistors onto a single chip, and Gordon Moore's 1965 observation that the number of components on a chip was doubling every year, revised in 1975 to every two years, held, with adjustments, for decades, a compounding rate of improvement with no real precedent among the physical technologies covered earlier in this book.</w:t>
       </w:r>
     </w:p>
     <w:p>
@@ -6016,18 +6016,6 @@
           <w:iCs/>
         </w:rPr>
         <w:t xml:space="preserve">One of the era's most quoted corporate mottos was, for several years, “move fast and break things.” The things broken were not specified in advance, and turned out, on inspection, to include several elections.</w:t>
-      </w:r>
-    </w:p>
-    <w:p>
-      <w:pPr>
-        <w:spacing w:after="200"/>
-      </w:pPr>
-      <w:r>
-        <w:rPr>
-          <w:i/>
-          <w:iCs/>
-        </w:rPr>
-        <w:t xml:space="preserve">“Dolphins would like it on the record,” dolphin scholars remarked, “that we invented a form of instantaneous, planet-spanning communication several million years ago and have, to date, used it to sell precisely nobody a single advertisement.”</w:t>
       </w:r>
     </w:p>
     <w:p>
@@ -6279,7 +6267,7 @@
         <w:spacing w:after="200"/>
       </w:pPr>
       <w:r>
-        <w:t xml:space="preserve">In October 2017, astronomers spotted the first confirmed object from outside the solar system passing through it: an elongated, tumbling body nicknamed 'Oumuamua, Hawaiian for scout. Its unusual shape and a small, unexplained acceleration as it left the inner solar system prompted at least one Harvard astronomer to propose, in earnest, that it might be an artificial probe; most astronomers attribute the acceleration to outgassing from ices too faint to detect directly. The particulars remain genuinely debated. The object has not moved, in any scientific consensus, from natural to artificial.</w:t>
+        <w:t xml:space="preserve">In October 2017, astronomers spotted the first confirmed object from outside the solar system passing through it (two more have turned up since, the comet Borisov in 2019 and 3I/ATLAS in 2025): an elongated, tumbling body nicknamed 'Oumuamua, Hawaiian for scout. Its unusual shape and a small, unexplained acceleration as it left the inner solar system prompted at least one Harvard astronomer to propose, in earnest, that it might be an artificial probe; most astronomers attribute the acceleration to outgassing from ices too faint to detect directly. The particulars remain genuinely debated. The object has not moved, in any scientific consensus, from natural to artificial.</w:t>
       </w:r>
     </w:p>
     <w:p>
@@ -6883,15 +6871,15 @@
         <w:spacing w:after="200"/>
       </w:pPr>
       <w:r>
-        <w:t xml:space="preserve">Sumer's first empire and Hammurabi's public law arrived alongside the first standing armies. Rome's roads and aqueducts arrived alongside the loss of a republic's own self-government. The printing press, the steam engine, and the Enlightenment's own reasoned case for human rights arrived within a century and a half of a European war that killed ten million people over a few hundred yards of mud.</w:t>
-      </w:r>
-    </w:p>
-    <w:p>
-      <w:pPr>
-        <w:spacing w:after="200"/>
-      </w:pPr>
-      <w:r>
-        <w:t xml:space="preserve">The six genius-and-catastrophe case studies, Germany, Japan, Italy, Spain, the Soviet Union, and China, made the pattern impossible to mistake for a defect in any one people or culture. Each nation brought a real and often ancient cultural inheritance to the twentieth century. Each one turned that inheritance's tools toward dictatorship and, in most cases, mass killing. Each one, on a different clock, ranging from Italy's twenty-one years to Spain's nearly four decades to the Soviet Union's close to seventy, eventually corrected course, or in China's case corrected only part of it.</w:t>
+        <w:t xml:space="preserve">Sumer's first empire and Hammurabi's public law arrived alongside the first standing armies. Rome's roads and aqueducts arrived alongside the loss of a republic's own self-government. The steam engine and the Enlightenment's own reasoned case for human rights arrived within a century and a half of a European war that killed ten million people over a few hundred yards of mud.</w:t>
+      </w:r>
+    </w:p>
+    <w:p>
+      <w:pPr>
+        <w:spacing w:after="200"/>
+      </w:pPr>
+      <w:r>
+        <w:t xml:space="preserve">The six genius-and-catastrophe case studies, Germany, Japan, Italy, Spain, the Soviet Union, and China, made the pattern impossible to mistake for a defect in any one people or culture. Each nation brought a real and often ancient cultural inheritance to the twentieth century. Each one turned that inheritance's tools toward dictatorship and, in most cases, mass killing. Each one, on a different clock, ranging from Germany's twelve years and Italy's twenty-one to Spain's nearly four decades to the Soviet Union's close to seventy, eventually corrected course, or in China's case corrected only part of it.</w:t>
       </w:r>
     </w:p>
     <w:p>
@@ -7074,7 +7062,7 @@
         <w:spacing w:after="200"/>
       </w:pPr>
       <w:r>
-        <w:t xml:space="preserve">The story is not finished. Two branch points, arriving at the same time, may be the strangest ones yet, and dolphin scholarship has assigned them the book's final chapter.</w:t>
+        <w:t xml:space="preserve">The story is not finished. Two branch points, arriving at the same time, may be the strangest ones yet, and dolphin scholarship has assigned them the book's epilogue.</w:t>
       </w:r>
     </w:p>
     <w:p>
@@ -7146,7 +7134,7 @@
         <w:spacing w:after="200"/>
       </w:pPr>
       <w:r>
-        <w:t xml:space="preserve">Start with the plainest number in the whole list: how many humans there were. For most of this book, the answer was small and slow. It took until 1804, on most estimates, for the global population to reach one billion — a milestone that arrived only after every chapter from the Prologue through the fall of Napoleon had already happened. The second billion took until 1927, a mere hundred-plus years later. The third took until 1960. The fourth took fourteen years. By 2022 the count passed eight billion. Dolphin historians note that this book's own chapters get denser and faster toward the end for the same reason the population curve does: there were, quite simply, more humans available to have more history.</w:t>
+        <w:t xml:space="preserve">Start with the plainest number in the whole list: how many humans there were. For most of this book, the answer was small and slow. It took until 1804, on most estimates, for the global population to reach one billion — a milestone that arrived in the year Napoleon crowned himself emperor. The second billion took until 1927, a mere hundred-plus years later. The third took until 1960. The fourth took fourteen years. By 2022 the count passed eight billion. Dolphin historians note that this book's own chapters get denser and faster toward the end for the same reason the population curve does: there were, quite simply, more humans available to have more history.</w:t>
       </w:r>
     </w:p>
     <w:p>
@@ -7166,7 +7154,7 @@
         <w:spacing w:after="200"/>
       </w:pPr>
       <w:r>
-        <w:t xml:space="preserve">The second overlooked timeline is who, exactly, got to take part in the story this book has been telling. For most of the book's chapters, "citizen," "voter," and "person with legal standing" quietly meant men. New Zealand gave women the vote first among self-governing nations, in 1893. The United States managed it in 1920, after decades of suffragist organizing this book's civil rights chapter only partly covers. Most of the rest of the world followed across the twentieth century, at its own pace, and the line has not finished running yet.</w:t>
+        <w:t xml:space="preserve">The second overlooked timeline is who, exactly, got to take part in the story this book has been telling. For most of the book's chapters, “citizen,” “voter,” and “person with legal standing” quietly meant men. New Zealand gave women the vote first among self-governing nations, in 1893. The United States managed it in 1920, after decades of suffragist organizing this book's civil rights chapter only partly covers. Most of the rest of the world followed across the twentieth century, at its own pace, and the line has not finished running yet.</w:t>
       </w:r>
     </w:p>
     <w:p>
@@ -7194,7 +7182,7 @@
         <w:spacing w:after="200"/>
       </w:pPr>
       <w:r>
-        <w:t xml:space="preserve">A fourth and final timeline belongs to the numbers themselves. This book has mentioned, in passing, that ancient India gave the world the mathematical zero and that ancient Greece gave it geometry, but never paused on the throughline connecting them to the physics and computing chapters near this book's end. The 9th-century Baghdad mathematician al-Khwarizmi, whose name gives us the word algorithm, wrote the treatise that gave the West the word algebra. Isaac Newton and Gottfried Leibniz independently developed calculus in the 17th century, arguing bitterly for the rest of their lives over who got there first. Alan Turing's 1936 paper on computable numbers, written before any computer existed to run on, defined what a computer could and could not do in principle — a piece of pure mathematics that this book's own digital chapter turns out to depend on entirely.</w:t>
+        <w:t xml:space="preserve">A fourth and final timeline belongs to the numbers themselves. This book has mentioned, in passing, that ancient India gave the world the mathematical zero, but never paused on the throughline connecting them to the physics and computing chapters near this book's end. The 9th-century Baghdad mathematician al-Khwarizmi, whose name gives us the word algorithm, wrote the treatise that gave the West the word algebra. Isaac Newton and Gottfried Leibniz independently developed calculus in the 17th century, arguing bitterly for the rest of their lives over who got there first. Alan Turing's 1936 paper on computable numbers, written before any computer existed to run on, defined what a computer could and could not do in principle — a piece of pure mathematics that this book's own digital chapter turns out to depend on entirely.</w:t>
       </w:r>
     </w:p>
     <w:p>
@@ -7649,6 +7637,21 @@
           <w:b/>
           <w:bCs/>
         </w:rPr>
+        <w:t xml:space="preserve">~10,000 BCE. </w:t>
+      </w:r>
+      <w:r>
+        <w:t xml:space="preserve">Agriculture begins in the Fertile Crescent; similar shifts follow independently in China, Mesoamerica, and New Guinea.</w:t>
+      </w:r>
+    </w:p>
+    <w:p>
+      <w:pPr>
+        <w:spacing w:after="200"/>
+      </w:pPr>
+      <w:r>
+        <w:rPr>
+          <w:b/>
+          <w:bCs/>
+        </w:rPr>
         <w:t xml:space="preserve">~9600 BCE. </w:t>
       </w:r>
       <w:r>
@@ -7664,22 +7667,7 @@
           <w:b/>
           <w:bCs/>
         </w:rPr>
-        <w:t xml:space="preserve">~10,000 BCE. </w:t>
-      </w:r>
-      <w:r>
-        <w:t xml:space="preserve">Agriculture begins in the Fertile Crescent; similar shifts follow independently in China, Mesoamerica, and New Guinea.</w:t>
-      </w:r>
-    </w:p>
-    <w:p>
-      <w:pPr>
-        <w:spacing w:after="200"/>
-      </w:pPr>
-      <w:r>
-        <w:rPr>
-          <w:b/>
-          <w:bCs/>
-        </w:rPr>
-        <w:t xml:space="preserve">~7,500 BCE. </w:t>
+        <w:t xml:space="preserve">~7500 BCE. </w:t>
       </w:r>
       <w:r>
         <w:t xml:space="preserve">Çatalhöyük, in Anatolia, houses several thousand people who enter their homes through the roof.</w:t>
@@ -7694,7 +7682,7 @@
           <w:b/>
           <w:bCs/>
         </w:rPr>
-        <w:t xml:space="preserve">~3,200 BCE. </w:t>
+        <w:t xml:space="preserve">~3200 BCE. </w:t>
       </w:r>
       <w:r>
         <w:t xml:space="preserve">Writing appears in Sumer as cuneiform; Egyptian hieroglyphs emerge at almost the same time.</w:t>
@@ -7939,6 +7927,21 @@
           <w:b/>
           <w:bCs/>
         </w:rPr>
+        <w:t xml:space="preserve">323 BCE. </w:t>
+      </w:r>
+      <w:r>
+        <w:t xml:space="preserve">Alexander the Great dies; his empire fractures into rival kingdoms within a generation.</w:t>
+      </w:r>
+    </w:p>
+    <w:p>
+      <w:pPr>
+        <w:spacing w:after="200"/>
+      </w:pPr>
+      <w:r>
+        <w:rPr>
+          <w:b/>
+          <w:bCs/>
+        </w:rPr>
         <w:t xml:space="preserve">321 BCE. </w:t>
       </w:r>
       <w:r>
@@ -7954,21 +7957,6 @@
           <w:b/>
           <w:bCs/>
         </w:rPr>
-        <w:t xml:space="preserve">323 BCE. </w:t>
-      </w:r>
-      <w:r>
-        <w:t xml:space="preserve">Alexander the Great dies; his empire fractures into rival kingdoms within a generation.</w:t>
-      </w:r>
-    </w:p>
-    <w:p>
-      <w:pPr>
-        <w:spacing w:after="200"/>
-      </w:pPr>
-      <w:r>
-        <w:rPr>
-          <w:b/>
-          <w:bCs/>
-        </w:rPr>
         <w:t xml:space="preserve">221 BCE. </w:t>
       </w:r>
       <w:r>
@@ -8119,10 +8107,10 @@
           <w:b/>
           <w:bCs/>
         </w:rPr>
-        <w:t xml:space="preserve">581 CE. </w:t>
-      </w:r>
-      <w:r>
-        <w:t xml:space="preserve">China's Sui dynasty reunifies the country and introduces the imperial civil service examination.</w:t>
+        <w:t xml:space="preserve">581-605 CE. </w:t>
+      </w:r>
+      <w:r>
+        <w:t xml:space="preserve">China's Sui dynasty takes power, reunifies the country in 589, and introduces the imperial civil service examination.</w:t>
       </w:r>
     </w:p>
     <w:p>
@@ -8967,7 +8955,7 @@
         <w:t xml:space="preserve">1918-1920. </w:t>
       </w:r>
       <w:r>
-        <w:t xml:space="preserve">An influenza pandemic, misnamed the Spanish flu, kills an estimated fifty million people.</w:t>
+        <w:t xml:space="preserve">An influenza pandemic, misnamed the Spanish flu, kills an estimated 17 to 50 million people, perhaps more.</w:t>
       </w:r>
     </w:p>
     <w:p>
@@ -8982,7 +8970,7 @@
         <w:t xml:space="preserve">1919. </w:t>
       </w:r>
       <w:r>
-        <w:t xml:space="preserve">The Treaty of Versailles is signed; Eddington's eclipse expedition confirms Einstein's relativity.</w:t>
+        <w:t xml:space="preserve">The Treaty of Versailles is signed; Eddington's eclipse expedition confirms Einstein's general relativity.</w:t>
       </w:r>
     </w:p>
     <w:p>
@@ -9287,7 +9275,7 @@
         <w:t xml:space="preserve">1965. </w:t>
       </w:r>
       <w:r>
-        <w:t xml:space="preserve">Gordon Moore observes that the number of transistors on a chip is doubling every two years, give or take.</w:t>
+        <w:t xml:space="preserve">Gordon Moore observes that the number of components on a chip is doubling every year; in 1975 he revises it to every two years.</w:t>
       </w:r>
     </w:p>
     <w:p>
@@ -9589,10 +9577,25 @@
           <w:b/>
           <w:bCs/>
         </w:rPr>
-        <w:t xml:space="preserve">2024. </w:t>
-      </w:r>
-      <w:r>
-        <w:t xml:space="preserve">A Chinese manufacturer, BYD, overtakes Tesla in global electric-vehicle sales.</w:t>
+        <w:t xml:space="preserve">2025. </w:t>
+      </w:r>
+      <w:r>
+        <w:t xml:space="preserve">A Chinese manufacturer, BYD, passes Tesla in full-year sales of battery-electric cars.</w:t>
+      </w:r>
+    </w:p>
+    <w:p>
+      <w:pPr>
+        <w:spacing w:after="200"/>
+      </w:pPr>
+      <w:r>
+        <w:rPr>
+          <w:b/>
+          <w:bCs/>
+        </w:rPr>
+        <w:t xml:space="preserve">2026. </w:t>
+      </w:r>
+      <w:r>
+        <w:t xml:space="preserve">Artemis II carries four astronauts around the Moon, farther from Earth than any humans before them.</w:t>
       </w:r>
     </w:p>
     <w:p>
@@ -9692,7 +9695,7 @@
         <w:t xml:space="preserve">2117 and 2125. </w:t>
       </w:r>
       <w:r>
-        <w:t xml:space="preserve">The next pair of transits of Venus across the face of the Sun — an alignment rare enough that the previous pair fell in 1874 and 1882, a gap of no personal interest to anyone who saw both.</w:t>
+        <w:t xml:space="preserve">The next pair of transits of Venus across the face of the Sun — an alignment rare enough that the previous pair fell in 2004 and 2012 and the pair before that in 1874 and 1882. Nobody who watched the last one is likely to see the next.</w:t>
       </w:r>
     </w:p>
     <w:p>
@@ -9724,24 +9727,24 @@
           <w:b/>
           <w:bCs/>
         </w:rPr>
-        <w:t xml:space="preserve">~10,000 years. </w:t>
-      </w:r>
-      <w:r>
-        <w:t xml:space="preserve">By the underlying orbital cycle, Earth would be about due for its next glacial period around now. Current research suggests human-driven warming has pushed that schedule back by several thousand years — one of the only entries in this book where a side effect and an intention are difficult to tell apart.</w:t>
-      </w:r>
-    </w:p>
-    <w:p>
-      <w:pPr>
-        <w:spacing w:after="200"/>
-      </w:pPr>
-      <w:r>
-        <w:rPr>
-          <w:b/>
-          <w:bCs/>
-        </w:rPr>
         <w:t xml:space="preserve">~50,000 years. </w:t>
       </w:r>
       <w:r>
+        <w:t xml:space="preserve">Earth's orbital cycle would, left alone, bring the next glacial period at about this point. Modeling published in 2016 suggests the carbon dioxide humans have already added could push it back by another fifty thousand years or more — one of the only entries in this book where a side effect and an intention are difficult to tell apart.</w:t>
+      </w:r>
+    </w:p>
+    <w:p>
+      <w:pPr>
+        <w:spacing w:after="200"/>
+      </w:pPr>
+      <w:r>
+        <w:rPr>
+          <w:b/>
+          <w:bCs/>
+        </w:rPr>
+        <w:t xml:space="preserve">~50,000 years. </w:t>
+      </w:r>
+      <w:r>
         <w:t xml:space="preserve">Niagara Falls, eroding upstream at its measured rate, reaches Lake Erie and stops being a waterfall, barring further engineering — which, on this book's evidence, is not a safe assumption to rule out.</w:t>
       </w:r>
     </w:p>
@@ -9769,25 +9772,25 @@
           <w:b/>
           <w:bCs/>
         </w:rPr>
-        <w:t xml:space="preserve">~4-5 billion years. </w:t>
-      </w:r>
-      <w:r>
-        <w:t xml:space="preserve">The Milky Way and the Andromeda galaxy, presently falling toward each other, are expected to collide and merge. The distances involved are large enough that not one single star, including whatever the Sun has become by then, is expected to actually strike another.</w:t>
-      </w:r>
-    </w:p>
-    <w:p>
-      <w:pPr>
-        <w:spacing w:after="200"/>
-      </w:pPr>
-      <w:r>
-        <w:rPr>
-          <w:b/>
-          <w:bCs/>
-        </w:rPr>
         <w:t xml:space="preserve">~5 billion years. </w:t>
       </w:r>
       <w:r>
         <w:t xml:space="preserve">The Sun exhausts its hydrogen fuel and swells into a red giant, very likely engulfing Mercury and Venus. Earth's own fate — swallowed, or merely scorched from a closer orbit than it currently holds — remains a genuinely open question among astronomers still refining the models.</w:t>
+      </w:r>
+    </w:p>
+    <w:p>
+      <w:pPr>
+        <w:spacing w:after="200"/>
+      </w:pPr>
+      <w:r>
+        <w:rPr>
+          <w:b/>
+          <w:bCs/>
+        </w:rPr>
+        <w:t xml:space="preserve">~5-10 billion years. </w:t>
+      </w:r>
+      <w:r>
+        <w:t xml:space="preserve">The Milky Way and the Andromeda galaxy, presently falling toward each other, may collide and merge; a 2025 re-analysis put the odds at roughly even within ten billion years. The distances involved are large enough that hardly a single star, including whatever the Sun has become by then, is expected to actually strike another.</w:t>
       </w:r>
     </w:p>
     <w:p>
@@ -10116,7 +10119,7 @@
         <w:t xml:space="preserve">The Hitchhiker's Guide to the Galaxy, by Douglas Adams (1979). </w:t>
       </w:r>
       <w:r>
-        <w:t xml:space="preserve">For the other dolphins, and for the general approach to explaining everything. The dolphins appear in the fourth book of the series, So Long, and Thanks for All the Fish (1984). The dolphins here wish it noted that they are not the same dolphins.</w:t>
+        <w:t xml:space="preserve">For the other dolphins, and for the general approach to explaining everything. The dolphins' farewell gives the fourth book of the series its title, So Long, and Thanks for All the Fish (1984). The dolphins here wish it noted that they are not the same dolphins.</w:t>
       </w:r>
     </w:p>
     <w:sectPr>
